--- a/2026_E4.A_Škander_David_SledenjeAprilTagov.docx
+++ b/2026_E4.A_Škander_David_SledenjeAprilTagov.docx
@@ -24,7 +24,7 @@
                     <pic:cNvPicPr preferRelativeResize="0"/>
                   </pic:nvPicPr>
                   <pic:blipFill>
-                    <a:blip r:embed="rId6"/>
+                    <a:blip r:embed="rId8"/>
                     <a:srcRect/>
                     <a:stretch>
                       <a:fillRect/>
@@ -316,31 +316,544 @@
         <w:t>Škander</w:t>
       </w:r>
       <w:r>
-        <w:t>, E 4. A</w:t>
-      </w:r>
-      <w:r>
-        <w:br w:type="page"/>
-      </w:r>
-    </w:p>
-    <w:p>
-      <w:pPr>
-        <w:jc w:val="both"/>
-      </w:pPr>
-      <w:r>
+        <w:t xml:space="preserve">, E 4. </w:t>
+      </w:r>
+    </w:p>
+    <w:p>
+      <w:pPr>
+        <w:spacing w:line="360" w:lineRule="auto"/>
+        <w:jc w:val="both"/>
+        <w:rPr>
+          <w:b/>
+          <w:bCs/>
+        </w:rPr>
+      </w:pPr>
+      <w:r>
+        <w:rPr>
+          <w:b/>
+          <w:bCs/>
+          <w:sz w:val="32"/>
+          <w:szCs w:val="32"/>
+        </w:rPr>
         <w:lastRenderedPageBreak/>
-        <w:t>Kazalo vsebine</w:t>
-      </w:r>
-    </w:p>
+        <w:t>P</w:t>
+      </w:r>
+      <w:r>
+        <w:rPr>
+          <w:b/>
+          <w:bCs/>
+          <w:sz w:val="32"/>
+          <w:szCs w:val="32"/>
+        </w:rPr>
+        <w:t>ovzetek</w:t>
+      </w:r>
+    </w:p>
+    <w:p>
+      <w:pPr>
+        <w:spacing w:line="360" w:lineRule="auto"/>
+        <w:jc w:val="both"/>
+        <w:rPr>
+          <w:sz w:val="24"/>
+          <w:szCs w:val="24"/>
+        </w:rPr>
+      </w:pPr>
+      <w:r>
+        <w:rPr>
+          <w:sz w:val="24"/>
+          <w:szCs w:val="24"/>
+        </w:rPr>
+        <w:t>V sklopu strokovnega poročila je opisan razvoj laserskega sledilnega sistema, ki z uporabo računalniškega vida v realnem času zaznava oznake AprilTag in nanje usmeri laserski žarek. Sistem sestavljajo 3D-natisnjen nagibno-zasučni (pan-tilt) mehanizem, ki je bil v celoti zmodeliran v programu Fusion 360, dva servo motorja MG90S za krmiljenje gibanja, spletna kamera Logitech C920-C za zajem videa ter mikrokrmilnik Arduino Uno kot vmesnik med programsko in strojno opremo. Programski del sestavljata dve komponenti: skripta v jeziku Python, ki s pomočjo knjižnic OpenCV in pyapriltags zajema video, prepoznava oznake AprilTag, izračuna njihove koordinate v vidnem polju kamere in jih prek serijske povezave posreduje mikrokrmilniku, ter koda za Arduino, ki prejete koordinate pretvori v ustrezne kote servo motorjev z dodanim algoritmom glajenja premikov za tekoče sledenje. Projekt je bil uspešno realiziran in deluje v realnem času, med možnimi nadgradnjami pa sta izpostavljena implementacija PID-regulacije ter razširitev sistema na prepoznavanje obrazov in poljubnih premikajočih se objektov.</w:t>
+      </w:r>
+    </w:p>
+    <w:p>
+      <w:pPr>
+        <w:spacing w:line="360" w:lineRule="auto"/>
+        <w:jc w:val="both"/>
+      </w:pPr>
+    </w:p>
+    <w:p>
+      <w:pPr>
+        <w:spacing w:line="360" w:lineRule="auto"/>
+        <w:jc w:val="both"/>
+        <w:rPr>
+          <w:sz w:val="24"/>
+          <w:szCs w:val="24"/>
+        </w:rPr>
+      </w:pPr>
+      <w:r>
+        <w:rPr>
+          <w:b/>
+          <w:bCs/>
+          <w:sz w:val="24"/>
+          <w:szCs w:val="24"/>
+        </w:rPr>
+        <w:t>Ključne besede:</w:t>
+      </w:r>
+      <w:r>
+        <w:rPr>
+          <w:sz w:val="24"/>
+          <w:szCs w:val="24"/>
+        </w:rPr>
+        <w:t xml:space="preserve"> AprilTag, lasersko sledenje, pan-tilt mehanizem, računalniški vid, OpenCV, Arduino Uno, servo motor, 3D tisk, Fusion 360, Python</w:t>
+      </w:r>
+    </w:p>
+    <w:p>
+      <w:pPr>
+        <w:jc w:val="both"/>
+      </w:pPr>
+    </w:p>
+    <w:p>
+      <w:pPr>
+        <w:jc w:val="both"/>
+      </w:pPr>
+    </w:p>
+    <w:p>
+      <w:pPr>
+        <w:jc w:val="both"/>
+      </w:pPr>
+    </w:p>
+    <w:p>
+      <w:pPr>
+        <w:jc w:val="both"/>
+      </w:pPr>
+    </w:p>
+    <w:p>
+      <w:pPr>
+        <w:jc w:val="both"/>
+      </w:pPr>
+    </w:p>
+    <w:p>
+      <w:pPr>
+        <w:jc w:val="both"/>
+      </w:pPr>
+    </w:p>
+    <w:p>
+      <w:pPr>
+        <w:jc w:val="both"/>
+      </w:pPr>
+    </w:p>
+    <w:p>
+      <w:pPr>
+        <w:jc w:val="both"/>
+      </w:pPr>
+    </w:p>
+    <w:p>
+      <w:pPr>
+        <w:jc w:val="both"/>
+      </w:pPr>
+    </w:p>
+    <w:p>
+      <w:pPr>
+        <w:jc w:val="both"/>
+      </w:pPr>
+    </w:p>
+    <w:p>
+      <w:pPr>
+        <w:jc w:val="both"/>
+      </w:pPr>
+    </w:p>
+    <w:p>
+      <w:pPr>
+        <w:jc w:val="both"/>
+      </w:pPr>
+    </w:p>
+    <w:p>
+      <w:pPr>
+        <w:jc w:val="both"/>
+      </w:pPr>
+    </w:p>
+    <w:p>
+      <w:pPr>
+        <w:jc w:val="both"/>
+      </w:pPr>
+    </w:p>
+    <w:p>
+      <w:pPr>
+        <w:jc w:val="both"/>
+      </w:pPr>
+    </w:p>
+    <w:p>
+      <w:pPr>
+        <w:jc w:val="both"/>
+      </w:pPr>
+    </w:p>
+    <w:p>
+      <w:pPr>
+        <w:jc w:val="both"/>
+      </w:pPr>
+    </w:p>
+    <w:p>
+      <w:pPr>
+        <w:jc w:val="both"/>
+      </w:pPr>
+    </w:p>
+    <w:p>
+      <w:pPr>
+        <w:jc w:val="both"/>
+      </w:pPr>
+    </w:p>
+    <w:p>
+      <w:pPr>
+        <w:jc w:val="both"/>
+      </w:pPr>
+    </w:p>
+    <w:p>
+      <w:pPr>
+        <w:jc w:val="both"/>
+      </w:pPr>
+    </w:p>
+    <w:p>
+      <w:pPr>
+        <w:jc w:val="both"/>
+      </w:pPr>
+    </w:p>
+    <w:p>
+      <w:pPr>
+        <w:jc w:val="both"/>
+        <w:rPr>
+          <w:color w:val="000000" w:themeColor="text1"/>
+          <w:sz w:val="32"/>
+          <w:szCs w:val="32"/>
+          <w:lang w:val="en-SI"/>
+        </w:rPr>
+      </w:pPr>
+      <w:r>
+        <w:rPr>
+          <w:b/>
+          <w:bCs/>
+          <w:color w:val="000000" w:themeColor="text1"/>
+          <w:sz w:val="32"/>
+          <w:szCs w:val="32"/>
+          <w:lang w:val="en-SI"/>
+        </w:rPr>
+        <w:lastRenderedPageBreak/>
+        <w:t>Abstract</w:t>
+      </w:r>
+    </w:p>
+    <w:p>
+      <w:pPr>
+        <w:spacing w:line="360" w:lineRule="auto"/>
+        <w:jc w:val="both"/>
+        <w:rPr>
+          <w:color w:val="000000" w:themeColor="text1"/>
+          <w:sz w:val="24"/>
+          <w:szCs w:val="24"/>
+          <w:lang w:val="en-SI"/>
+        </w:rPr>
+      </w:pPr>
+      <w:r>
+        <w:rPr>
+          <w:color w:val="000000" w:themeColor="text1"/>
+          <w:sz w:val="24"/>
+          <w:szCs w:val="24"/>
+          <w:lang w:val="en-SI"/>
+        </w:rPr>
+        <w:t xml:space="preserve">This report describes the development of a laser tracking system that uses computer vision to detect </w:t>
+      </w:r>
+      <w:proofErr w:type="spellStart"/>
+      <w:r>
+        <w:rPr>
+          <w:color w:val="000000" w:themeColor="text1"/>
+          <w:sz w:val="24"/>
+          <w:szCs w:val="24"/>
+          <w:lang w:val="en-SI"/>
+        </w:rPr>
+        <w:t>AprilTag</w:t>
+      </w:r>
+      <w:proofErr w:type="spellEnd"/>
+      <w:r>
+        <w:rPr>
+          <w:color w:val="000000" w:themeColor="text1"/>
+          <w:sz w:val="24"/>
+          <w:szCs w:val="24"/>
+          <w:lang w:val="en-SI"/>
+        </w:rPr>
+        <w:t xml:space="preserve"> markers in real time and direct a laser beam toward them. The system consists of a 3D-printed pan-tilt mechanism modelled in Fusion 360, two MG90S servo motors, a Logitech C920-C webcam and an Arduino Uno microcontroller. The software comprises a Python script using OpenCV and </w:t>
+      </w:r>
+      <w:proofErr w:type="spellStart"/>
+      <w:r>
+        <w:rPr>
+          <w:color w:val="000000" w:themeColor="text1"/>
+          <w:sz w:val="24"/>
+          <w:szCs w:val="24"/>
+          <w:lang w:val="en-SI"/>
+        </w:rPr>
+        <w:t>pyapriltags</w:t>
+      </w:r>
+      <w:proofErr w:type="spellEnd"/>
+      <w:r>
+        <w:rPr>
+          <w:color w:val="000000" w:themeColor="text1"/>
+          <w:sz w:val="24"/>
+          <w:szCs w:val="24"/>
+          <w:lang w:val="en-SI"/>
+        </w:rPr>
+        <w:t xml:space="preserve"> to detect markers and transmit their coordinates to the Arduino via serial communication, and Arduino code that converts the coordinates into servo angles with a smoothing algorithm for fluid motion. The project was successfully completed and operates in real time; potential upgrades include PID control and recognition of faces or arbitrary moving objects.</w:t>
+      </w:r>
+    </w:p>
+    <w:p>
+      <w:pPr>
+        <w:spacing w:line="360" w:lineRule="auto"/>
+        <w:jc w:val="both"/>
+        <w:rPr>
+          <w:color w:val="000000" w:themeColor="text1"/>
+          <w:sz w:val="24"/>
+          <w:szCs w:val="24"/>
+          <w:lang w:val="en-SI"/>
+        </w:rPr>
+      </w:pPr>
+    </w:p>
+    <w:p>
+      <w:pPr>
+        <w:spacing w:line="360" w:lineRule="auto"/>
+        <w:jc w:val="both"/>
+        <w:rPr>
+          <w:color w:val="000000" w:themeColor="text1"/>
+          <w:sz w:val="24"/>
+          <w:szCs w:val="24"/>
+          <w:lang w:val="en-SI"/>
+        </w:rPr>
+      </w:pPr>
+      <w:r>
+        <w:rPr>
+          <w:b/>
+          <w:bCs/>
+          <w:color w:val="000000" w:themeColor="text1"/>
+          <w:sz w:val="24"/>
+          <w:szCs w:val="24"/>
+          <w:lang w:val="en-SI"/>
+        </w:rPr>
+        <w:t>Keywords:</w:t>
+      </w:r>
+      <w:r>
+        <w:rPr>
+          <w:color w:val="000000" w:themeColor="text1"/>
+          <w:sz w:val="24"/>
+          <w:szCs w:val="24"/>
+          <w:lang w:val="en-SI"/>
+        </w:rPr>
+        <w:t xml:space="preserve"> </w:t>
+      </w:r>
+      <w:proofErr w:type="spellStart"/>
+      <w:r>
+        <w:rPr>
+          <w:color w:val="000000" w:themeColor="text1"/>
+          <w:sz w:val="24"/>
+          <w:szCs w:val="24"/>
+          <w:lang w:val="en-SI"/>
+        </w:rPr>
+        <w:t>AprilTag</w:t>
+      </w:r>
+      <w:proofErr w:type="spellEnd"/>
+      <w:r>
+        <w:rPr>
+          <w:color w:val="000000" w:themeColor="text1"/>
+          <w:sz w:val="24"/>
+          <w:szCs w:val="24"/>
+          <w:lang w:val="en-SI"/>
+        </w:rPr>
+        <w:t>, laser tracking, pan-tilt mechanism, computer vision, OpenCV, Arduino Uno, servo motor, 3D printing, Fusion 360, Python</w:t>
+      </w:r>
+    </w:p>
+    <w:p>
+      <w:pPr>
+        <w:jc w:val="both"/>
+        <w:rPr>
+          <w:color w:val="000000" w:themeColor="text1"/>
+          <w:sz w:val="32"/>
+          <w:szCs w:val="32"/>
+          <w:lang w:val="en-SI"/>
+        </w:rPr>
+      </w:pPr>
+    </w:p>
+    <w:p>
+      <w:pPr>
+        <w:jc w:val="both"/>
+        <w:rPr>
+          <w:color w:val="000000" w:themeColor="text1"/>
+          <w:sz w:val="32"/>
+          <w:szCs w:val="32"/>
+          <w:lang w:val="en-SI"/>
+        </w:rPr>
+      </w:pPr>
+    </w:p>
+    <w:p>
+      <w:pPr>
+        <w:jc w:val="both"/>
+        <w:rPr>
+          <w:color w:val="000000" w:themeColor="text1"/>
+          <w:sz w:val="32"/>
+          <w:szCs w:val="32"/>
+          <w:lang w:val="en-SI"/>
+        </w:rPr>
+      </w:pPr>
+    </w:p>
+    <w:p>
+      <w:pPr>
+        <w:jc w:val="both"/>
+        <w:rPr>
+          <w:color w:val="000000" w:themeColor="text1"/>
+          <w:sz w:val="32"/>
+          <w:szCs w:val="32"/>
+          <w:lang w:val="en-SI"/>
+        </w:rPr>
+      </w:pPr>
+    </w:p>
+    <w:p>
+      <w:pPr>
+        <w:jc w:val="both"/>
+        <w:rPr>
+          <w:color w:val="000000" w:themeColor="text1"/>
+          <w:sz w:val="32"/>
+          <w:szCs w:val="32"/>
+          <w:lang w:val="en-SI"/>
+        </w:rPr>
+      </w:pPr>
+    </w:p>
+    <w:p>
+      <w:pPr>
+        <w:jc w:val="both"/>
+        <w:rPr>
+          <w:color w:val="000000" w:themeColor="text1"/>
+          <w:sz w:val="32"/>
+          <w:szCs w:val="32"/>
+          <w:lang w:val="en-SI"/>
+        </w:rPr>
+      </w:pPr>
+    </w:p>
+    <w:p>
+      <w:pPr>
+        <w:jc w:val="both"/>
+        <w:rPr>
+          <w:color w:val="000000" w:themeColor="text1"/>
+          <w:sz w:val="32"/>
+          <w:szCs w:val="32"/>
+          <w:lang w:val="en-SI"/>
+        </w:rPr>
+      </w:pPr>
+    </w:p>
+    <w:p>
+      <w:pPr>
+        <w:jc w:val="both"/>
+        <w:rPr>
+          <w:color w:val="000000" w:themeColor="text1"/>
+          <w:sz w:val="32"/>
+          <w:szCs w:val="32"/>
+          <w:lang w:val="en-SI"/>
+        </w:rPr>
+      </w:pPr>
+    </w:p>
+    <w:p>
+      <w:pPr>
+        <w:jc w:val="both"/>
+        <w:rPr>
+          <w:color w:val="000000" w:themeColor="text1"/>
+          <w:sz w:val="32"/>
+          <w:szCs w:val="32"/>
+          <w:lang w:val="en-SI"/>
+        </w:rPr>
+      </w:pPr>
+    </w:p>
+    <w:p>
+      <w:pPr>
+        <w:jc w:val="both"/>
+        <w:rPr>
+          <w:color w:val="000000" w:themeColor="text1"/>
+          <w:sz w:val="32"/>
+          <w:szCs w:val="32"/>
+          <w:lang w:val="en-SI"/>
+        </w:rPr>
+      </w:pPr>
+    </w:p>
+    <w:p>
+      <w:pPr>
+        <w:jc w:val="both"/>
+        <w:rPr>
+          <w:color w:val="000000" w:themeColor="text1"/>
+          <w:sz w:val="32"/>
+          <w:szCs w:val="32"/>
+          <w:lang w:val="en-SI"/>
+        </w:rPr>
+      </w:pPr>
+    </w:p>
+    <w:p>
+      <w:pPr>
+        <w:jc w:val="both"/>
+        <w:rPr>
+          <w:color w:val="000000" w:themeColor="text1"/>
+          <w:sz w:val="32"/>
+          <w:szCs w:val="32"/>
+          <w:lang w:val="en-SI"/>
+        </w:rPr>
+      </w:pPr>
+    </w:p>
+    <w:p>
+      <w:pPr>
+        <w:jc w:val="both"/>
+        <w:rPr>
+          <w:color w:val="000000" w:themeColor="text1"/>
+          <w:sz w:val="32"/>
+          <w:szCs w:val="32"/>
+          <w:lang w:val="en-SI"/>
+        </w:rPr>
+      </w:pPr>
+    </w:p>
+    <w:p>
+      <w:pPr>
+        <w:jc w:val="both"/>
+        <w:rPr>
+          <w:color w:val="000000" w:themeColor="text1"/>
+          <w:sz w:val="32"/>
+          <w:szCs w:val="32"/>
+          <w:lang w:val="en-SI"/>
+        </w:rPr>
+      </w:pPr>
+    </w:p>
+    <w:p>
+      <w:pPr>
+        <w:jc w:val="both"/>
+        <w:rPr>
+          <w:color w:val="000000" w:themeColor="text1"/>
+          <w:sz w:val="32"/>
+          <w:szCs w:val="32"/>
+          <w:lang w:val="en-SI"/>
+        </w:rPr>
+      </w:pPr>
+    </w:p>
+    <w:p>
+      <w:pPr>
+        <w:jc w:val="both"/>
+      </w:pPr>
+    </w:p>
+    <w:p>
+      <w:pPr>
+        <w:jc w:val="both"/>
+      </w:pPr>
+    </w:p>
+    <w:p>
+      <w:pPr>
+        <w:jc w:val="both"/>
+      </w:pPr>
+    </w:p>
+    <w:p>
+      <w:pPr>
+        <w:jc w:val="both"/>
+      </w:pPr>
+    </w:p>
+    <w:p>
+      <w:pPr>
+        <w:jc w:val="both"/>
+      </w:pPr>
+    </w:p>
+    <w:p>
+      <w:pPr>
+        <w:jc w:val="both"/>
+      </w:pPr>
+    </w:p>
+    <w:bookmarkStart w:id="0" w:name="_Toc227276856" w:displacedByCustomXml="next"/>
     <w:sdt>
       <w:sdtPr>
-        <w:rPr>
-          <w:rFonts w:ascii="Arial" w:eastAsia="Arial" w:hAnsi="Arial" w:cs="Arial"/>
-          <w:color w:val="auto"/>
-          <w:sz w:val="22"/>
-          <w:szCs w:val="22"/>
-          <w:lang w:val="sl" w:eastAsia="en-SI"/>
-        </w:rPr>
-        <w:id w:val="-223137746"/>
+        <w:id w:val="52590047"/>
         <w:docPartObj>
           <w:docPartGallery w:val="Table of Contents"/>
           <w:docPartUnique/>
@@ -348,19 +861,26 @@
       </w:sdtPr>
       <w:sdtEndPr>
         <w:rPr>
+          <w:rFonts w:ascii="Arial" w:eastAsia="Arial" w:hAnsi="Arial" w:cs="Arial"/>
           <w:b/>
           <w:bCs/>
           <w:noProof/>
+          <w:color w:val="auto"/>
+          <w:sz w:val="22"/>
+          <w:szCs w:val="22"/>
+          <w:lang w:val="sl" w:eastAsia="en-SI"/>
         </w:rPr>
       </w:sdtEndPr>
       <w:sdtContent>
         <w:p>
           <w:pPr>
             <w:pStyle w:val="TOCHeading"/>
-            <w:jc w:val="both"/>
           </w:pPr>
           <w:r>
-            <w:t>Table of Contents</w:t>
+            <w:t>K</w:t>
+          </w:r>
+          <w:r>
+            <w:t>AZALO</w:t>
           </w:r>
         </w:p>
         <w:p>
@@ -383,12 +903,12 @@
             <w:fldChar w:fldCharType="begin"/>
           </w:r>
           <w:r>
-            <w:instrText xml:space="preserve"> TOC \o "1-3" \h \z \u </w:instrText>
+            <w:instrText xml:space="preserve"> TOC \o "1-4" \h \z \u </w:instrText>
           </w:r>
           <w:r>
             <w:fldChar w:fldCharType="separate"/>
           </w:r>
-          <w:hyperlink w:anchor="_Toc227276856" w:history="1">
+          <w:hyperlink w:anchor="_Toc227329285" w:history="1">
             <w:r>
               <w:rPr>
                 <w:rStyle w:val="Hyperlink"/>
@@ -415,7 +935,7 @@
                 <w:noProof/>
                 <w:webHidden/>
               </w:rPr>
-              <w:instrText xml:space="preserve"> PAGEREF _Toc227276856 \h </w:instrText>
+              <w:instrText xml:space="preserve"> PAGEREF _Toc227329285 \h </w:instrText>
             </w:r>
             <w:r>
               <w:rPr>
@@ -435,7 +955,7 @@
                 <w:noProof/>
                 <w:webHidden/>
               </w:rPr>
-              <w:t>4</w:t>
+              <w:t>5</w:t>
             </w:r>
             <w:r>
               <w:rPr>
@@ -462,13 +982,13 @@
               <w14:ligatures w14:val="standardContextual"/>
             </w:rPr>
           </w:pPr>
-          <w:hyperlink w:anchor="_Toc227276857" w:history="1">
+          <w:hyperlink w:anchor="_Toc227329286" w:history="1">
             <w:r>
               <w:rPr>
                 <w:rStyle w:val="Hyperlink"/>
                 <w:noProof/>
               </w:rPr>
-              <w:t>2. METODOLOGIJA</w:t>
+              <w:t>2. IZVEDBA PROJEKTA</w:t>
             </w:r>
             <w:r>
               <w:rPr>
@@ -489,7 +1009,7 @@
                 <w:noProof/>
                 <w:webHidden/>
               </w:rPr>
-              <w:instrText xml:space="preserve"> PAGEREF _Toc227276857 \h </w:instrText>
+              <w:instrText xml:space="preserve"> PAGEREF _Toc227329286 \h </w:instrText>
             </w:r>
             <w:r>
               <w:rPr>
@@ -509,7 +1029,7 @@
                 <w:noProof/>
                 <w:webHidden/>
               </w:rPr>
-              <w:t>4</w:t>
+              <w:t>5</w:t>
             </w:r>
             <w:r>
               <w:rPr>
@@ -536,7 +1056,7 @@
               <w14:ligatures w14:val="standardContextual"/>
             </w:rPr>
           </w:pPr>
-          <w:hyperlink w:anchor="_Toc227276858" w:history="1">
+          <w:hyperlink w:anchor="_Toc227329287" w:history="1">
             <w:r>
               <w:rPr>
                 <w:rStyle w:val="Hyperlink"/>
@@ -563,7 +1083,7 @@
                 <w:noProof/>
                 <w:webHidden/>
               </w:rPr>
-              <w:instrText xml:space="preserve"> PAGEREF _Toc227276858 \h </w:instrText>
+              <w:instrText xml:space="preserve"> PAGEREF _Toc227329287 \h </w:instrText>
             </w:r>
             <w:r>
               <w:rPr>
@@ -583,7 +1103,7 @@
                 <w:noProof/>
                 <w:webHidden/>
               </w:rPr>
-              <w:t>4</w:t>
+              <w:t>5</w:t>
             </w:r>
             <w:r>
               <w:rPr>
@@ -610,7 +1130,7 @@
               <w14:ligatures w14:val="standardContextual"/>
             </w:rPr>
           </w:pPr>
-          <w:hyperlink w:anchor="_Toc227276859" w:history="1">
+          <w:hyperlink w:anchor="_Toc227329288" w:history="1">
             <w:r>
               <w:rPr>
                 <w:rStyle w:val="Hyperlink"/>
@@ -637,7 +1157,7 @@
                 <w:noProof/>
                 <w:webHidden/>
               </w:rPr>
-              <w:instrText xml:space="preserve"> PAGEREF _Toc227276859 \h </w:instrText>
+              <w:instrText xml:space="preserve"> PAGEREF _Toc227329288 \h </w:instrText>
             </w:r>
             <w:r>
               <w:rPr>
@@ -657,7 +1177,7 @@
                 <w:noProof/>
                 <w:webHidden/>
               </w:rPr>
-              <w:t>7</w:t>
+              <w:t>8</w:t>
             </w:r>
             <w:r>
               <w:rPr>
@@ -670,7 +1190,7 @@
         </w:p>
         <w:p>
           <w:pPr>
-            <w:pStyle w:val="TOC3"/>
+            <w:pStyle w:val="TOC4"/>
             <w:tabs>
               <w:tab w:val="right" w:leader="dot" w:pos="9019"/>
             </w:tabs>
@@ -684,13 +1204,13 @@
               <w14:ligatures w14:val="standardContextual"/>
             </w:rPr>
           </w:pPr>
-          <w:hyperlink w:anchor="_Toc227276860" w:history="1">
+          <w:hyperlink w:anchor="_Toc227329289" w:history="1">
             <w:r>
               <w:rPr>
                 <w:rStyle w:val="Hyperlink"/>
                 <w:noProof/>
               </w:rPr>
-              <w:t>2.3 Program</w:t>
+              <w:t>2.2.1 Servo motor MG90S</w:t>
             </w:r>
             <w:r>
               <w:rPr>
@@ -711,7 +1231,377 @@
                 <w:noProof/>
                 <w:webHidden/>
               </w:rPr>
-              <w:instrText xml:space="preserve"> PAGEREF _Toc227276860 \h </w:instrText>
+              <w:instrText xml:space="preserve"> PAGEREF _Toc227329289 \h </w:instrText>
+            </w:r>
+            <w:r>
+              <w:rPr>
+                <w:noProof/>
+                <w:webHidden/>
+              </w:rPr>
+            </w:r>
+            <w:r>
+              <w:rPr>
+                <w:noProof/>
+                <w:webHidden/>
+              </w:rPr>
+              <w:fldChar w:fldCharType="separate"/>
+            </w:r>
+            <w:r>
+              <w:rPr>
+                <w:noProof/>
+                <w:webHidden/>
+              </w:rPr>
+              <w:t>8</w:t>
+            </w:r>
+            <w:r>
+              <w:rPr>
+                <w:noProof/>
+                <w:webHidden/>
+              </w:rPr>
+              <w:fldChar w:fldCharType="end"/>
+            </w:r>
+          </w:hyperlink>
+        </w:p>
+        <w:p>
+          <w:pPr>
+            <w:pStyle w:val="TOC4"/>
+            <w:tabs>
+              <w:tab w:val="right" w:leader="dot" w:pos="9019"/>
+            </w:tabs>
+            <w:rPr>
+              <w:rFonts w:asciiTheme="minorHAnsi" w:eastAsiaTheme="minorEastAsia" w:hAnsiTheme="minorHAnsi" w:cstheme="minorBidi"/>
+              <w:noProof/>
+              <w:kern w:val="2"/>
+              <w:sz w:val="24"/>
+              <w:szCs w:val="24"/>
+              <w:lang w:val="en-SI" w:eastAsia="en-SI"/>
+              <w14:ligatures w14:val="standardContextual"/>
+            </w:rPr>
+          </w:pPr>
+          <w:hyperlink w:anchor="_Toc227329290" w:history="1">
+            <w:r>
+              <w:rPr>
+                <w:rStyle w:val="Hyperlink"/>
+                <w:noProof/>
+              </w:rPr>
+              <w:t>2.2.2 Mikrokrmilnik Arduino Uno</w:t>
+            </w:r>
+            <w:r>
+              <w:rPr>
+                <w:noProof/>
+                <w:webHidden/>
+              </w:rPr>
+              <w:tab/>
+            </w:r>
+            <w:r>
+              <w:rPr>
+                <w:noProof/>
+                <w:webHidden/>
+              </w:rPr>
+              <w:fldChar w:fldCharType="begin"/>
+            </w:r>
+            <w:r>
+              <w:rPr>
+                <w:noProof/>
+                <w:webHidden/>
+              </w:rPr>
+              <w:instrText xml:space="preserve"> PAGEREF _Toc227329290 \h </w:instrText>
+            </w:r>
+            <w:r>
+              <w:rPr>
+                <w:noProof/>
+                <w:webHidden/>
+              </w:rPr>
+            </w:r>
+            <w:r>
+              <w:rPr>
+                <w:noProof/>
+                <w:webHidden/>
+              </w:rPr>
+              <w:fldChar w:fldCharType="separate"/>
+            </w:r>
+            <w:r>
+              <w:rPr>
+                <w:noProof/>
+                <w:webHidden/>
+              </w:rPr>
+              <w:t>8</w:t>
+            </w:r>
+            <w:r>
+              <w:rPr>
+                <w:noProof/>
+                <w:webHidden/>
+              </w:rPr>
+              <w:fldChar w:fldCharType="end"/>
+            </w:r>
+          </w:hyperlink>
+        </w:p>
+        <w:p>
+          <w:pPr>
+            <w:pStyle w:val="TOC4"/>
+            <w:tabs>
+              <w:tab w:val="right" w:leader="dot" w:pos="9019"/>
+            </w:tabs>
+            <w:rPr>
+              <w:rFonts w:asciiTheme="minorHAnsi" w:eastAsiaTheme="minorEastAsia" w:hAnsiTheme="minorHAnsi" w:cstheme="minorBidi"/>
+              <w:noProof/>
+              <w:kern w:val="2"/>
+              <w:sz w:val="24"/>
+              <w:szCs w:val="24"/>
+              <w:lang w:val="en-SI" w:eastAsia="en-SI"/>
+              <w14:ligatures w14:val="standardContextual"/>
+            </w:rPr>
+          </w:pPr>
+          <w:hyperlink w:anchor="_Toc227329291" w:history="1">
+            <w:r>
+              <w:rPr>
+                <w:rStyle w:val="Hyperlink"/>
+                <w:noProof/>
+              </w:rPr>
+              <w:t>2.2.3 Spletna kamera Logitech C920-C</w:t>
+            </w:r>
+            <w:r>
+              <w:rPr>
+                <w:noProof/>
+                <w:webHidden/>
+              </w:rPr>
+              <w:tab/>
+            </w:r>
+            <w:r>
+              <w:rPr>
+                <w:noProof/>
+                <w:webHidden/>
+              </w:rPr>
+              <w:fldChar w:fldCharType="begin"/>
+            </w:r>
+            <w:r>
+              <w:rPr>
+                <w:noProof/>
+                <w:webHidden/>
+              </w:rPr>
+              <w:instrText xml:space="preserve"> PAGEREF _Toc227329291 \h </w:instrText>
+            </w:r>
+            <w:r>
+              <w:rPr>
+                <w:noProof/>
+                <w:webHidden/>
+              </w:rPr>
+            </w:r>
+            <w:r>
+              <w:rPr>
+                <w:noProof/>
+                <w:webHidden/>
+              </w:rPr>
+              <w:fldChar w:fldCharType="separate"/>
+            </w:r>
+            <w:r>
+              <w:rPr>
+                <w:noProof/>
+                <w:webHidden/>
+              </w:rPr>
+              <w:t>9</w:t>
+            </w:r>
+            <w:r>
+              <w:rPr>
+                <w:noProof/>
+                <w:webHidden/>
+              </w:rPr>
+              <w:fldChar w:fldCharType="end"/>
+            </w:r>
+          </w:hyperlink>
+        </w:p>
+        <w:p>
+          <w:pPr>
+            <w:pStyle w:val="TOC4"/>
+            <w:tabs>
+              <w:tab w:val="right" w:leader="dot" w:pos="9019"/>
+            </w:tabs>
+            <w:rPr>
+              <w:rFonts w:asciiTheme="minorHAnsi" w:eastAsiaTheme="minorEastAsia" w:hAnsiTheme="minorHAnsi" w:cstheme="minorBidi"/>
+              <w:noProof/>
+              <w:kern w:val="2"/>
+              <w:sz w:val="24"/>
+              <w:szCs w:val="24"/>
+              <w:lang w:val="en-SI" w:eastAsia="en-SI"/>
+              <w14:ligatures w14:val="standardContextual"/>
+            </w:rPr>
+          </w:pPr>
+          <w:hyperlink w:anchor="_Toc227329292" w:history="1">
+            <w:r>
+              <w:rPr>
+                <w:rStyle w:val="Hyperlink"/>
+                <w:noProof/>
+              </w:rPr>
+              <w:t>2.2.4 Laserska dioda</w:t>
+            </w:r>
+            <w:r>
+              <w:rPr>
+                <w:noProof/>
+                <w:webHidden/>
+              </w:rPr>
+              <w:tab/>
+            </w:r>
+            <w:r>
+              <w:rPr>
+                <w:noProof/>
+                <w:webHidden/>
+              </w:rPr>
+              <w:fldChar w:fldCharType="begin"/>
+            </w:r>
+            <w:r>
+              <w:rPr>
+                <w:noProof/>
+                <w:webHidden/>
+              </w:rPr>
+              <w:instrText xml:space="preserve"> PAGEREF _Toc227329292 \h </w:instrText>
+            </w:r>
+            <w:r>
+              <w:rPr>
+                <w:noProof/>
+                <w:webHidden/>
+              </w:rPr>
+            </w:r>
+            <w:r>
+              <w:rPr>
+                <w:noProof/>
+                <w:webHidden/>
+              </w:rPr>
+              <w:fldChar w:fldCharType="separate"/>
+            </w:r>
+            <w:r>
+              <w:rPr>
+                <w:noProof/>
+                <w:webHidden/>
+              </w:rPr>
+              <w:t>9</w:t>
+            </w:r>
+            <w:r>
+              <w:rPr>
+                <w:noProof/>
+                <w:webHidden/>
+              </w:rPr>
+              <w:fldChar w:fldCharType="end"/>
+            </w:r>
+          </w:hyperlink>
+        </w:p>
+        <w:p>
+          <w:pPr>
+            <w:pStyle w:val="TOC4"/>
+            <w:tabs>
+              <w:tab w:val="right" w:leader="dot" w:pos="9019"/>
+            </w:tabs>
+            <w:rPr>
+              <w:rFonts w:asciiTheme="minorHAnsi" w:eastAsiaTheme="minorEastAsia" w:hAnsiTheme="minorHAnsi" w:cstheme="minorBidi"/>
+              <w:noProof/>
+              <w:kern w:val="2"/>
+              <w:sz w:val="24"/>
+              <w:szCs w:val="24"/>
+              <w:lang w:val="en-SI" w:eastAsia="en-SI"/>
+              <w14:ligatures w14:val="standardContextual"/>
+            </w:rPr>
+          </w:pPr>
+          <w:hyperlink w:anchor="_Toc227329293" w:history="1">
+            <w:r>
+              <w:rPr>
+                <w:rStyle w:val="Hyperlink"/>
+                <w:noProof/>
+              </w:rPr>
+              <w:t>2.2.5 Arduino Sensor Shield v5 in napajanje</w:t>
+            </w:r>
+            <w:r>
+              <w:rPr>
+                <w:noProof/>
+                <w:webHidden/>
+              </w:rPr>
+              <w:tab/>
+            </w:r>
+            <w:r>
+              <w:rPr>
+                <w:noProof/>
+                <w:webHidden/>
+              </w:rPr>
+              <w:fldChar w:fldCharType="begin"/>
+            </w:r>
+            <w:r>
+              <w:rPr>
+                <w:noProof/>
+                <w:webHidden/>
+              </w:rPr>
+              <w:instrText xml:space="preserve"> PAGEREF _Toc227329293 \h </w:instrText>
+            </w:r>
+            <w:r>
+              <w:rPr>
+                <w:noProof/>
+                <w:webHidden/>
+              </w:rPr>
+            </w:r>
+            <w:r>
+              <w:rPr>
+                <w:noProof/>
+                <w:webHidden/>
+              </w:rPr>
+              <w:fldChar w:fldCharType="separate"/>
+            </w:r>
+            <w:r>
+              <w:rPr>
+                <w:noProof/>
+                <w:webHidden/>
+              </w:rPr>
+              <w:t>10</w:t>
+            </w:r>
+            <w:r>
+              <w:rPr>
+                <w:noProof/>
+                <w:webHidden/>
+              </w:rPr>
+              <w:fldChar w:fldCharType="end"/>
+            </w:r>
+          </w:hyperlink>
+        </w:p>
+        <w:p>
+          <w:pPr>
+            <w:pStyle w:val="TOC4"/>
+            <w:tabs>
+              <w:tab w:val="right" w:leader="dot" w:pos="9019"/>
+            </w:tabs>
+            <w:rPr>
+              <w:rFonts w:asciiTheme="minorHAnsi" w:eastAsiaTheme="minorEastAsia" w:hAnsiTheme="minorHAnsi" w:cstheme="minorBidi"/>
+              <w:noProof/>
+              <w:kern w:val="2"/>
+              <w:sz w:val="24"/>
+              <w:szCs w:val="24"/>
+              <w:lang w:val="en-SI" w:eastAsia="en-SI"/>
+              <w14:ligatures w14:val="standardContextual"/>
+            </w:rPr>
+          </w:pPr>
+          <w:hyperlink w:anchor="_Toc227329294" w:history="1">
+            <w:r>
+              <w:rPr>
+                <w:rStyle w:val="Hyperlink"/>
+                <w:noProof/>
+              </w:rPr>
+              <w:t>2.2.6 Električna vezava</w:t>
+            </w:r>
+            <w:r>
+              <w:rPr>
+                <w:noProof/>
+                <w:webHidden/>
+              </w:rPr>
+              <w:tab/>
+            </w:r>
+            <w:r>
+              <w:rPr>
+                <w:noProof/>
+                <w:webHidden/>
+              </w:rPr>
+              <w:fldChar w:fldCharType="begin"/>
+            </w:r>
+            <w:r>
+              <w:rPr>
+                <w:noProof/>
+                <w:webHidden/>
+              </w:rPr>
+              <w:instrText xml:space="preserve"> PAGEREF _Toc227329294 \h </w:instrText>
             </w:r>
             <w:r>
               <w:rPr>
@@ -744,6 +1634,228 @@
         </w:p>
         <w:p>
           <w:pPr>
+            <w:pStyle w:val="TOC3"/>
+            <w:tabs>
+              <w:tab w:val="right" w:leader="dot" w:pos="9019"/>
+            </w:tabs>
+            <w:rPr>
+              <w:rFonts w:asciiTheme="minorHAnsi" w:eastAsiaTheme="minorEastAsia" w:hAnsiTheme="minorHAnsi" w:cstheme="minorBidi"/>
+              <w:noProof/>
+              <w:kern w:val="2"/>
+              <w:sz w:val="24"/>
+              <w:szCs w:val="24"/>
+              <w:lang w:val="en-SI" w:eastAsia="en-SI"/>
+              <w14:ligatures w14:val="standardContextual"/>
+            </w:rPr>
+          </w:pPr>
+          <w:hyperlink w:anchor="_Toc227329295" w:history="1">
+            <w:r>
+              <w:rPr>
+                <w:rStyle w:val="Hyperlink"/>
+                <w:noProof/>
+              </w:rPr>
+              <w:t>2.3 Program</w:t>
+            </w:r>
+            <w:r>
+              <w:rPr>
+                <w:noProof/>
+                <w:webHidden/>
+              </w:rPr>
+              <w:tab/>
+            </w:r>
+            <w:r>
+              <w:rPr>
+                <w:noProof/>
+                <w:webHidden/>
+              </w:rPr>
+              <w:fldChar w:fldCharType="begin"/>
+            </w:r>
+            <w:r>
+              <w:rPr>
+                <w:noProof/>
+                <w:webHidden/>
+              </w:rPr>
+              <w:instrText xml:space="preserve"> PAGEREF _Toc227329295 \h </w:instrText>
+            </w:r>
+            <w:r>
+              <w:rPr>
+                <w:noProof/>
+                <w:webHidden/>
+              </w:rPr>
+            </w:r>
+            <w:r>
+              <w:rPr>
+                <w:noProof/>
+                <w:webHidden/>
+              </w:rPr>
+              <w:fldChar w:fldCharType="separate"/>
+            </w:r>
+            <w:r>
+              <w:rPr>
+                <w:noProof/>
+                <w:webHidden/>
+              </w:rPr>
+              <w:t>12</w:t>
+            </w:r>
+            <w:r>
+              <w:rPr>
+                <w:noProof/>
+                <w:webHidden/>
+              </w:rPr>
+              <w:fldChar w:fldCharType="end"/>
+            </w:r>
+          </w:hyperlink>
+        </w:p>
+        <w:p>
+          <w:pPr>
+            <w:pStyle w:val="TOC4"/>
+            <w:tabs>
+              <w:tab w:val="right" w:leader="dot" w:pos="9019"/>
+            </w:tabs>
+            <w:rPr>
+              <w:rFonts w:asciiTheme="minorHAnsi" w:eastAsiaTheme="minorEastAsia" w:hAnsiTheme="minorHAnsi" w:cstheme="minorBidi"/>
+              <w:noProof/>
+              <w:kern w:val="2"/>
+              <w:sz w:val="24"/>
+              <w:szCs w:val="24"/>
+              <w:lang w:val="en-SI" w:eastAsia="en-SI"/>
+              <w14:ligatures w14:val="standardContextual"/>
+            </w:rPr>
+          </w:pPr>
+          <w:hyperlink w:anchor="_Toc227329296" w:history="1">
+            <w:r>
+              <w:rPr>
+                <w:rStyle w:val="Hyperlink"/>
+                <w:noProof/>
+              </w:rPr>
+              <w:t>2.3.1 Python skripta</w:t>
+            </w:r>
+            <w:r>
+              <w:rPr>
+                <w:noProof/>
+                <w:webHidden/>
+              </w:rPr>
+              <w:tab/>
+            </w:r>
+            <w:r>
+              <w:rPr>
+                <w:noProof/>
+                <w:webHidden/>
+              </w:rPr>
+              <w:fldChar w:fldCharType="begin"/>
+            </w:r>
+            <w:r>
+              <w:rPr>
+                <w:noProof/>
+                <w:webHidden/>
+              </w:rPr>
+              <w:instrText xml:space="preserve"> PAGEREF _Toc227329296 \h </w:instrText>
+            </w:r>
+            <w:r>
+              <w:rPr>
+                <w:noProof/>
+                <w:webHidden/>
+              </w:rPr>
+            </w:r>
+            <w:r>
+              <w:rPr>
+                <w:noProof/>
+                <w:webHidden/>
+              </w:rPr>
+              <w:fldChar w:fldCharType="separate"/>
+            </w:r>
+            <w:r>
+              <w:rPr>
+                <w:noProof/>
+                <w:webHidden/>
+              </w:rPr>
+              <w:t>12</w:t>
+            </w:r>
+            <w:r>
+              <w:rPr>
+                <w:noProof/>
+                <w:webHidden/>
+              </w:rPr>
+              <w:fldChar w:fldCharType="end"/>
+            </w:r>
+          </w:hyperlink>
+        </w:p>
+        <w:p>
+          <w:pPr>
+            <w:pStyle w:val="TOC4"/>
+            <w:tabs>
+              <w:tab w:val="right" w:leader="dot" w:pos="9019"/>
+            </w:tabs>
+            <w:rPr>
+              <w:rFonts w:asciiTheme="minorHAnsi" w:eastAsiaTheme="minorEastAsia" w:hAnsiTheme="minorHAnsi" w:cstheme="minorBidi"/>
+              <w:noProof/>
+              <w:kern w:val="2"/>
+              <w:sz w:val="24"/>
+              <w:szCs w:val="24"/>
+              <w:lang w:val="en-SI" w:eastAsia="en-SI"/>
+              <w14:ligatures w14:val="standardContextual"/>
+            </w:rPr>
+          </w:pPr>
+          <w:hyperlink w:anchor="_Toc227329297" w:history="1">
+            <w:r>
+              <w:rPr>
+                <w:rStyle w:val="Hyperlink"/>
+                <w:noProof/>
+              </w:rPr>
+              <w:t>2.3.2 Arduino koda</w:t>
+            </w:r>
+            <w:r>
+              <w:rPr>
+                <w:noProof/>
+                <w:webHidden/>
+              </w:rPr>
+              <w:tab/>
+            </w:r>
+            <w:r>
+              <w:rPr>
+                <w:noProof/>
+                <w:webHidden/>
+              </w:rPr>
+              <w:fldChar w:fldCharType="begin"/>
+            </w:r>
+            <w:r>
+              <w:rPr>
+                <w:noProof/>
+                <w:webHidden/>
+              </w:rPr>
+              <w:instrText xml:space="preserve"> PAGEREF _Toc227329297 \h </w:instrText>
+            </w:r>
+            <w:r>
+              <w:rPr>
+                <w:noProof/>
+                <w:webHidden/>
+              </w:rPr>
+            </w:r>
+            <w:r>
+              <w:rPr>
+                <w:noProof/>
+                <w:webHidden/>
+              </w:rPr>
+              <w:fldChar w:fldCharType="separate"/>
+            </w:r>
+            <w:r>
+              <w:rPr>
+                <w:noProof/>
+                <w:webHidden/>
+              </w:rPr>
+              <w:t>15</w:t>
+            </w:r>
+            <w:r>
+              <w:rPr>
+                <w:noProof/>
+                <w:webHidden/>
+              </w:rPr>
+              <w:fldChar w:fldCharType="end"/>
+            </w:r>
+          </w:hyperlink>
+        </w:p>
+        <w:p>
+          <w:pPr>
             <w:pStyle w:val="TOC2"/>
             <w:tabs>
               <w:tab w:val="right" w:leader="dot" w:pos="9019"/>
@@ -758,7 +1870,7 @@
               <w14:ligatures w14:val="standardContextual"/>
             </w:rPr>
           </w:pPr>
-          <w:hyperlink w:anchor="_Toc227276861" w:history="1">
+          <w:hyperlink w:anchor="_Toc227329298" w:history="1">
             <w:r>
               <w:rPr>
                 <w:rStyle w:val="Hyperlink"/>
@@ -785,7 +1897,7 @@
                 <w:noProof/>
                 <w:webHidden/>
               </w:rPr>
-              <w:instrText xml:space="preserve"> PAGEREF _Toc227276861 \h </w:instrText>
+              <w:instrText xml:space="preserve"> PAGEREF _Toc227329298 \h </w:instrText>
             </w:r>
             <w:r>
               <w:rPr>
@@ -805,7 +1917,7 @@
                 <w:noProof/>
                 <w:webHidden/>
               </w:rPr>
-              <w:t>16</w:t>
+              <w:t>17</w:t>
             </w:r>
             <w:r>
               <w:rPr>
@@ -817,15 +1929,7 @@
           </w:hyperlink>
         </w:p>
         <w:p>
-          <w:pPr>
-            <w:jc w:val="both"/>
-          </w:pPr>
           <w:r>
-            <w:rPr>
-              <w:b/>
-              <w:bCs/>
-              <w:noProof/>
-            </w:rPr>
             <w:fldChar w:fldCharType="end"/>
           </w:r>
         </w:p>
@@ -833,183 +1937,58 @@
     </w:sdt>
     <w:p>
       <w:pPr>
-        <w:jc w:val="both"/>
-      </w:pPr>
-    </w:p>
-    <w:p>
-      <w:pPr>
-        <w:jc w:val="both"/>
-      </w:pPr>
-      <w:r>
-        <w:br w:type="page"/>
-      </w:r>
-    </w:p>
-    <w:p>
-      <w:pPr>
-        <w:spacing w:line="360" w:lineRule="auto"/>
-        <w:jc w:val="both"/>
-        <w:rPr>
-          <w:sz w:val="32"/>
-          <w:szCs w:val="32"/>
-        </w:rPr>
-      </w:pPr>
-      <w:r>
-        <w:rPr>
-          <w:sz w:val="32"/>
-          <w:szCs w:val="32"/>
-        </w:rPr>
-        <w:lastRenderedPageBreak/>
-        <w:t>POVZETEK</w:t>
-      </w:r>
-    </w:p>
-    <w:p>
-      <w:pPr>
-        <w:spacing w:line="360" w:lineRule="auto"/>
-        <w:jc w:val="both"/>
-        <w:rPr>
-          <w:sz w:val="24"/>
-          <w:szCs w:val="24"/>
-        </w:rPr>
-      </w:pPr>
-      <w:r>
-        <w:rPr>
-          <w:sz w:val="24"/>
-          <w:szCs w:val="24"/>
-        </w:rPr>
-        <w:t>V sklopu strokovnega poročila je opisan razvoj laserskega sledilnega sistema, ki z uporabo računalniškega vida v realnem času zaznava oznake AprilTag in nanje usmeri laserski žarek. Sistem sestavljajo 3D-natisnjen nagibno-zasučni (pan-tilt) mehanizem, ki je bil v celoti zmodeliran v programu Fusion 360, dva servo motorja MG90S za krmiljenje gibanja, spletna kamera Logitech C920-C za zajem videa ter mikrokrmilnik Arduino Uno kot vmesnik med programsko in strojno opremo. Programski del sestavljata dve komponenti: skripta v jeziku Python, ki s pomočjo knjižnic OpenCV in pyapriltags zajema video, prepoznava oznake AprilTag, izračuna njihove koordinate v vidnem polju kamere in jih prek serijske povezave posreduje mikrokrmilniku, ter koda za Arduino, ki prejete koordinate pretvori v ustrezne kote servo motorjev z dodanim algoritmom glajenja premikov za tekoče sledenje. Projekt je bil uspešno realiziran in deluje v realnem času, med možnimi nadgradnjami pa sta izpostavljena implementacija PID-regulacije ter razširitev sistema na prepoznavanje obrazov in poljubnih premikajočih se objektov.</w:t>
-      </w:r>
-    </w:p>
-    <w:p>
-      <w:pPr>
-        <w:jc w:val="both"/>
-      </w:pPr>
-    </w:p>
-    <w:p>
-      <w:pPr>
-        <w:jc w:val="both"/>
-      </w:pPr>
-    </w:p>
-    <w:p>
-      <w:pPr>
-        <w:jc w:val="both"/>
-      </w:pPr>
-    </w:p>
-    <w:p>
-      <w:pPr>
-        <w:jc w:val="both"/>
-      </w:pPr>
-    </w:p>
-    <w:p>
-      <w:pPr>
-        <w:jc w:val="both"/>
-      </w:pPr>
-    </w:p>
-    <w:p>
-      <w:pPr>
-        <w:jc w:val="both"/>
-      </w:pPr>
-    </w:p>
-    <w:p>
-      <w:pPr>
-        <w:jc w:val="both"/>
-      </w:pPr>
-    </w:p>
-    <w:p>
-      <w:pPr>
-        <w:jc w:val="both"/>
-      </w:pPr>
-    </w:p>
-    <w:p>
-      <w:pPr>
-        <w:jc w:val="both"/>
-      </w:pPr>
-    </w:p>
-    <w:p>
-      <w:pPr>
-        <w:jc w:val="both"/>
-      </w:pPr>
-    </w:p>
-    <w:p>
-      <w:pPr>
-        <w:jc w:val="both"/>
-      </w:pPr>
-    </w:p>
-    <w:p>
-      <w:pPr>
-        <w:jc w:val="both"/>
-      </w:pPr>
-    </w:p>
-    <w:p>
-      <w:pPr>
-        <w:jc w:val="both"/>
-      </w:pPr>
-    </w:p>
-    <w:p>
-      <w:pPr>
-        <w:jc w:val="both"/>
-      </w:pPr>
-    </w:p>
-    <w:p>
-      <w:pPr>
-        <w:jc w:val="both"/>
-      </w:pPr>
-    </w:p>
-    <w:p>
-      <w:pPr>
-        <w:jc w:val="both"/>
-      </w:pPr>
-    </w:p>
-    <w:p>
-      <w:pPr>
-        <w:jc w:val="both"/>
-      </w:pPr>
-    </w:p>
-    <w:p>
-      <w:pPr>
-        <w:jc w:val="both"/>
-      </w:pPr>
-    </w:p>
-    <w:p>
-      <w:pPr>
-        <w:jc w:val="both"/>
-      </w:pPr>
-    </w:p>
-    <w:p>
-      <w:pPr>
-        <w:jc w:val="both"/>
-      </w:pPr>
-    </w:p>
-    <w:p>
-      <w:pPr>
-        <w:jc w:val="both"/>
-      </w:pPr>
-    </w:p>
-    <w:p>
-      <w:pPr>
-        <w:jc w:val="both"/>
-      </w:pPr>
-    </w:p>
-    <w:p>
-      <w:pPr>
-        <w:jc w:val="both"/>
-      </w:pPr>
-    </w:p>
-    <w:p>
-      <w:pPr>
-        <w:jc w:val="both"/>
-      </w:pPr>
-    </w:p>
-    <w:p>
-      <w:pPr>
-        <w:jc w:val="both"/>
-      </w:pPr>
-    </w:p>
-    <w:p>
-      <w:pPr>
         <w:pStyle w:val="Heading2"/>
         <w:jc w:val="both"/>
       </w:pPr>
-      <w:bookmarkStart w:id="0" w:name="_Toc227276856"/>
+    </w:p>
+    <w:p>
+      <w:pPr>
+        <w:pStyle w:val="Heading2"/>
+        <w:jc w:val="both"/>
+      </w:pPr>
+    </w:p>
+    <w:p>
+      <w:pPr>
+        <w:pStyle w:val="Heading2"/>
+        <w:jc w:val="both"/>
+      </w:pPr>
+    </w:p>
+    <w:p>
+      <w:pPr>
+        <w:pStyle w:val="Heading2"/>
+        <w:jc w:val="both"/>
+      </w:pPr>
+    </w:p>
+    <w:p>
+      <w:pPr>
+        <w:pStyle w:val="Heading2"/>
+        <w:jc w:val="both"/>
+      </w:pPr>
+    </w:p>
+    <w:p>
+      <w:pPr>
+        <w:pStyle w:val="Heading2"/>
+        <w:jc w:val="both"/>
+      </w:pPr>
+    </w:p>
+    <w:p>
+      <w:pPr>
+        <w:pStyle w:val="Heading2"/>
+        <w:jc w:val="both"/>
+      </w:pPr>
+    </w:p>
+    <w:p>
+      <w:pPr>
+        <w:pStyle w:val="Heading2"/>
+        <w:jc w:val="both"/>
+      </w:pPr>
+    </w:p>
+    <w:p/>
+    <w:p>
+      <w:pPr>
+        <w:pStyle w:val="Heading2"/>
+      </w:pPr>
+      <w:bookmarkStart w:id="1" w:name="_Toc227329285"/>
       <w:r>
         <w:lastRenderedPageBreak/>
         <w:t xml:space="preserve">1. </w:t>
@@ -1018,6 +1997,7 @@
         <w:t>UVOD</w:t>
       </w:r>
       <w:bookmarkEnd w:id="0"/>
+      <w:bookmarkEnd w:id="1"/>
     </w:p>
     <w:p>
       <w:pPr>
@@ -1162,14 +2142,16 @@
         <w:pStyle w:val="Heading2"/>
         <w:jc w:val="both"/>
       </w:pPr>
-      <w:bookmarkStart w:id="1" w:name="_Toc227276857"/>
+      <w:bookmarkStart w:id="2" w:name="_Toc227276857"/>
+      <w:bookmarkStart w:id="3" w:name="_Toc227329286"/>
       <w:r>
         <w:t xml:space="preserve">2. </w:t>
       </w:r>
-      <w:r>
-        <w:t>METODOLOGIJA</w:t>
-      </w:r>
-      <w:bookmarkEnd w:id="1"/>
+      <w:bookmarkEnd w:id="2"/>
+      <w:r>
+        <w:t>IZVEDBA PROJEKTA</w:t>
+      </w:r>
+      <w:bookmarkEnd w:id="3"/>
     </w:p>
     <w:p>
       <w:pPr>
@@ -1177,14 +2159,16 @@
         <w:spacing w:line="360" w:lineRule="auto"/>
         <w:jc w:val="both"/>
       </w:pPr>
-      <w:bookmarkStart w:id="2" w:name="_Toc227276858"/>
+      <w:bookmarkStart w:id="4" w:name="_Toc227276858"/>
+      <w:bookmarkStart w:id="5" w:name="_Toc227329287"/>
       <w:r>
         <w:t xml:space="preserve">2.1 </w:t>
       </w:r>
       <w:r>
         <w:t>Modeliranje in 3D tisk pan-tilt mehanizma</w:t>
       </w:r>
-      <w:bookmarkEnd w:id="2"/>
+      <w:bookmarkEnd w:id="4"/>
+      <w:bookmarkEnd w:id="5"/>
     </w:p>
     <w:p>
       <w:pPr>
@@ -1553,7 +2537,7 @@
                     </pic:cNvPicPr>
                   </pic:nvPicPr>
                   <pic:blipFill rotWithShape="1">
-                    <a:blip r:embed="rId7">
+                    <a:blip r:embed="rId9">
                       <a:extLst>
                         <a:ext uri="{28A0092B-C50C-407E-A947-70E740481C1C}">
                           <a14:useLocalDpi xmlns:a14="http://schemas.microsoft.com/office/drawing/2010/main" val="0"/>
@@ -1614,6 +2598,9 @@
         <w:t>1</w:t>
       </w:r>
       <w:r>
+        <w:rPr>
+          <w:noProof/>
+        </w:rPr>
         <w:fldChar w:fldCharType="end"/>
       </w:r>
       <w:r>
@@ -1808,7 +2795,7 @@
                     </pic:cNvPicPr>
                   </pic:nvPicPr>
                   <pic:blipFill rotWithShape="1">
-                    <a:blip r:embed="rId8">
+                    <a:blip r:embed="rId10">
                       <a:extLst>
                         <a:ext uri="{28A0092B-C50C-407E-A947-70E740481C1C}">
                           <a14:useLocalDpi xmlns:a14="http://schemas.microsoft.com/office/drawing/2010/main" val="0"/>
@@ -1869,6 +2856,9 @@
         <w:t>2</w:t>
       </w:r>
       <w:r>
+        <w:rPr>
+          <w:noProof/>
+        </w:rPr>
         <w:fldChar w:fldCharType="end"/>
       </w:r>
       <w:r>
@@ -2078,7 +3068,7 @@
                     </pic:cNvPicPr>
                   </pic:nvPicPr>
                   <pic:blipFill rotWithShape="1">
-                    <a:blip r:embed="rId9">
+                    <a:blip r:embed="rId11">
                       <a:extLst>
                         <a:ext uri="{28A0092B-C50C-407E-A947-70E740481C1C}">
                           <a14:useLocalDpi xmlns:a14="http://schemas.microsoft.com/office/drawing/2010/main" val="0"/>
@@ -2143,6 +3133,9 @@
         <w:t>3</w:t>
       </w:r>
       <w:r>
+        <w:rPr>
+          <w:noProof/>
+        </w:rPr>
         <w:fldChar w:fldCharType="end"/>
       </w:r>
       <w:r>
@@ -2215,7 +3208,7 @@
                     <pic:cNvPicPr/>
                   </pic:nvPicPr>
                   <pic:blipFill>
-                    <a:blip r:embed="rId10"/>
+                    <a:blip r:embed="rId12"/>
                     <a:stretch>
                       <a:fillRect/>
                     </a:stretch>
@@ -2264,6 +3257,9 @@
         <w:t>4</w:t>
       </w:r>
       <w:r>
+        <w:rPr>
+          <w:noProof/>
+        </w:rPr>
         <w:fldChar w:fldCharType="end"/>
       </w:r>
       <w:r>
@@ -2275,7 +3271,8 @@
         <w:pStyle w:val="Heading3"/>
         <w:jc w:val="both"/>
       </w:pPr>
-      <w:bookmarkStart w:id="3" w:name="_Toc227276859"/>
+      <w:bookmarkStart w:id="6" w:name="_Toc227276859"/>
+      <w:bookmarkStart w:id="7" w:name="_Toc227329288"/>
       <w:r>
         <w:lastRenderedPageBreak/>
         <w:t xml:space="preserve">2.2 </w:t>
@@ -2283,7 +3280,18 @@
       <w:r>
         <w:t>Električne komponente in vezava</w:t>
       </w:r>
-      <w:bookmarkEnd w:id="3"/>
+      <w:bookmarkEnd w:id="6"/>
+      <w:bookmarkEnd w:id="7"/>
+    </w:p>
+    <w:p>
+      <w:pPr>
+        <w:pStyle w:val="Heading4"/>
+      </w:pPr>
+      <w:bookmarkStart w:id="8" w:name="_Toc227329289"/>
+      <w:r>
+        <w:t>2.2.1 Servo motor MG90S</w:t>
+      </w:r>
+      <w:bookmarkEnd w:id="8"/>
     </w:p>
     <w:p>
       <w:pPr>
@@ -2306,9 +3314,9 @@
           <w:noProof/>
         </w:rPr>
         <w:drawing>
-          <wp:inline distT="0" distB="0" distL="0" distR="0" wp14:anchorId="5A24D529" wp14:editId="395B904D">
-            <wp:extent cx="2715904" cy="2715904"/>
-            <wp:effectExtent l="0" t="0" r="8255" b="8255"/>
+          <wp:inline distT="0" distB="0" distL="0" distR="0" wp14:anchorId="5A24D529" wp14:editId="36903639">
+            <wp:extent cx="2270235" cy="2270235"/>
+            <wp:effectExtent l="0" t="0" r="0" b="0"/>
             <wp:docPr id="752198609" name="Picture 2" descr="MG90S micro servo engine compatible with Arduino"/>
             <wp:cNvGraphicFramePr>
               <a:graphicFrameLocks xmlns:a="http://schemas.openxmlformats.org/drawingml/2006/main" noChangeAspect="1"/>
@@ -2318,221 +3326,6 @@
                 <pic:pic xmlns:pic="http://schemas.openxmlformats.org/drawingml/2006/picture">
                   <pic:nvPicPr>
                     <pic:cNvPr id="0" name="Picture 3" descr="MG90S micro servo engine compatible with Arduino"/>
-                    <pic:cNvPicPr>
-                      <a:picLocks noChangeAspect="1" noChangeArrowheads="1"/>
-                    </pic:cNvPicPr>
-                  </pic:nvPicPr>
-                  <pic:blipFill>
-                    <a:blip r:embed="rId11" cstate="print">
-                      <a:extLst>
-                        <a:ext uri="{28A0092B-C50C-407E-A947-70E740481C1C}">
-                          <a14:useLocalDpi xmlns:a14="http://schemas.microsoft.com/office/drawing/2010/main" val="0"/>
-                        </a:ext>
-                      </a:extLst>
-                    </a:blip>
-                    <a:srcRect/>
-                    <a:stretch>
-                      <a:fillRect/>
-                    </a:stretch>
-                  </pic:blipFill>
-                  <pic:spPr bwMode="auto">
-                    <a:xfrm>
-                      <a:off x="0" y="0"/>
-                      <a:ext cx="2725249" cy="2725249"/>
-                    </a:xfrm>
-                    <a:prstGeom prst="rect">
-                      <a:avLst/>
-                    </a:prstGeom>
-                    <a:noFill/>
-                    <a:ln>
-                      <a:noFill/>
-                    </a:ln>
-                  </pic:spPr>
-                </pic:pic>
-              </a:graphicData>
-            </a:graphic>
-          </wp:inline>
-        </w:drawing>
-      </w:r>
-    </w:p>
-    <w:p>
-      <w:pPr>
-        <w:pStyle w:val="Caption"/>
-        <w:jc w:val="both"/>
-      </w:pPr>
-      <w:r>
-        <w:t xml:space="preserve">Slika </w:t>
-      </w:r>
-      <w:r>
-        <w:fldChar w:fldCharType="begin"/>
-      </w:r>
-      <w:r>
-        <w:instrText xml:space="preserve"> SEQ Slika \* ARABIC </w:instrText>
-      </w:r>
-      <w:r>
-        <w:fldChar w:fldCharType="separate"/>
-      </w:r>
-      <w:r>
-        <w:rPr>
-          <w:noProof/>
-        </w:rPr>
-        <w:t>5</w:t>
-      </w:r>
-      <w:r>
-        <w:fldChar w:fldCharType="end"/>
-      </w:r>
-      <w:r>
-        <w:t>: Servo motor MG90S</w:t>
-      </w:r>
-    </w:p>
-    <w:p>
-      <w:pPr>
-        <w:spacing w:line="360" w:lineRule="auto"/>
-        <w:jc w:val="both"/>
-        <w:rPr>
-          <w:sz w:val="24"/>
-          <w:szCs w:val="24"/>
-        </w:rPr>
-      </w:pPr>
-      <w:r>
-        <w:rPr>
-          <w:sz w:val="24"/>
-          <w:szCs w:val="24"/>
-        </w:rPr>
-        <w:t>Za krmiljenje servo motorjev sem v sistem vključil mikrokrmilnik Arduino Uno, ki služi kot vmesnik med osebnim računalnikom in mehanskimi deli naprave. Ker servo motorji za natančno pozicioniranje potrebujejo ustrezen signal, sem za njihovo krmiljenje uporabil digitalne pine, ki podpirajo PWM (pulzno-širinsko modulacijo). Komunikacija z računalnikom in nalaganje programske opreme pa potekata neposredno preko USB vmesnika.</w:t>
-      </w:r>
-    </w:p>
-    <w:p>
-      <w:pPr>
-        <w:keepNext/>
-        <w:spacing w:line="360" w:lineRule="auto"/>
-        <w:jc w:val="both"/>
-      </w:pPr>
-      <w:r>
-        <w:rPr>
-          <w:noProof/>
-        </w:rPr>
-        <w:drawing>
-          <wp:inline distT="0" distB="0" distL="0" distR="0" wp14:anchorId="1EEAFE70" wp14:editId="096871BC">
-            <wp:extent cx="3411940" cy="2587196"/>
-            <wp:effectExtent l="0" t="0" r="0" b="3810"/>
-            <wp:docPr id="1180929397" name="Picture 3" descr="K010007 ARDUINO, Starter Kit, Arduino UNO, Projects Book | Farnell Slovenija"/>
-            <wp:cNvGraphicFramePr>
-              <a:graphicFrameLocks xmlns:a="http://schemas.openxmlformats.org/drawingml/2006/main" noChangeAspect="1"/>
-            </wp:cNvGraphicFramePr>
-            <a:graphic xmlns:a="http://schemas.openxmlformats.org/drawingml/2006/main">
-              <a:graphicData uri="http://schemas.openxmlformats.org/drawingml/2006/picture">
-                <pic:pic xmlns:pic="http://schemas.openxmlformats.org/drawingml/2006/picture">
-                  <pic:nvPicPr>
-                    <pic:cNvPr id="0" name="Picture 5" descr="K010007 ARDUINO, Starter Kit, Arduino UNO, Projects Book | Farnell Slovenija"/>
-                    <pic:cNvPicPr>
-                      <a:picLocks noChangeAspect="1" noChangeArrowheads="1"/>
-                    </pic:cNvPicPr>
-                  </pic:nvPicPr>
-                  <pic:blipFill>
-                    <a:blip r:embed="rId12">
-                      <a:extLst>
-                        <a:ext uri="{28A0092B-C50C-407E-A947-70E740481C1C}">
-                          <a14:useLocalDpi xmlns:a14="http://schemas.microsoft.com/office/drawing/2010/main" val="0"/>
-                        </a:ext>
-                      </a:extLst>
-                    </a:blip>
-                    <a:srcRect/>
-                    <a:stretch>
-                      <a:fillRect/>
-                    </a:stretch>
-                  </pic:blipFill>
-                  <pic:spPr bwMode="auto">
-                    <a:xfrm>
-                      <a:off x="0" y="0"/>
-                      <a:ext cx="3433063" cy="2603213"/>
-                    </a:xfrm>
-                    <a:prstGeom prst="rect">
-                      <a:avLst/>
-                    </a:prstGeom>
-                    <a:noFill/>
-                    <a:ln>
-                      <a:noFill/>
-                    </a:ln>
-                  </pic:spPr>
-                </pic:pic>
-              </a:graphicData>
-            </a:graphic>
-          </wp:inline>
-        </w:drawing>
-      </w:r>
-    </w:p>
-    <w:p>
-      <w:pPr>
-        <w:pStyle w:val="Caption"/>
-        <w:jc w:val="both"/>
-      </w:pPr>
-      <w:r>
-        <w:t xml:space="preserve">Slika </w:t>
-      </w:r>
-      <w:r>
-        <w:fldChar w:fldCharType="begin"/>
-      </w:r>
-      <w:r>
-        <w:instrText xml:space="preserve"> SEQ Slika \* ARABIC </w:instrText>
-      </w:r>
-      <w:r>
-        <w:fldChar w:fldCharType="separate"/>
-      </w:r>
-      <w:r>
-        <w:rPr>
-          <w:noProof/>
-        </w:rPr>
-        <w:t>6</w:t>
-      </w:r>
-      <w:r>
-        <w:fldChar w:fldCharType="end"/>
-      </w:r>
-      <w:r>
-        <w:t>: Mikrokrmilnik Arduino Uno</w:t>
-      </w:r>
-    </w:p>
-    <w:p>
-      <w:pPr>
-        <w:spacing w:line="360" w:lineRule="auto"/>
-        <w:jc w:val="both"/>
-        <w:rPr>
-          <w:sz w:val="24"/>
-          <w:szCs w:val="24"/>
-        </w:rPr>
-      </w:pPr>
-      <w:r>
-        <w:rPr>
-          <w:sz w:val="24"/>
-          <w:szCs w:val="24"/>
-        </w:rPr>
-        <w:lastRenderedPageBreak/>
-        <w:t>Za zaznavanje oznak AprilTag sem uporabil spletno kamero Logitech C920-C. Kamera je fiksno nameščena tako, da ima neoviran pogled in s svojim zornim kotom v celoti pokriva območje, znotraj katerega se nahajajo tarče. Njena naloga je pošiljanje video signala na računalnik, kjer namenska skripta v jeziku Python video najprej zajame in pretvori v posamezne slike, jih obdela ter nato v njih s pomočjo algoritma poišče točne koordinate oznak.</w:t>
-      </w:r>
-    </w:p>
-    <w:p>
-      <w:pPr>
-        <w:keepNext/>
-        <w:spacing w:line="360" w:lineRule="auto"/>
-        <w:jc w:val="both"/>
-      </w:pPr>
-      <w:r>
-        <w:rPr>
-          <w:noProof/>
-        </w:rPr>
-        <w:drawing>
-          <wp:inline distT="0" distB="0" distL="0" distR="0" wp14:anchorId="10CEA6BD" wp14:editId="293C3576">
-            <wp:extent cx="2658140" cy="1929500"/>
-            <wp:effectExtent l="0" t="0" r="8890" b="0"/>
-            <wp:docPr id="1974786416" name="Picture 4" descr="Logitech C920-C Webcam (Business Product) with 1080p HD Video Certified for  Cisco Jabber : Amazon.ca: Electronics"/>
-            <wp:cNvGraphicFramePr>
-              <a:graphicFrameLocks xmlns:a="http://schemas.openxmlformats.org/drawingml/2006/main" noChangeAspect="1"/>
-            </wp:cNvGraphicFramePr>
-            <a:graphic xmlns:a="http://schemas.openxmlformats.org/drawingml/2006/main">
-              <a:graphicData uri="http://schemas.openxmlformats.org/drawingml/2006/picture">
-                <pic:pic xmlns:pic="http://schemas.openxmlformats.org/drawingml/2006/picture">
-                  <pic:nvPicPr>
-                    <pic:cNvPr id="0" name="Picture 7" descr="Logitech C920-C Webcam (Business Product) with 1080p HD Video Certified for  Cisco Jabber : Amazon.ca: Electronics"/>
                     <pic:cNvPicPr>
                       <a:picLocks noChangeAspect="1" noChangeArrowheads="1"/>
                     </pic:cNvPicPr>
@@ -2553,7 +3346,7 @@
                   <pic:spPr bwMode="auto">
                     <a:xfrm>
                       <a:off x="0" y="0"/>
-                      <a:ext cx="2669838" cy="1937992"/>
+                      <a:ext cx="2281974" cy="2281974"/>
                     </a:xfrm>
                     <a:prstGeom prst="rect">
                       <a:avLst/>
@@ -2591,14 +3384,27 @@
         <w:rPr>
           <w:noProof/>
         </w:rPr>
-        <w:t>7</w:t>
-      </w:r>
-      <w:r>
+        <w:t>5</w:t>
+      </w:r>
+      <w:r>
+        <w:rPr>
+          <w:noProof/>
+        </w:rPr>
         <w:fldChar w:fldCharType="end"/>
       </w:r>
       <w:r>
-        <w:t>: Spletna kamera Logitech C920-C</w:t>
-      </w:r>
+        <w:t>: Servo motor MG90S</w:t>
+      </w:r>
+    </w:p>
+    <w:p>
+      <w:pPr>
+        <w:pStyle w:val="Heading4"/>
+      </w:pPr>
+      <w:bookmarkStart w:id="9" w:name="_Toc227329290"/>
+      <w:r>
+        <w:t>2.2.2 Mikrokrmilnik Arduino Uno</w:t>
+      </w:r>
+      <w:bookmarkEnd w:id="9"/>
     </w:p>
     <w:p>
       <w:pPr>
@@ -2609,63 +3415,12 @@
           <w:szCs w:val="24"/>
         </w:rPr>
       </w:pPr>
-    </w:p>
-    <w:p>
-      <w:pPr>
-        <w:spacing w:line="360" w:lineRule="auto"/>
-        <w:jc w:val="both"/>
-        <w:rPr>
-          <w:sz w:val="24"/>
-          <w:szCs w:val="24"/>
-        </w:rPr>
-      </w:pPr>
-    </w:p>
-    <w:p>
-      <w:pPr>
-        <w:spacing w:line="360" w:lineRule="auto"/>
-        <w:jc w:val="both"/>
-        <w:rPr>
-          <w:sz w:val="24"/>
-          <w:szCs w:val="24"/>
-        </w:rPr>
-      </w:pPr>
-      <w:r>
-        <w:rPr>
-          <w:sz w:val="24"/>
-          <w:szCs w:val="24"/>
-        </w:rPr>
-        <w:t xml:space="preserve">Kot vizualni indikator sledenja sem uporabil mini lasersko diodo z rdečim žarkom valovne dolžine 650 nm. Modul deluje pri napetosti 5 V z izhodno močjo 5 mW, kar </w:t>
-      </w:r>
-      <w:r>
-        <w:rPr>
-          <w:sz w:val="24"/>
-          <w:szCs w:val="24"/>
-        </w:rPr>
-        <w:t xml:space="preserve">pomeni, da se dobro vidi </w:t>
-      </w:r>
-      <w:r>
-        <w:rPr>
-          <w:sz w:val="24"/>
-          <w:szCs w:val="24"/>
-        </w:rPr>
-        <w:t xml:space="preserve">tudi pri dnevni svetlobi in hkrati spada v varen razred laserjev. Laserski modul je nameščen na zgornjem (tilt) delu 3D-natisnjenega mehanizma, tako da se žarek premika skupaj z motorjema in kaže na </w:t>
-      </w:r>
-      <w:r>
-        <w:rPr>
-          <w:sz w:val="24"/>
-          <w:szCs w:val="24"/>
-        </w:rPr>
-        <w:t>zaznano oznako</w:t>
-      </w:r>
-      <w:r>
-        <w:rPr>
-          <w:sz w:val="24"/>
-          <w:szCs w:val="24"/>
-        </w:rPr>
-        <w:t>.</w:t>
-      </w:r>
-      <w:r>
-        <w:t xml:space="preserve"> </w:t>
+      <w:r>
+        <w:rPr>
+          <w:sz w:val="24"/>
+          <w:szCs w:val="24"/>
+        </w:rPr>
+        <w:t>Za krmiljenje servo motorjev sem v sistem vključil mikrokrmilnik Arduino Uno, ki služi kot vmesnik med osebnim računalnikom in mehanskimi deli naprave. Ker servo motorji za natančno pozicioniranje potrebujejo ustrezen signal, sem za njihovo krmiljenje uporabil digitalne pine, ki podpirajo PWM (pulzno-širinsko modulacijo). Komunikacija z računalnikom in nalaganje programske opreme pa potekata neposredno preko USB vmesnika.</w:t>
       </w:r>
     </w:p>
     <w:p>
@@ -2679,8 +3434,281 @@
           <w:noProof/>
         </w:rPr>
         <w:drawing>
-          <wp:inline distT="0" distB="0" distL="0" distR="0" wp14:anchorId="0048797C" wp14:editId="48848EB9">
-            <wp:extent cx="2142699" cy="2142699"/>
+          <wp:inline distT="0" distB="0" distL="0" distR="0" wp14:anchorId="1EEAFE70" wp14:editId="5F89DFED">
+            <wp:extent cx="2952355" cy="2238703"/>
+            <wp:effectExtent l="0" t="0" r="635" b="9525"/>
+            <wp:docPr id="1180929397" name="Picture 3" descr="K010007 ARDUINO, Starter Kit, Arduino UNO, Projects Book | Farnell Slovenija"/>
+            <wp:cNvGraphicFramePr>
+              <a:graphicFrameLocks xmlns:a="http://schemas.openxmlformats.org/drawingml/2006/main" noChangeAspect="1"/>
+            </wp:cNvGraphicFramePr>
+            <a:graphic xmlns:a="http://schemas.openxmlformats.org/drawingml/2006/main">
+              <a:graphicData uri="http://schemas.openxmlformats.org/drawingml/2006/picture">
+                <pic:pic xmlns:pic="http://schemas.openxmlformats.org/drawingml/2006/picture">
+                  <pic:nvPicPr>
+                    <pic:cNvPr id="0" name="Picture 5" descr="K010007 ARDUINO, Starter Kit, Arduino UNO, Projects Book | Farnell Slovenija"/>
+                    <pic:cNvPicPr>
+                      <a:picLocks noChangeAspect="1" noChangeArrowheads="1"/>
+                    </pic:cNvPicPr>
+                  </pic:nvPicPr>
+                  <pic:blipFill>
+                    <a:blip r:embed="rId14">
+                      <a:extLst>
+                        <a:ext uri="{28A0092B-C50C-407E-A947-70E740481C1C}">
+                          <a14:useLocalDpi xmlns:a14="http://schemas.microsoft.com/office/drawing/2010/main" val="0"/>
+                        </a:ext>
+                      </a:extLst>
+                    </a:blip>
+                    <a:srcRect/>
+                    <a:stretch>
+                      <a:fillRect/>
+                    </a:stretch>
+                  </pic:blipFill>
+                  <pic:spPr bwMode="auto">
+                    <a:xfrm>
+                      <a:off x="0" y="0"/>
+                      <a:ext cx="2977364" cy="2257667"/>
+                    </a:xfrm>
+                    <a:prstGeom prst="rect">
+                      <a:avLst/>
+                    </a:prstGeom>
+                    <a:noFill/>
+                    <a:ln>
+                      <a:noFill/>
+                    </a:ln>
+                  </pic:spPr>
+                </pic:pic>
+              </a:graphicData>
+            </a:graphic>
+          </wp:inline>
+        </w:drawing>
+      </w:r>
+    </w:p>
+    <w:p>
+      <w:pPr>
+        <w:pStyle w:val="Caption"/>
+        <w:jc w:val="both"/>
+      </w:pPr>
+      <w:r>
+        <w:t xml:space="preserve">Slika </w:t>
+      </w:r>
+      <w:r>
+        <w:fldChar w:fldCharType="begin"/>
+      </w:r>
+      <w:r>
+        <w:instrText xml:space="preserve"> SEQ Slika \* ARABIC </w:instrText>
+      </w:r>
+      <w:r>
+        <w:fldChar w:fldCharType="separate"/>
+      </w:r>
+      <w:r>
+        <w:rPr>
+          <w:noProof/>
+        </w:rPr>
+        <w:t>6</w:t>
+      </w:r>
+      <w:r>
+        <w:rPr>
+          <w:noProof/>
+        </w:rPr>
+        <w:fldChar w:fldCharType="end"/>
+      </w:r>
+      <w:r>
+        <w:t>: Mikrokrmilnik Arduino Uno</w:t>
+      </w:r>
+    </w:p>
+    <w:p>
+      <w:pPr>
+        <w:pStyle w:val="Heading4"/>
+      </w:pPr>
+      <w:bookmarkStart w:id="10" w:name="_Toc227329291"/>
+      <w:r>
+        <w:lastRenderedPageBreak/>
+        <w:t>2.2.3 Spletna kamera Logitech C920-C</w:t>
+      </w:r>
+      <w:bookmarkEnd w:id="10"/>
+    </w:p>
+    <w:p>
+      <w:pPr>
+        <w:spacing w:line="360" w:lineRule="auto"/>
+        <w:jc w:val="both"/>
+        <w:rPr>
+          <w:sz w:val="24"/>
+          <w:szCs w:val="24"/>
+        </w:rPr>
+      </w:pPr>
+      <w:r>
+        <w:rPr>
+          <w:sz w:val="24"/>
+          <w:szCs w:val="24"/>
+        </w:rPr>
+        <w:t>Za zaznavanje oznak AprilTag sem uporabil spletno kamero Logitech C920-C. Kamera je fiksno nameščena tako, da ima neoviran pogled in s svojim zornim kotom v celoti pokriva območje, znotraj katerega se nahajajo tarče. Njena naloga je pošiljanje video signala na računalnik, kjer namenska skripta v jeziku Python video najprej zajame in pretvori v posamezne slike, jih obdela ter nato v njih s pomočjo algoritma poišče točne koordinate oznak.</w:t>
+      </w:r>
+    </w:p>
+    <w:p>
+      <w:pPr>
+        <w:keepNext/>
+        <w:spacing w:line="360" w:lineRule="auto"/>
+        <w:jc w:val="both"/>
+      </w:pPr>
+      <w:r>
+        <w:rPr>
+          <w:noProof/>
+        </w:rPr>
+        <w:drawing>
+          <wp:inline distT="0" distB="0" distL="0" distR="0" wp14:anchorId="10CEA6BD" wp14:editId="1B34C347">
+            <wp:extent cx="2790497" cy="2025577"/>
+            <wp:effectExtent l="0" t="0" r="0" b="0"/>
+            <wp:docPr id="1974786416" name="Picture 4" descr="Logitech C920-C Webcam (Business Product) with 1080p HD Video Certified for  Cisco Jabber : Amazon.ca: Electronics"/>
+            <wp:cNvGraphicFramePr>
+              <a:graphicFrameLocks xmlns:a="http://schemas.openxmlformats.org/drawingml/2006/main" noChangeAspect="1"/>
+            </wp:cNvGraphicFramePr>
+            <a:graphic xmlns:a="http://schemas.openxmlformats.org/drawingml/2006/main">
+              <a:graphicData uri="http://schemas.openxmlformats.org/drawingml/2006/picture">
+                <pic:pic xmlns:pic="http://schemas.openxmlformats.org/drawingml/2006/picture">
+                  <pic:nvPicPr>
+                    <pic:cNvPr id="0" name="Picture 7" descr="Logitech C920-C Webcam (Business Product) with 1080p HD Video Certified for  Cisco Jabber : Amazon.ca: Electronics"/>
+                    <pic:cNvPicPr>
+                      <a:picLocks noChangeAspect="1" noChangeArrowheads="1"/>
+                    </pic:cNvPicPr>
+                  </pic:nvPicPr>
+                  <pic:blipFill>
+                    <a:blip r:embed="rId15" cstate="print">
+                      <a:extLst>
+                        <a:ext uri="{28A0092B-C50C-407E-A947-70E740481C1C}">
+                          <a14:useLocalDpi xmlns:a14="http://schemas.microsoft.com/office/drawing/2010/main" val="0"/>
+                        </a:ext>
+                      </a:extLst>
+                    </a:blip>
+                    <a:srcRect/>
+                    <a:stretch>
+                      <a:fillRect/>
+                    </a:stretch>
+                  </pic:blipFill>
+                  <pic:spPr bwMode="auto">
+                    <a:xfrm>
+                      <a:off x="0" y="0"/>
+                      <a:ext cx="2807768" cy="2038113"/>
+                    </a:xfrm>
+                    <a:prstGeom prst="rect">
+                      <a:avLst/>
+                    </a:prstGeom>
+                    <a:noFill/>
+                    <a:ln>
+                      <a:noFill/>
+                    </a:ln>
+                  </pic:spPr>
+                </pic:pic>
+              </a:graphicData>
+            </a:graphic>
+          </wp:inline>
+        </w:drawing>
+      </w:r>
+    </w:p>
+    <w:p>
+      <w:pPr>
+        <w:pStyle w:val="Caption"/>
+        <w:jc w:val="both"/>
+      </w:pPr>
+      <w:r>
+        <w:t xml:space="preserve">Slika </w:t>
+      </w:r>
+      <w:r>
+        <w:fldChar w:fldCharType="begin"/>
+      </w:r>
+      <w:r>
+        <w:instrText xml:space="preserve"> SEQ Slika \* ARABIC </w:instrText>
+      </w:r>
+      <w:r>
+        <w:fldChar w:fldCharType="separate"/>
+      </w:r>
+      <w:r>
+        <w:rPr>
+          <w:noProof/>
+        </w:rPr>
+        <w:t>7</w:t>
+      </w:r>
+      <w:r>
+        <w:rPr>
+          <w:noProof/>
+        </w:rPr>
+        <w:fldChar w:fldCharType="end"/>
+      </w:r>
+      <w:r>
+        <w:t>: Spletna kamera Logitech C920-C</w:t>
+      </w:r>
+    </w:p>
+    <w:p/>
+    <w:p>
+      <w:pPr>
+        <w:pStyle w:val="Heading4"/>
+      </w:pPr>
+      <w:bookmarkStart w:id="11" w:name="_Toc227329292"/>
+      <w:r>
+        <w:t>2.2.4 Laserska dioda</w:t>
+      </w:r>
+      <w:bookmarkEnd w:id="11"/>
+    </w:p>
+    <w:p>
+      <w:pPr>
+        <w:spacing w:line="360" w:lineRule="auto"/>
+        <w:jc w:val="both"/>
+        <w:rPr>
+          <w:sz w:val="24"/>
+          <w:szCs w:val="24"/>
+        </w:rPr>
+      </w:pPr>
+      <w:r>
+        <w:rPr>
+          <w:sz w:val="24"/>
+          <w:szCs w:val="24"/>
+        </w:rPr>
+        <w:t xml:space="preserve">Kot vizualni indikator sledenja sem uporabil mini lasersko diodo z rdečim žarkom valovne dolžine 650 nm. Modul deluje pri napetosti 5 V z izhodno močjo 5 mW, kar </w:t>
+      </w:r>
+      <w:r>
+        <w:rPr>
+          <w:sz w:val="24"/>
+          <w:szCs w:val="24"/>
+        </w:rPr>
+        <w:t xml:space="preserve">pomeni, da se dobro vidi </w:t>
+      </w:r>
+      <w:r>
+        <w:rPr>
+          <w:sz w:val="24"/>
+          <w:szCs w:val="24"/>
+        </w:rPr>
+        <w:t xml:space="preserve">tudi pri dnevni svetlobi in hkrati spada v varen razred laserjev. Laserski modul je nameščen na zgornjem (tilt) delu 3D-natisnjenega mehanizma, tako da se žarek premika skupaj z motorjema in kaže na </w:t>
+      </w:r>
+      <w:r>
+        <w:rPr>
+          <w:sz w:val="24"/>
+          <w:szCs w:val="24"/>
+        </w:rPr>
+        <w:t>zaznano oznako</w:t>
+      </w:r>
+      <w:r>
+        <w:rPr>
+          <w:sz w:val="24"/>
+          <w:szCs w:val="24"/>
+        </w:rPr>
+        <w:t>.</w:t>
+      </w:r>
+      <w:r>
+        <w:t xml:space="preserve"> </w:t>
+      </w:r>
+    </w:p>
+    <w:p>
+      <w:pPr>
+        <w:keepNext/>
+        <w:spacing w:line="360" w:lineRule="auto"/>
+        <w:jc w:val="both"/>
+      </w:pPr>
+      <w:r>
+        <w:rPr>
+          <w:noProof/>
+        </w:rPr>
+        <w:drawing>
+          <wp:inline distT="0" distB="0" distL="0" distR="0" wp14:anchorId="0048797C" wp14:editId="386FB8DD">
+            <wp:extent cx="2332990" cy="2332990"/>
             <wp:effectExtent l="0" t="0" r="0" b="0"/>
             <wp:docPr id="2024038820" name="Picture 5" descr="Adafruit 5mw Laser Diode 650nm 5mW Red Dot Laser Module – Focusable,  12x55mm, 5V Powered, Long Working Life For Positioning &amp; Marking Adafruit  Laser Diode 650nm"/>
             <wp:cNvGraphicFramePr>
@@ -2696,7 +3724,7 @@
                     </pic:cNvPicPr>
                   </pic:nvPicPr>
                   <pic:blipFill>
-                    <a:blip r:embed="rId14" cstate="print">
+                    <a:blip r:embed="rId16" cstate="print">
                       <a:extLst>
                         <a:ext uri="{28A0092B-C50C-407E-A947-70E740481C1C}">
                           <a14:useLocalDpi xmlns:a14="http://schemas.microsoft.com/office/drawing/2010/main" val="0"/>
@@ -2711,7 +3739,7 @@
                   <pic:spPr bwMode="auto">
                     <a:xfrm>
                       <a:off x="0" y="0"/>
-                      <a:ext cx="2154536" cy="2154536"/>
+                      <a:ext cx="2347890" cy="2347890"/>
                     </a:xfrm>
                     <a:prstGeom prst="rect">
                       <a:avLst/>
@@ -2752,6 +3780,9 @@
         <w:t>8</w:t>
       </w:r>
       <w:r>
+        <w:rPr>
+          <w:noProof/>
+        </w:rPr>
         <w:fldChar w:fldCharType="end"/>
       </w:r>
       <w:r>
@@ -2760,6 +3791,17 @@
     </w:p>
     <w:p>
       <w:pPr>
+        <w:pStyle w:val="Heading4"/>
+      </w:pPr>
+      <w:bookmarkStart w:id="12" w:name="_Toc227329293"/>
+      <w:r>
+        <w:lastRenderedPageBreak/>
+        <w:t>2.2.5 Arduino Sensor Shield v5 in napajanje</w:t>
+      </w:r>
+      <w:bookmarkEnd w:id="12"/>
+    </w:p>
+    <w:p>
+      <w:pPr>
         <w:spacing w:line="360" w:lineRule="auto"/>
         <w:jc w:val="both"/>
         <w:rPr>
@@ -2767,22 +3809,11 @@
           <w:szCs w:val="24"/>
         </w:rPr>
       </w:pPr>
-    </w:p>
-    <w:p>
-      <w:pPr>
-        <w:spacing w:line="360" w:lineRule="auto"/>
-        <w:jc w:val="both"/>
-        <w:rPr>
-          <w:sz w:val="24"/>
-          <w:szCs w:val="24"/>
-        </w:rPr>
-      </w:pPr>
-      <w:r>
-        <w:rPr>
-          <w:sz w:val="24"/>
-          <w:szCs w:val="24"/>
-        </w:rPr>
-        <w:lastRenderedPageBreak/>
+      <w:r>
+        <w:rPr>
+          <w:sz w:val="24"/>
+          <w:szCs w:val="24"/>
+        </w:rPr>
         <w:t>Za boljš</w:t>
       </w:r>
       <w:r>
@@ -2846,7 +3877,7 @@
           <w:noProof/>
         </w:rPr>
         <w:drawing>
-          <wp:inline distT="0" distB="0" distL="0" distR="0" wp14:anchorId="103CA13B" wp14:editId="0AA51677">
+          <wp:inline distT="0" distB="0" distL="0" distR="0" wp14:anchorId="103CA13B" wp14:editId="529B9AD8">
             <wp:extent cx="2573079" cy="2573079"/>
             <wp:effectExtent l="0" t="0" r="0" b="0"/>
             <wp:docPr id="2039444679" name="Picture 6" descr="Sensor Shield v5.0 for Arduino UNO R3 - OTRONIC"/>
@@ -2863,7 +3894,7 @@
                     </pic:cNvPicPr>
                   </pic:nvPicPr>
                   <pic:blipFill>
-                    <a:blip r:embed="rId15" cstate="print">
+                    <a:blip r:embed="rId17" cstate="print">
                       <a:extLst>
                         <a:ext uri="{28A0092B-C50C-407E-A947-70E740481C1C}">
                           <a14:useLocalDpi xmlns:a14="http://schemas.microsoft.com/office/drawing/2010/main" val="0"/>
@@ -2919,6 +3950,9 @@
         <w:t>9</w:t>
       </w:r>
       <w:r>
+        <w:rPr>
+          <w:noProof/>
+        </w:rPr>
         <w:fldChar w:fldCharType="end"/>
       </w:r>
       <w:r>
@@ -2956,7 +3990,7 @@
                     </pic:cNvPicPr>
                   </pic:nvPicPr>
                   <pic:blipFill>
-                    <a:blip r:embed="rId16" cstate="print">
+                    <a:blip r:embed="rId18" cstate="print">
                       <a:extLst>
                         <a:ext uri="{28A0092B-C50C-407E-A947-70E740481C1C}">
                           <a14:useLocalDpi xmlns:a14="http://schemas.microsoft.com/office/drawing/2010/main" val="0"/>
@@ -3012,6 +4046,9 @@
         <w:t>10</w:t>
       </w:r>
       <w:r>
+        <w:rPr>
+          <w:noProof/>
+        </w:rPr>
         <w:fldChar w:fldCharType="end"/>
       </w:r>
       <w:r>
@@ -3044,64 +4081,14 @@
     </w:p>
     <w:p>
       <w:pPr>
-        <w:spacing w:line="360" w:lineRule="auto"/>
-        <w:jc w:val="both"/>
-        <w:rPr>
-          <w:b/>
-          <w:bCs/>
-          <w:sz w:val="24"/>
-          <w:szCs w:val="24"/>
-        </w:rPr>
-      </w:pPr>
-    </w:p>
-    <w:p>
-      <w:pPr>
-        <w:spacing w:line="360" w:lineRule="auto"/>
-        <w:jc w:val="both"/>
-        <w:rPr>
-          <w:b/>
-          <w:bCs/>
-          <w:sz w:val="24"/>
-          <w:szCs w:val="24"/>
-        </w:rPr>
-      </w:pPr>
-      <w:r>
-        <w:rPr>
-          <w:b/>
-          <w:bCs/>
-          <w:sz w:val="24"/>
-          <w:szCs w:val="24"/>
-        </w:rPr>
+        <w:pStyle w:val="Heading4"/>
+      </w:pPr>
+      <w:bookmarkStart w:id="13" w:name="_Toc227329294"/>
+      <w:r>
         <w:lastRenderedPageBreak/>
-        <w:t>Električna</w:t>
-      </w:r>
-      <w:r>
-        <w:rPr>
-          <w:b/>
-          <w:bCs/>
-          <w:sz w:val="24"/>
-          <w:szCs w:val="24"/>
-        </w:rPr>
-        <w:t xml:space="preserve"> </w:t>
-      </w:r>
-      <w:r>
-        <w:rPr>
-          <w:b/>
-          <w:bCs/>
-          <w:sz w:val="24"/>
-          <w:szCs w:val="24"/>
-        </w:rPr>
-        <w:t>vezava</w:t>
-      </w:r>
-      <w:r>
-        <w:rPr>
-          <w:b/>
-          <w:bCs/>
-          <w:sz w:val="24"/>
-          <w:szCs w:val="24"/>
-        </w:rPr>
-        <w:t>:</w:t>
-      </w:r>
+        <w:t>2.2.6 Električna vezava</w:t>
+      </w:r>
+      <w:bookmarkEnd w:id="13"/>
     </w:p>
     <w:p>
       <w:pPr>
@@ -3133,7 +4120,7 @@
                     <pic:cNvPicPr/>
                   </pic:nvPicPr>
                   <pic:blipFill>
-                    <a:blip r:embed="rId17"/>
+                    <a:blip r:embed="rId19"/>
                     <a:stretch>
                       <a:fillRect/>
                     </a:stretch>
@@ -3181,6 +4168,9 @@
         <w:t>11</w:t>
       </w:r>
       <w:r>
+        <w:rPr>
+          <w:noProof/>
+        </w:rPr>
         <w:fldChar w:fldCharType="end"/>
       </w:r>
       <w:r>
@@ -3190,6 +4180,7 @@
     <w:p>
       <w:pPr>
         <w:keepNext/>
+        <w:jc w:val="both"/>
       </w:pPr>
       <w:r>
         <w:rPr>
@@ -3213,7 +4204,7 @@
                     </pic:cNvPicPr>
                   </pic:nvPicPr>
                   <pic:blipFill>
-                    <a:blip r:embed="rId18" cstate="print">
+                    <a:blip r:embed="rId20" cstate="print">
                       <a:extLst>
                         <a:ext uri="{28A0092B-C50C-407E-A947-70E740481C1C}">
                           <a14:useLocalDpi xmlns:a14="http://schemas.microsoft.com/office/drawing/2010/main" val="0"/>
@@ -3245,6 +4236,7 @@
     <w:p>
       <w:pPr>
         <w:pStyle w:val="Caption"/>
+        <w:jc w:val="both"/>
       </w:pPr>
       <w:r>
         <w:t xml:space="preserve">Slika </w:t>
@@ -3265,6 +4257,9 @@
         <w:t>12</w:t>
       </w:r>
       <w:r>
+        <w:rPr>
+          <w:noProof/>
+        </w:rPr>
         <w:fldChar w:fldCharType="end"/>
       </w:r>
       <w:r>
@@ -3276,7 +4271,8 @@
         <w:pStyle w:val="Heading3"/>
         <w:jc w:val="both"/>
       </w:pPr>
-      <w:bookmarkStart w:id="4" w:name="_Toc227276860"/>
+      <w:bookmarkStart w:id="14" w:name="_Toc227276860"/>
+      <w:bookmarkStart w:id="15" w:name="_Toc227329295"/>
       <w:r>
         <w:lastRenderedPageBreak/>
         <w:t xml:space="preserve">2.3 </w:t>
@@ -3284,7 +4280,18 @@
       <w:r>
         <w:t>Program</w:t>
       </w:r>
-      <w:bookmarkEnd w:id="4"/>
+      <w:bookmarkEnd w:id="14"/>
+      <w:bookmarkEnd w:id="15"/>
+    </w:p>
+    <w:p>
+      <w:pPr>
+        <w:pStyle w:val="Heading4"/>
+      </w:pPr>
+      <w:bookmarkStart w:id="16" w:name="_Toc227329296"/>
+      <w:r>
+        <w:t>2.3.1 Python skripta</w:t>
+      </w:r>
+      <w:bookmarkEnd w:id="16"/>
     </w:p>
     <w:p>
       <w:pPr>
@@ -3332,7 +4339,7 @@
                     <pic:cNvPicPr/>
                   </pic:nvPicPr>
                   <pic:blipFill>
-                    <a:blip r:embed="rId19"/>
+                    <a:blip r:embed="rId21"/>
                     <a:stretch>
                       <a:fillRect/>
                     </a:stretch>
@@ -3382,6 +4389,9 @@
         <w:t>13</w:t>
       </w:r>
       <w:r>
+        <w:rPr>
+          <w:noProof/>
+        </w:rPr>
         <w:fldChar w:fldCharType="end"/>
       </w:r>
       <w:r>
@@ -3482,7 +4492,7 @@
                     <pic:cNvPicPr/>
                   </pic:nvPicPr>
                   <pic:blipFill>
-                    <a:blip r:embed="rId20"/>
+                    <a:blip r:embed="rId22"/>
                     <a:stretch>
                       <a:fillRect/>
                     </a:stretch>
@@ -3531,6 +4541,9 @@
         <w:t>14</w:t>
       </w:r>
       <w:r>
+        <w:rPr>
+          <w:noProof/>
+        </w:rPr>
         <w:fldChar w:fldCharType="end"/>
       </w:r>
       <w:r>
@@ -3657,7 +4670,7 @@
                     <pic:cNvPicPr/>
                   </pic:nvPicPr>
                   <pic:blipFill>
-                    <a:blip r:embed="rId21"/>
+                    <a:blip r:embed="rId23"/>
                     <a:stretch>
                       <a:fillRect/>
                     </a:stretch>
@@ -3709,6 +4722,9 @@
         <w:t>15</w:t>
       </w:r>
       <w:r>
+        <w:rPr>
+          <w:noProof/>
+        </w:rPr>
         <w:fldChar w:fldCharType="end"/>
       </w:r>
       <w:r>
@@ -4070,29 +5086,7 @@
           <w:szCs w:val="24"/>
           <w:lang w:val="en-SI"/>
         </w:rPr>
-        <w:t xml:space="preserve"> </w:t>
-      </w:r>
-      <w:proofErr w:type="gramStart"/>
-      <w:r>
-        <w:rPr>
-          <w:rFonts w:eastAsia="Times New Roman"/>
-          <w:color w:val="333333"/>
-          <w:sz w:val="24"/>
-          <w:szCs w:val="24"/>
-          <w:lang w:val="en-SI"/>
-        </w:rPr>
-        <w:t>Detector(</w:t>
-      </w:r>
-      <w:proofErr w:type="gramEnd"/>
-      <w:r>
-        <w:rPr>
-          <w:rFonts w:eastAsia="Times New Roman"/>
-          <w:color w:val="333333"/>
-          <w:sz w:val="24"/>
-          <w:szCs w:val="24"/>
-          <w:lang w:val="en-SI"/>
-        </w:rPr>
-        <w:t xml:space="preserve">) </w:t>
+        <w:t xml:space="preserve"> Detector() </w:t>
       </w:r>
       <w:proofErr w:type="spellStart"/>
       <w:r>
@@ -5424,7 +6418,7 @@
                     <pic:cNvPicPr/>
                   </pic:nvPicPr>
                   <pic:blipFill>
-                    <a:blip r:embed="rId22"/>
+                    <a:blip r:embed="rId24"/>
                     <a:stretch>
                       <a:fillRect/>
                     </a:stretch>
@@ -5476,6 +6470,9 @@
         <w:t>16</w:t>
       </w:r>
       <w:r>
+        <w:rPr>
+          <w:noProof/>
+        </w:rPr>
         <w:fldChar w:fldCharType="end"/>
       </w:r>
       <w:r>
@@ -7252,7 +8249,7 @@
                     </pic:cNvPicPr>
                   </pic:nvPicPr>
                   <pic:blipFill>
-                    <a:blip r:embed="rId23">
+                    <a:blip r:embed="rId25">
                       <a:extLst>
                         <a:ext uri="{28A0092B-C50C-407E-A947-70E740481C1C}">
                           <a14:useLocalDpi xmlns:a14="http://schemas.microsoft.com/office/drawing/2010/main" val="0"/>
@@ -7315,6 +8312,9 @@
         <w:t>17</w:t>
       </w:r>
       <w:r>
+        <w:rPr>
+          <w:noProof/>
+        </w:rPr>
         <w:fldChar w:fldCharType="end"/>
       </w:r>
       <w:r>
@@ -7405,21 +8405,9 @@
           <w:szCs w:val="24"/>
           <w:lang w:val="en-SI"/>
         </w:rPr>
-        <w:t>at_</w:t>
-      </w:r>
-      <w:proofErr w:type="gramStart"/>
-      <w:r>
-        <w:rPr>
-          <w:rFonts w:eastAsia="Times New Roman"/>
-          <w:color w:val="333333"/>
-          <w:sz w:val="24"/>
-          <w:szCs w:val="24"/>
-          <w:lang w:val="en-SI"/>
-        </w:rPr>
-        <w:t>detector.detect</w:t>
-      </w:r>
-      <w:proofErr w:type="spellEnd"/>
-      <w:proofErr w:type="gramEnd"/>
+        <w:t>at_detector.detect</w:t>
+      </w:r>
+      <w:proofErr w:type="spellEnd"/>
       <w:r>
         <w:rPr>
           <w:rFonts w:eastAsia="Times New Roman"/>
@@ -8467,7 +9455,7 @@
                     <pic:cNvPicPr/>
                   </pic:nvPicPr>
                   <pic:blipFill>
-                    <a:blip r:embed="rId24"/>
+                    <a:blip r:embed="rId26"/>
                     <a:stretch>
                       <a:fillRect/>
                     </a:stretch>
@@ -8518,6 +9506,9 @@
         <w:t>18</w:t>
       </w:r>
       <w:r>
+        <w:rPr>
+          <w:noProof/>
+        </w:rPr>
         <w:fldChar w:fldCharType="end"/>
       </w:r>
       <w:r>
@@ -8676,7 +9667,7 @@
                     <pic:cNvPicPr/>
                   </pic:nvPicPr>
                   <pic:blipFill>
-                    <a:blip r:embed="rId25"/>
+                    <a:blip r:embed="rId27"/>
                     <a:stretch>
                       <a:fillRect/>
                     </a:stretch>
@@ -8728,6 +9719,9 @@
         <w:t>19</w:t>
       </w:r>
       <w:r>
+        <w:rPr>
+          <w:noProof/>
+        </w:rPr>
         <w:fldChar w:fldCharType="end"/>
       </w:r>
       <w:r>
@@ -9081,6 +10075,7 @@
       <w:r>
         <w:rPr>
           <w:rFonts w:eastAsia="Times New Roman"/>
+          <w:noProof/>
           <w:color w:val="333333"/>
           <w:sz w:val="24"/>
           <w:szCs w:val="24"/>
@@ -9102,7 +10097,7 @@
                     <pic:cNvPicPr/>
                   </pic:nvPicPr>
                   <pic:blipFill>
-                    <a:blip r:embed="rId26"/>
+                    <a:blip r:embed="rId28"/>
                     <a:stretch>
                       <a:fillRect/>
                     </a:stretch>
@@ -9127,12 +10122,6 @@
       <w:pPr>
         <w:pStyle w:val="Caption"/>
         <w:jc w:val="both"/>
-        <w:rPr>
-          <w:rFonts w:eastAsia="Times New Roman"/>
-          <w:color w:val="333333"/>
-          <w:sz w:val="24"/>
-          <w:szCs w:val="24"/>
-        </w:rPr>
       </w:pPr>
       <w:r>
         <w:t xml:space="preserve">Slika </w:t>
@@ -9153,11 +10142,28 @@
         <w:t>20</w:t>
       </w:r>
       <w:r>
+        <w:rPr>
+          <w:noProof/>
+        </w:rPr>
         <w:fldChar w:fldCharType="end"/>
       </w:r>
       <w:r>
         <w:t>: Prikaz zaznavanja oznak Apriltag</w:t>
       </w:r>
+    </w:p>
+    <w:p/>
+    <w:p>
+      <w:pPr>
+        <w:pStyle w:val="Heading4"/>
+        <w:rPr>
+          <w:lang w:val="en-SI"/>
+        </w:rPr>
+      </w:pPr>
+      <w:bookmarkStart w:id="17" w:name="_Toc227329297"/>
+      <w:r>
+        <w:t>2.3.2 Arduino koda</w:t>
+      </w:r>
+      <w:bookmarkEnd w:id="17"/>
     </w:p>
     <w:p>
       <w:pPr>
@@ -9189,37 +10195,6 @@
           <w:lang w:val="en-SI"/>
         </w:rPr>
       </w:pPr>
-    </w:p>
-    <w:p>
-      <w:pPr>
-        <w:tabs>
-          <w:tab w:val="left" w:pos="916"/>
-          <w:tab w:val="left" w:pos="1832"/>
-          <w:tab w:val="left" w:pos="2748"/>
-          <w:tab w:val="left" w:pos="3664"/>
-          <w:tab w:val="left" w:pos="4580"/>
-          <w:tab w:val="left" w:pos="5496"/>
-          <w:tab w:val="left" w:pos="6412"/>
-          <w:tab w:val="left" w:pos="7328"/>
-          <w:tab w:val="left" w:pos="8244"/>
-          <w:tab w:val="left" w:pos="9160"/>
-          <w:tab w:val="left" w:pos="10076"/>
-          <w:tab w:val="left" w:pos="10992"/>
-          <w:tab w:val="left" w:pos="11908"/>
-          <w:tab w:val="left" w:pos="12824"/>
-          <w:tab w:val="left" w:pos="13740"/>
-          <w:tab w:val="left" w:pos="14656"/>
-        </w:tabs>
-        <w:spacing w:line="360" w:lineRule="auto"/>
-        <w:jc w:val="both"/>
-        <w:rPr>
-          <w:rFonts w:eastAsia="Times New Roman"/>
-          <w:color w:val="333333"/>
-          <w:sz w:val="24"/>
-          <w:szCs w:val="24"/>
-          <w:lang w:val="en-SI"/>
-        </w:rPr>
-      </w:pPr>
       <w:proofErr w:type="spellStart"/>
       <w:r>
         <w:rPr>
@@ -9627,7 +10602,7 @@
                     <pic:cNvPicPr/>
                   </pic:nvPicPr>
                   <pic:blipFill>
-                    <a:blip r:embed="rId27"/>
+                    <a:blip r:embed="rId29"/>
                     <a:stretch>
                       <a:fillRect/>
                     </a:stretch>
@@ -9679,6 +10654,9 @@
         <w:t>21</w:t>
       </w:r>
       <w:r>
+        <w:rPr>
+          <w:noProof/>
+        </w:rPr>
         <w:fldChar w:fldCharType="end"/>
       </w:r>
       <w:r>
@@ -10113,27 +11091,7 @@
           <w:szCs w:val="24"/>
           <w:lang w:val="en-SI"/>
         </w:rPr>
-        <w:t xml:space="preserve"> </w:t>
-      </w:r>
-      <w:proofErr w:type="gramStart"/>
-      <w:r>
-        <w:rPr>
-          <w:rFonts w:eastAsia="Times New Roman"/>
-          <w:sz w:val="24"/>
-          <w:szCs w:val="24"/>
-          <w:lang w:val="en-SI"/>
-        </w:rPr>
-        <w:t>attach(</w:t>
-      </w:r>
-      <w:proofErr w:type="gramEnd"/>
-      <w:r>
-        <w:rPr>
-          <w:rFonts w:eastAsia="Times New Roman"/>
-          <w:sz w:val="24"/>
-          <w:szCs w:val="24"/>
-          <w:lang w:val="en-SI"/>
-        </w:rPr>
-        <w:t xml:space="preserve">) </w:t>
+        <w:t xml:space="preserve"> attach() </w:t>
       </w:r>
       <w:proofErr w:type="spellStart"/>
       <w:r>
@@ -10493,27 +11451,7 @@
           <w:szCs w:val="24"/>
           <w:lang w:val="en-SI"/>
         </w:rPr>
-        <w:t xml:space="preserve"> </w:t>
-      </w:r>
-      <w:proofErr w:type="gramStart"/>
-      <w:r>
-        <w:rPr>
-          <w:rFonts w:eastAsia="Times New Roman"/>
-          <w:sz w:val="24"/>
-          <w:szCs w:val="24"/>
-          <w:lang w:val="en-SI"/>
-        </w:rPr>
-        <w:t>write(</w:t>
-      </w:r>
-      <w:proofErr w:type="gramEnd"/>
-      <w:r>
-        <w:rPr>
-          <w:rFonts w:eastAsia="Times New Roman"/>
-          <w:sz w:val="24"/>
-          <w:szCs w:val="24"/>
-          <w:lang w:val="en-SI"/>
-        </w:rPr>
-        <w:t xml:space="preserve">90) pa </w:t>
+        <w:t xml:space="preserve"> write(90) pa </w:t>
       </w:r>
       <w:proofErr w:type="spellStart"/>
       <w:r>
@@ -10819,7 +11757,7 @@
                     <pic:cNvPicPr/>
                   </pic:nvPicPr>
                   <pic:blipFill>
-                    <a:blip r:embed="rId28"/>
+                    <a:blip r:embed="rId30"/>
                     <a:stretch>
                       <a:fillRect/>
                     </a:stretch>
@@ -10864,6 +11802,9 @@
         <w:t>22</w:t>
       </w:r>
       <w:r>
+        <w:rPr>
+          <w:noProof/>
+        </w:rPr>
         <w:fldChar w:fldCharType="end"/>
       </w:r>
       <w:r>
@@ -11221,7 +12162,6 @@
         <w:t xml:space="preserve"> </w:t>
       </w:r>
       <w:proofErr w:type="spellStart"/>
-      <w:proofErr w:type="gramStart"/>
       <w:r>
         <w:rPr>
           <w:rFonts w:eastAsia="Times New Roman"/>
@@ -11245,20 +12185,7 @@
           <w:szCs w:val="24"/>
           <w:lang w:val="en-SI"/>
         </w:rPr>
-        <w:t>(</w:t>
-      </w:r>
-      <w:proofErr w:type="gramEnd"/>
-      <w:r>
-        <w:rPr>
-          <w:rFonts w:eastAsia="Times New Roman"/>
-          <w:i w:val="0"/>
-          <w:iCs w:val="0"/>
-          <w:color w:val="auto"/>
-          <w:sz w:val="24"/>
-          <w:szCs w:val="24"/>
-          <w:lang w:val="en-SI"/>
-        </w:rPr>
-        <w:t>)</w:t>
+        <w:t>()</w:t>
       </w:r>
       <w:r>
         <w:rPr>
@@ -11900,7 +12827,7 @@
                     <pic:cNvPicPr/>
                   </pic:nvPicPr>
                   <pic:blipFill>
-                    <a:blip r:embed="rId29"/>
+                    <a:blip r:embed="rId31"/>
                     <a:stretch>
                       <a:fillRect/>
                     </a:stretch>
@@ -11952,6 +12879,9 @@
         <w:t>23</w:t>
       </w:r>
       <w:r>
+        <w:rPr>
+          <w:noProof/>
+        </w:rPr>
         <w:fldChar w:fldCharType="end"/>
       </w:r>
       <w:r>
@@ -11960,20 +12890,6 @@
       <w:r>
         <w:t>Izsek kode z definicijo mejnih kotov in začetnih odmikov za servo motorje</w:t>
       </w:r>
-    </w:p>
-    <w:p>
-      <w:pPr>
-        <w:shd w:val="clear" w:color="auto" w:fill="FFFFFF"/>
-        <w:spacing w:line="285" w:lineRule="atLeast"/>
-        <w:jc w:val="both"/>
-        <w:rPr>
-          <w:rFonts w:ascii="Consolas" w:eastAsia="Times New Roman" w:hAnsi="Consolas" w:cs="Times New Roman"/>
-          <w:color w:val="4E5B61"/>
-          <w:sz w:val="24"/>
-          <w:szCs w:val="24"/>
-          <w:lang w:val="en-SI"/>
-        </w:rPr>
-      </w:pPr>
     </w:p>
     <w:p>
       <w:pPr>
@@ -13067,7 +13983,7 @@
                     <pic:cNvPicPr/>
                   </pic:nvPicPr>
                   <pic:blipFill>
-                    <a:blip r:embed="rId30"/>
+                    <a:blip r:embed="rId32"/>
                     <a:stretch>
                       <a:fillRect/>
                     </a:stretch>
@@ -13119,6 +14035,9 @@
         <w:t>24</w:t>
       </w:r>
       <w:r>
+        <w:rPr>
+          <w:noProof/>
+        </w:rPr>
         <w:fldChar w:fldCharType="end"/>
       </w:r>
       <w:r>
@@ -14075,7 +14994,7 @@
                     <pic:cNvPicPr/>
                   </pic:nvPicPr>
                   <pic:blipFill>
-                    <a:blip r:embed="rId31"/>
+                    <a:blip r:embed="rId33"/>
                     <a:stretch>
                       <a:fillRect/>
                     </a:stretch>
@@ -14127,6 +15046,9 @@
         <w:t>25</w:t>
       </w:r>
       <w:r>
+        <w:rPr>
+          <w:noProof/>
+        </w:rPr>
         <w:fldChar w:fldCharType="end"/>
       </w:r>
       <w:r>
@@ -14233,14 +15155,16 @@
         <w:pStyle w:val="Heading2"/>
         <w:jc w:val="both"/>
       </w:pPr>
-      <w:bookmarkStart w:id="5" w:name="_Toc227276861"/>
+      <w:bookmarkStart w:id="18" w:name="_Toc227276861"/>
+      <w:bookmarkStart w:id="19" w:name="_Toc227329298"/>
       <w:r>
         <w:t xml:space="preserve">3. </w:t>
       </w:r>
       <w:r>
         <w:t>ZAKLJUČEK</w:t>
       </w:r>
-      <w:bookmarkEnd w:id="5"/>
+      <w:bookmarkEnd w:id="18"/>
+      <w:bookmarkEnd w:id="19"/>
     </w:p>
     <w:p>
       <w:pPr>
@@ -14250,9 +15174,1206 @@
           <w:sz w:val="24"/>
           <w:szCs w:val="24"/>
         </w:rPr>
+      </w:pPr>
+      <w:r>
+        <w:rPr>
+          <w:sz w:val="24"/>
+          <w:szCs w:val="24"/>
+        </w:rPr>
+        <w:t>Cilj projekta je bil izdelati laserski sledilni sistem, ki v realnem času zaznava oznake AprilTag in nanje usmeri laserski žarek prek nagibno-zasučnega mehanizma. Sistem je bil uspešno realiziran</w:t>
+      </w:r>
+      <w:r>
+        <w:rPr>
+          <w:sz w:val="24"/>
+          <w:szCs w:val="24"/>
+        </w:rPr>
+        <w:t xml:space="preserve">, </w:t>
+      </w:r>
+      <w:r>
+        <w:rPr>
+          <w:sz w:val="24"/>
+          <w:szCs w:val="24"/>
+        </w:rPr>
+        <w:t>kamera zaznava oznake, Python skripta izračuna njihove koordinate in jih posreduje mikrokrmilniku Arduino, ki ustrezno krmili oba servo motorja. Med izdelavo sem naletel na več praktičnih izzivov. Pri 3D tisku so bile mere nekaterih delov nepravilne, kar je povzročilo težave pri montaži: luknje za vijake so bile premajhne in nekateri deli so se zadevali ob stene ohišij, zato je bilo treba modele v programu Fusion 360 večkrat popraviti in dele natisniti znova. Zahtevna je bila tudi kalibracija sistema, saj laserski modul ni nameščen točno na osi kamere, kar povzroči sistematičen odmik žarka od središča zaznane oznake. Odmik sem delno odpravil z ročno nastavljenimi korekcijskimi vrednostmi v kodi, vendar popolne natančnosti ni mogoče doseči brez mehanske poravnave. Dodatno omejitev predstavlja tudi konstrukcijska zasnova, pri kateri celoten zgornji sklop sloni zgolj na prve</w:t>
+      </w:r>
+      <w:r>
+        <w:rPr>
+          <w:sz w:val="24"/>
+          <w:szCs w:val="24"/>
+        </w:rPr>
+        <w:t>m</w:t>
+      </w:r>
+      <w:r>
+        <w:rPr>
+          <w:sz w:val="24"/>
+          <w:szCs w:val="24"/>
+        </w:rPr>
+        <w:t xml:space="preserve"> servo motorj</w:t>
+      </w:r>
+      <w:r>
+        <w:rPr>
+          <w:sz w:val="24"/>
+          <w:szCs w:val="24"/>
+        </w:rPr>
+        <w:t>u</w:t>
+      </w:r>
+      <w:r>
+        <w:rPr>
+          <w:sz w:val="24"/>
+          <w:szCs w:val="24"/>
+        </w:rPr>
+        <w:t xml:space="preserve"> brez dodatnih opor, kar pri hitrejših premikih zmanjša stabilnost sistema. Kljub tem izzivom projekt deluje v skladu z zastavljenimi cilji in predstavlja dobro osnovo za nadaljnji razv</w:t>
+      </w:r>
+      <w:r>
+        <w:rPr>
+          <w:sz w:val="24"/>
+          <w:szCs w:val="24"/>
+        </w:rPr>
+        <w:t>oj.</w:t>
+      </w:r>
+    </w:p>
+    <w:p>
+      <w:pPr>
+        <w:spacing w:line="360" w:lineRule="auto"/>
+        <w:jc w:val="both"/>
+        <w:rPr>
+          <w:sz w:val="24"/>
+          <w:szCs w:val="24"/>
+        </w:rPr>
+      </w:pPr>
+    </w:p>
+    <w:p>
+      <w:pPr>
+        <w:spacing w:line="360" w:lineRule="auto"/>
+        <w:jc w:val="both"/>
+        <w:rPr>
+          <w:sz w:val="24"/>
+          <w:szCs w:val="24"/>
+        </w:rPr>
+      </w:pPr>
+    </w:p>
+    <w:p>
+      <w:pPr>
+        <w:pStyle w:val="Heading2"/>
+      </w:pPr>
+    </w:p>
+    <w:p>
+      <w:pPr>
+        <w:pStyle w:val="Heading2"/>
+      </w:pPr>
+    </w:p>
+    <w:p/>
+    <w:p>
+      <w:pPr>
+        <w:pStyle w:val="Heading2"/>
+      </w:pPr>
+      <w:r>
+        <w:lastRenderedPageBreak/>
+        <w:t>VIRI IN LITERATURA</w:t>
+      </w:r>
+    </w:p>
+    <w:p>
+      <w:pPr>
+        <w:rPr>
+          <w:b/>
+          <w:bCs/>
+          <w:lang w:val="en-SI"/>
+        </w:rPr>
+      </w:pPr>
+    </w:p>
+    <w:p>
+      <w:pPr>
+        <w:rPr>
+          <w:lang w:val="en-SI"/>
+        </w:rPr>
+      </w:pPr>
+      <w:r>
+        <w:rPr>
+          <w:lang w:val="en-SI"/>
+        </w:rPr>
+        <w:t xml:space="preserve">OpenCV </w:t>
+      </w:r>
+      <w:proofErr w:type="spellStart"/>
+      <w:r>
+        <w:rPr>
+          <w:lang w:val="en-SI"/>
+        </w:rPr>
+        <w:t>dokumentacija</w:t>
+      </w:r>
+      <w:proofErr w:type="spellEnd"/>
+      <w:r>
+        <w:rPr>
+          <w:lang w:val="en-SI"/>
+        </w:rPr>
+        <w:t xml:space="preserve">. 2026. </w:t>
+      </w:r>
+      <w:r>
+        <w:rPr>
+          <w:i/>
+          <w:iCs/>
+          <w:lang w:val="en-SI"/>
+        </w:rPr>
+        <w:t>OpenCV Tutorials</w:t>
+      </w:r>
+      <w:r>
+        <w:rPr>
+          <w:lang w:val="en-SI"/>
+        </w:rPr>
+        <w:t xml:space="preserve">. </w:t>
+      </w:r>
+      <w:proofErr w:type="spellStart"/>
+      <w:r>
+        <w:rPr>
+          <w:lang w:val="en-SI"/>
+        </w:rPr>
+        <w:t>Dostopno</w:t>
+      </w:r>
+      <w:proofErr w:type="spellEnd"/>
+      <w:r>
+        <w:rPr>
+          <w:lang w:val="en-SI"/>
+        </w:rPr>
+        <w:t xml:space="preserve"> </w:t>
+      </w:r>
+      <w:proofErr w:type="spellStart"/>
+      <w:r>
+        <w:rPr>
+          <w:lang w:val="en-SI"/>
+        </w:rPr>
+        <w:t>prek</w:t>
+      </w:r>
+      <w:proofErr w:type="spellEnd"/>
+      <w:r>
+        <w:rPr>
+          <w:lang w:val="en-SI"/>
+        </w:rPr>
+        <w:t xml:space="preserve">: </w:t>
+      </w:r>
+      <w:hyperlink r:id="rId34" w:history="1">
+        <w:r>
+          <w:rPr>
+            <w:rStyle w:val="Hyperlink"/>
+            <w:lang w:val="en-SI"/>
+          </w:rPr>
+          <w:t>https://docs.opencv.org/4.13.0/d9/df8/tutorial_root.html</w:t>
+        </w:r>
+      </w:hyperlink>
+      <w:r>
+        <w:rPr>
+          <w:lang w:val="en-SI"/>
+        </w:rPr>
+        <w:t xml:space="preserve"> (5. 1. 2026).</w:t>
+      </w:r>
+    </w:p>
+    <w:p>
+      <w:pPr>
+        <w:rPr>
+          <w:lang w:val="en-SI"/>
+        </w:rPr>
+      </w:pPr>
+    </w:p>
+    <w:p>
+      <w:pPr>
+        <w:rPr>
+          <w:lang w:val="en-SI"/>
+        </w:rPr>
+      </w:pPr>
+      <w:r>
+        <w:rPr>
+          <w:lang w:val="en-SI"/>
+        </w:rPr>
+        <w:t xml:space="preserve">WillB97. 2026. </w:t>
+      </w:r>
+      <w:proofErr w:type="spellStart"/>
+      <w:r>
+        <w:rPr>
+          <w:i/>
+          <w:iCs/>
+          <w:lang w:val="en-SI"/>
+        </w:rPr>
+        <w:t>pyapriltags</w:t>
+      </w:r>
+      <w:proofErr w:type="spellEnd"/>
+      <w:r>
+        <w:rPr>
+          <w:lang w:val="en-SI"/>
+        </w:rPr>
+        <w:t xml:space="preserve">. </w:t>
+      </w:r>
+      <w:proofErr w:type="spellStart"/>
+      <w:r>
+        <w:rPr>
+          <w:lang w:val="en-SI"/>
+        </w:rPr>
+        <w:t>Dostopno</w:t>
+      </w:r>
+      <w:proofErr w:type="spellEnd"/>
+      <w:r>
+        <w:rPr>
+          <w:lang w:val="en-SI"/>
+        </w:rPr>
+        <w:t xml:space="preserve"> </w:t>
+      </w:r>
+      <w:proofErr w:type="spellStart"/>
+      <w:r>
+        <w:rPr>
+          <w:lang w:val="en-SI"/>
+        </w:rPr>
+        <w:t>prek</w:t>
+      </w:r>
+      <w:proofErr w:type="spellEnd"/>
+      <w:r>
+        <w:rPr>
+          <w:lang w:val="en-SI"/>
+        </w:rPr>
+        <w:t xml:space="preserve">: </w:t>
+      </w:r>
+      <w:hyperlink r:id="rId35" w:history="1">
+        <w:r>
+          <w:rPr>
+            <w:rStyle w:val="Hyperlink"/>
+            <w:lang w:val="en-SI"/>
+          </w:rPr>
+          <w:t>https://github.com/WillB97/pyapriltags</w:t>
+        </w:r>
+      </w:hyperlink>
+      <w:r>
+        <w:rPr>
+          <w:lang w:val="en-SI"/>
+        </w:rPr>
+        <w:t xml:space="preserve"> </w:t>
+      </w:r>
+    </w:p>
+    <w:p>
+      <w:pPr>
+        <w:rPr>
+          <w:lang w:val="en-SI"/>
+        </w:rPr>
+      </w:pPr>
+      <w:r>
+        <w:rPr>
+          <w:lang w:val="en-SI"/>
+        </w:rPr>
+        <w:t>(</w:t>
+      </w:r>
+      <w:r>
+        <w:rPr>
+          <w:lang w:val="en-SI"/>
+        </w:rPr>
+        <w:t>18</w:t>
+      </w:r>
+      <w:r>
+        <w:rPr>
+          <w:lang w:val="en-SI"/>
+        </w:rPr>
+        <w:t>. 1. 2026).</w:t>
+      </w:r>
+    </w:p>
+    <w:p>
+      <w:pPr>
+        <w:rPr>
+          <w:lang w:val="en-SI"/>
+        </w:rPr>
+      </w:pPr>
+    </w:p>
+    <w:p>
+      <w:pPr>
+        <w:rPr>
+          <w:lang w:val="en-SI"/>
+        </w:rPr>
+      </w:pPr>
+      <w:proofErr w:type="spellStart"/>
+      <w:r>
+        <w:rPr>
+          <w:lang w:val="en-SI"/>
+        </w:rPr>
+        <w:t>AprilRobotics</w:t>
+      </w:r>
+      <w:proofErr w:type="spellEnd"/>
+      <w:r>
+        <w:rPr>
+          <w:lang w:val="en-SI"/>
+        </w:rPr>
+        <w:t xml:space="preserve">. 2026. </w:t>
+      </w:r>
+      <w:proofErr w:type="spellStart"/>
+      <w:r>
+        <w:rPr>
+          <w:i/>
+          <w:iCs/>
+          <w:lang w:val="en-SI"/>
+        </w:rPr>
+        <w:t>apriltag</w:t>
+      </w:r>
+      <w:proofErr w:type="spellEnd"/>
+      <w:r>
+        <w:rPr>
+          <w:lang w:val="en-SI"/>
+        </w:rPr>
+        <w:t xml:space="preserve">. </w:t>
+      </w:r>
+      <w:proofErr w:type="spellStart"/>
+      <w:r>
+        <w:rPr>
+          <w:lang w:val="en-SI"/>
+        </w:rPr>
+        <w:t>Dostopno</w:t>
+      </w:r>
+      <w:proofErr w:type="spellEnd"/>
+      <w:r>
+        <w:rPr>
+          <w:lang w:val="en-SI"/>
+        </w:rPr>
+        <w:t xml:space="preserve"> </w:t>
+      </w:r>
+      <w:proofErr w:type="spellStart"/>
+      <w:r>
+        <w:rPr>
+          <w:lang w:val="en-SI"/>
+        </w:rPr>
+        <w:t>prek</w:t>
+      </w:r>
+      <w:proofErr w:type="spellEnd"/>
+      <w:r>
+        <w:rPr>
+          <w:lang w:val="en-SI"/>
+        </w:rPr>
+        <w:t xml:space="preserve">: </w:t>
+      </w:r>
+      <w:hyperlink r:id="rId36" w:history="1">
+        <w:r>
+          <w:rPr>
+            <w:rStyle w:val="Hyperlink"/>
+            <w:lang w:val="en-SI"/>
+          </w:rPr>
+          <w:t>https://github.com/AprilRobotics/apriltag</w:t>
+        </w:r>
+      </w:hyperlink>
+      <w:r>
+        <w:rPr>
+          <w:lang w:val="en-SI"/>
+        </w:rPr>
+        <w:t xml:space="preserve"> </w:t>
+      </w:r>
+    </w:p>
+    <w:p>
+      <w:pPr>
+        <w:rPr>
+          <w:lang w:val="en-SI"/>
+        </w:rPr>
+      </w:pPr>
+      <w:r>
+        <w:rPr>
+          <w:lang w:val="en-SI"/>
+        </w:rPr>
+        <w:t>(</w:t>
+      </w:r>
+      <w:r>
+        <w:rPr>
+          <w:lang w:val="en-SI"/>
+        </w:rPr>
+        <w:t>18</w:t>
+      </w:r>
+      <w:r>
+        <w:rPr>
+          <w:lang w:val="en-SI"/>
+        </w:rPr>
+        <w:t>. 1. 2026).</w:t>
+      </w:r>
+    </w:p>
+    <w:p>
+      <w:pPr>
+        <w:rPr>
+          <w:lang w:val="en-SI"/>
+        </w:rPr>
+      </w:pPr>
+    </w:p>
+    <w:p>
+      <w:pPr>
+        <w:rPr>
+          <w:lang w:val="en-SI"/>
+        </w:rPr>
+      </w:pPr>
+      <w:r>
+        <w:rPr>
+          <w:lang w:val="en-SI"/>
+        </w:rPr>
+        <w:t xml:space="preserve">Arduino. 2026. </w:t>
+      </w:r>
+      <w:r>
+        <w:rPr>
+          <w:i/>
+          <w:iCs/>
+          <w:lang w:val="en-SI"/>
+        </w:rPr>
+        <w:t>Servo Motors with Arduino</w:t>
+      </w:r>
+      <w:r>
+        <w:rPr>
+          <w:lang w:val="en-SI"/>
+        </w:rPr>
+        <w:t xml:space="preserve">. </w:t>
+      </w:r>
+      <w:proofErr w:type="spellStart"/>
+      <w:r>
+        <w:rPr>
+          <w:lang w:val="en-SI"/>
+        </w:rPr>
+        <w:t>Dostopno</w:t>
+      </w:r>
+      <w:proofErr w:type="spellEnd"/>
+      <w:r>
+        <w:rPr>
+          <w:lang w:val="en-SI"/>
+        </w:rPr>
+        <w:t xml:space="preserve"> </w:t>
+      </w:r>
+      <w:proofErr w:type="spellStart"/>
+      <w:r>
+        <w:rPr>
+          <w:lang w:val="en-SI"/>
+        </w:rPr>
+        <w:t>prek</w:t>
+      </w:r>
+      <w:proofErr w:type="spellEnd"/>
+      <w:r>
+        <w:rPr>
+          <w:lang w:val="en-SI"/>
+        </w:rPr>
+        <w:t xml:space="preserve">: </w:t>
+      </w:r>
+      <w:hyperlink r:id="rId37" w:history="1">
+        <w:r>
+          <w:rPr>
+            <w:rStyle w:val="Hyperlink"/>
+            <w:lang w:val="en-SI"/>
+          </w:rPr>
+          <w:t>https://docs.arduino.cc/learn/electronics/servo-motors/</w:t>
+        </w:r>
+      </w:hyperlink>
+      <w:r>
+        <w:rPr>
+          <w:lang w:val="en-SI"/>
+        </w:rPr>
+        <w:t xml:space="preserve"> (</w:t>
+      </w:r>
+      <w:r>
+        <w:rPr>
+          <w:lang w:val="en-SI"/>
+        </w:rPr>
+        <w:t>25</w:t>
+      </w:r>
+      <w:r>
+        <w:rPr>
+          <w:lang w:val="en-SI"/>
+        </w:rPr>
+        <w:t>. 1. 2026).</w:t>
+      </w:r>
+    </w:p>
+    <w:p>
+      <w:pPr>
+        <w:rPr>
+          <w:lang w:val="en-SI"/>
+        </w:rPr>
+      </w:pPr>
+    </w:p>
+    <w:p>
+      <w:pPr>
+        <w:rPr>
+          <w:lang w:val="en-SI"/>
+        </w:rPr>
+      </w:pPr>
+      <w:r>
+        <w:rPr>
+          <w:lang w:val="en-SI"/>
+        </w:rPr>
+        <w:t>Bit-CCTV. 202</w:t>
+      </w:r>
+      <w:r>
+        <w:rPr>
+          <w:lang w:val="en-SI"/>
+        </w:rPr>
+        <w:t>5</w:t>
+      </w:r>
+      <w:r>
+        <w:rPr>
+          <w:lang w:val="en-SI"/>
+        </w:rPr>
+        <w:t xml:space="preserve">. </w:t>
+      </w:r>
+      <w:r>
+        <w:rPr>
+          <w:i/>
+          <w:iCs/>
+          <w:lang w:val="en-SI"/>
+        </w:rPr>
+        <w:t>What is Pan-Tilt</w:t>
+      </w:r>
+      <w:r>
+        <w:rPr>
+          <w:lang w:val="en-SI"/>
+        </w:rPr>
+        <w:t xml:space="preserve">. </w:t>
+      </w:r>
+      <w:proofErr w:type="spellStart"/>
+      <w:r>
+        <w:rPr>
+          <w:lang w:val="en-SI"/>
+        </w:rPr>
+        <w:t>Dostopno</w:t>
+      </w:r>
+      <w:proofErr w:type="spellEnd"/>
+      <w:r>
+        <w:rPr>
+          <w:lang w:val="en-SI"/>
+        </w:rPr>
+        <w:t xml:space="preserve"> </w:t>
+      </w:r>
+      <w:proofErr w:type="spellStart"/>
+      <w:r>
+        <w:rPr>
+          <w:lang w:val="en-SI"/>
+        </w:rPr>
+        <w:t>prek</w:t>
+      </w:r>
+      <w:proofErr w:type="spellEnd"/>
+      <w:r>
+        <w:rPr>
+          <w:lang w:val="en-SI"/>
+        </w:rPr>
+        <w:t xml:space="preserve">: </w:t>
+      </w:r>
+      <w:hyperlink r:id="rId38" w:history="1">
+        <w:r>
+          <w:rPr>
+            <w:rStyle w:val="Hyperlink"/>
+            <w:lang w:val="en-SI"/>
+          </w:rPr>
+          <w:t>https://www.bit-cctv.com/what-is-pan-tilt.html</w:t>
+        </w:r>
+      </w:hyperlink>
+      <w:r>
+        <w:rPr>
+          <w:lang w:val="en-SI"/>
+        </w:rPr>
+        <w:t xml:space="preserve"> (</w:t>
+      </w:r>
+      <w:r>
+        <w:rPr>
+          <w:lang w:val="en-SI"/>
+        </w:rPr>
+        <w:t>22.</w:t>
+      </w:r>
+      <w:r>
+        <w:rPr>
+          <w:lang w:val="en-SI"/>
+        </w:rPr>
+        <w:t xml:space="preserve"> 1</w:t>
+      </w:r>
+      <w:r>
+        <w:rPr>
+          <w:lang w:val="en-SI"/>
+        </w:rPr>
+        <w:t>2</w:t>
+      </w:r>
+      <w:r>
+        <w:rPr>
+          <w:lang w:val="en-SI"/>
+        </w:rPr>
+        <w:t>. 202</w:t>
+      </w:r>
+      <w:r>
+        <w:rPr>
+          <w:lang w:val="en-SI"/>
+        </w:rPr>
+        <w:t>5</w:t>
+      </w:r>
+      <w:r>
+        <w:rPr>
+          <w:lang w:val="en-SI"/>
+        </w:rPr>
+        <w:t>).</w:t>
+      </w:r>
+    </w:p>
+    <w:p>
+      <w:pPr>
+        <w:rPr>
+          <w:lang w:val="en-SI"/>
+        </w:rPr>
+      </w:pPr>
+    </w:p>
+    <w:p>
+      <w:pPr>
+        <w:rPr>
+          <w:lang w:val="en-SI"/>
+        </w:rPr>
+      </w:pPr>
+      <w:proofErr w:type="spellStart"/>
+      <w:r>
+        <w:rPr>
+          <w:lang w:val="en-SI"/>
+        </w:rPr>
+        <w:t>GeeksforGeeks</w:t>
+      </w:r>
+      <w:proofErr w:type="spellEnd"/>
+      <w:r>
+        <w:rPr>
+          <w:lang w:val="en-SI"/>
+        </w:rPr>
+        <w:t xml:space="preserve">. 2026. </w:t>
+      </w:r>
+      <w:r>
+        <w:rPr>
+          <w:i/>
+          <w:iCs/>
+          <w:lang w:val="en-SI"/>
+        </w:rPr>
+        <w:t>OpenCV Python Tutorial</w:t>
+      </w:r>
+      <w:r>
+        <w:rPr>
+          <w:lang w:val="en-SI"/>
+        </w:rPr>
+        <w:t xml:space="preserve">. </w:t>
+      </w:r>
+      <w:proofErr w:type="spellStart"/>
+      <w:r>
+        <w:rPr>
+          <w:lang w:val="en-SI"/>
+        </w:rPr>
+        <w:t>Dostopno</w:t>
+      </w:r>
+      <w:proofErr w:type="spellEnd"/>
+      <w:r>
+        <w:rPr>
+          <w:lang w:val="en-SI"/>
+        </w:rPr>
+        <w:t xml:space="preserve"> </w:t>
+      </w:r>
+      <w:proofErr w:type="spellStart"/>
+      <w:r>
+        <w:rPr>
+          <w:lang w:val="en-SI"/>
+        </w:rPr>
+        <w:t>prek</w:t>
+      </w:r>
+      <w:proofErr w:type="spellEnd"/>
+      <w:r>
+        <w:rPr>
+          <w:lang w:val="en-SI"/>
+        </w:rPr>
+        <w:t xml:space="preserve">: </w:t>
+      </w:r>
+      <w:hyperlink r:id="rId39" w:history="1">
+        <w:r>
+          <w:rPr>
+            <w:rStyle w:val="Hyperlink"/>
+            <w:lang w:val="en-SI"/>
+          </w:rPr>
+          <w:t>https://www.geeksforgeeks.org/python/opencv-python-tutorial/</w:t>
+        </w:r>
+      </w:hyperlink>
+      <w:r>
+        <w:rPr>
+          <w:lang w:val="en-SI"/>
+        </w:rPr>
+        <w:t xml:space="preserve"> (5. 1. 2026).</w:t>
+      </w:r>
+    </w:p>
+    <w:p>
+      <w:pPr>
+        <w:rPr>
+          <w:lang w:val="en-SI"/>
+        </w:rPr>
+      </w:pPr>
+    </w:p>
+    <w:p>
+      <w:pPr>
+        <w:rPr>
+          <w:lang w:val="en-SI"/>
+        </w:rPr>
+      </w:pPr>
+      <w:proofErr w:type="spellStart"/>
+      <w:r>
+        <w:rPr>
+          <w:lang w:val="en-SI"/>
+        </w:rPr>
+        <w:t>Alldatasheet</w:t>
+      </w:r>
+      <w:proofErr w:type="spellEnd"/>
+      <w:r>
+        <w:rPr>
+          <w:lang w:val="en-SI"/>
+        </w:rPr>
+        <w:t xml:space="preserve">. 2026. </w:t>
+      </w:r>
+      <w:r>
+        <w:rPr>
+          <w:i/>
+          <w:iCs/>
+          <w:lang w:val="en-SI"/>
+        </w:rPr>
+        <w:t>MG90S Datasheet</w:t>
+      </w:r>
+      <w:r>
+        <w:rPr>
+          <w:lang w:val="en-SI"/>
+        </w:rPr>
+        <w:t xml:space="preserve">. </w:t>
+      </w:r>
+      <w:proofErr w:type="spellStart"/>
+      <w:r>
+        <w:rPr>
+          <w:lang w:val="en-SI"/>
+        </w:rPr>
+        <w:t>Dostopno</w:t>
+      </w:r>
+      <w:proofErr w:type="spellEnd"/>
+      <w:r>
+        <w:rPr>
+          <w:lang w:val="en-SI"/>
+        </w:rPr>
+        <w:t xml:space="preserve"> </w:t>
+      </w:r>
+      <w:proofErr w:type="spellStart"/>
+      <w:r>
+        <w:rPr>
+          <w:lang w:val="en-SI"/>
+        </w:rPr>
+        <w:t>prek</w:t>
+      </w:r>
+      <w:proofErr w:type="spellEnd"/>
+      <w:r>
+        <w:rPr>
+          <w:lang w:val="en-SI"/>
+        </w:rPr>
+        <w:t xml:space="preserve">: </w:t>
+      </w:r>
+      <w:hyperlink r:id="rId40" w:history="1">
+        <w:r>
+          <w:rPr>
+            <w:rStyle w:val="Hyperlink"/>
+            <w:lang w:val="en-SI"/>
+          </w:rPr>
+          <w:t>https://www.alldatasheet.com/datasheet-pdf/pdf/1132104/ETC2/MG90S.html</w:t>
+        </w:r>
+      </w:hyperlink>
+      <w:r>
+        <w:rPr>
+          <w:lang w:val="en-SI"/>
+        </w:rPr>
+        <w:t xml:space="preserve"> (</w:t>
+      </w:r>
+      <w:r>
+        <w:rPr>
+          <w:lang w:val="en-SI"/>
+        </w:rPr>
+        <w:t>2</w:t>
+      </w:r>
+      <w:r>
+        <w:rPr>
+          <w:lang w:val="en-SI"/>
+        </w:rPr>
+        <w:t xml:space="preserve">. </w:t>
+      </w:r>
+      <w:r>
+        <w:rPr>
+          <w:lang w:val="en-SI"/>
+        </w:rPr>
+        <w:t>2</w:t>
+      </w:r>
+      <w:r>
+        <w:rPr>
+          <w:lang w:val="en-SI"/>
+        </w:rPr>
+        <w:t>. 2026).</w:t>
+      </w:r>
+    </w:p>
+    <w:p>
+      <w:pPr>
+        <w:rPr>
+          <w:lang w:val="en-SI"/>
+        </w:rPr>
+      </w:pPr>
+    </w:p>
+    <w:p>
+      <w:pPr>
+        <w:rPr>
+          <w:lang w:val="en-SI"/>
+        </w:rPr>
+      </w:pPr>
+      <w:r>
+        <w:rPr>
+          <w:lang w:val="en-SI"/>
+        </w:rPr>
+        <w:t xml:space="preserve">Arduino Forum. 2026. </w:t>
+      </w:r>
+      <w:r>
+        <w:rPr>
+          <w:i/>
+          <w:iCs/>
+          <w:lang w:val="en-SI"/>
+        </w:rPr>
+        <w:t>Arduino Sensor Shield v5</w:t>
+      </w:r>
+      <w:r>
+        <w:rPr>
+          <w:lang w:val="en-SI"/>
+        </w:rPr>
+        <w:t xml:space="preserve">. </w:t>
+      </w:r>
+      <w:proofErr w:type="spellStart"/>
+      <w:r>
+        <w:rPr>
+          <w:lang w:val="en-SI"/>
+        </w:rPr>
+        <w:t>Dostopno</w:t>
+      </w:r>
+      <w:proofErr w:type="spellEnd"/>
+      <w:r>
+        <w:rPr>
+          <w:lang w:val="en-SI"/>
+        </w:rPr>
+        <w:t xml:space="preserve"> </w:t>
+      </w:r>
+      <w:proofErr w:type="spellStart"/>
+      <w:r>
+        <w:rPr>
+          <w:lang w:val="en-SI"/>
+        </w:rPr>
+        <w:t>prek</w:t>
+      </w:r>
+      <w:proofErr w:type="spellEnd"/>
+      <w:r>
+        <w:rPr>
+          <w:lang w:val="en-SI"/>
+        </w:rPr>
+        <w:t xml:space="preserve">: </w:t>
+      </w:r>
+      <w:hyperlink r:id="rId41" w:history="1">
+        <w:r>
+          <w:rPr>
+            <w:rStyle w:val="Hyperlink"/>
+            <w:lang w:val="en-SI"/>
+          </w:rPr>
+          <w:t>https://forum.arduino.cc/t/arduino-sensor-shield-v5-apc220-manual/223457</w:t>
+        </w:r>
+      </w:hyperlink>
+      <w:r>
+        <w:rPr>
+          <w:lang w:val="en-SI"/>
+        </w:rPr>
+        <w:t xml:space="preserve"> (</w:t>
+      </w:r>
+      <w:r>
+        <w:rPr>
+          <w:lang w:val="en-SI"/>
+        </w:rPr>
+        <w:t>15</w:t>
+      </w:r>
+      <w:r>
+        <w:rPr>
+          <w:lang w:val="en-SI"/>
+        </w:rPr>
+        <w:t xml:space="preserve">. </w:t>
+      </w:r>
+      <w:r>
+        <w:rPr>
+          <w:lang w:val="en-SI"/>
+        </w:rPr>
+        <w:t>3</w:t>
+      </w:r>
+      <w:r>
+        <w:rPr>
+          <w:lang w:val="en-SI"/>
+        </w:rPr>
+        <w:t>. 2026).</w:t>
+      </w:r>
+    </w:p>
+    <w:p>
+      <w:pPr>
+        <w:rPr>
+          <w:lang w:val="en-SI"/>
+        </w:rPr>
+      </w:pPr>
+    </w:p>
+    <w:p>
+      <w:pPr>
+        <w:rPr>
+          <w:lang w:val="en-SI"/>
+        </w:rPr>
+      </w:pPr>
+      <w:r>
+        <w:rPr>
+          <w:lang w:val="en-SI"/>
+        </w:rPr>
+        <w:t>Printables. 202</w:t>
+      </w:r>
+      <w:r>
+        <w:rPr>
+          <w:lang w:val="en-SI"/>
+        </w:rPr>
+        <w:t>5</w:t>
+      </w:r>
+      <w:r>
+        <w:rPr>
+          <w:lang w:val="en-SI"/>
+        </w:rPr>
+        <w:t xml:space="preserve">. </w:t>
+      </w:r>
+      <w:r>
+        <w:rPr>
+          <w:i/>
+          <w:iCs/>
+          <w:lang w:val="en-SI"/>
+        </w:rPr>
+        <w:t xml:space="preserve">3D </w:t>
+      </w:r>
+      <w:proofErr w:type="spellStart"/>
+      <w:r>
+        <w:rPr>
+          <w:i/>
+          <w:iCs/>
+          <w:lang w:val="en-SI"/>
+        </w:rPr>
+        <w:t>modeli</w:t>
+      </w:r>
+      <w:proofErr w:type="spellEnd"/>
+      <w:r>
+        <w:rPr>
+          <w:lang w:val="en-SI"/>
+        </w:rPr>
+        <w:t xml:space="preserve">. </w:t>
+      </w:r>
+      <w:proofErr w:type="spellStart"/>
+      <w:r>
+        <w:rPr>
+          <w:lang w:val="en-SI"/>
+        </w:rPr>
+        <w:t>Dostopno</w:t>
+      </w:r>
+      <w:proofErr w:type="spellEnd"/>
+      <w:r>
+        <w:rPr>
+          <w:lang w:val="en-SI"/>
+        </w:rPr>
+        <w:t xml:space="preserve"> </w:t>
+      </w:r>
+      <w:proofErr w:type="spellStart"/>
+      <w:r>
+        <w:rPr>
+          <w:lang w:val="en-SI"/>
+        </w:rPr>
+        <w:t>prek</w:t>
+      </w:r>
+      <w:proofErr w:type="spellEnd"/>
+      <w:r>
+        <w:rPr>
+          <w:lang w:val="en-SI"/>
+        </w:rPr>
+        <w:t xml:space="preserve">: </w:t>
+      </w:r>
+      <w:hyperlink r:id="rId42" w:history="1">
+        <w:r>
+          <w:rPr>
+            <w:rStyle w:val="Hyperlink"/>
+            <w:lang w:val="en-SI"/>
+          </w:rPr>
+          <w:t>https://www.printables.com/model/1069760-9g-servo-pan-tilt-system</w:t>
+        </w:r>
+      </w:hyperlink>
+      <w:r>
+        <w:rPr>
+          <w:lang w:val="en-SI"/>
+        </w:rPr>
+        <w:t xml:space="preserve"> </w:t>
+      </w:r>
+      <w:r>
+        <w:rPr>
+          <w:lang w:val="en-SI"/>
+        </w:rPr>
+        <w:t>(</w:t>
+      </w:r>
+      <w:r>
+        <w:rPr>
+          <w:lang w:val="en-SI"/>
+        </w:rPr>
+        <w:t>22</w:t>
+      </w:r>
+      <w:r>
+        <w:rPr>
+          <w:lang w:val="en-SI"/>
+        </w:rPr>
+        <w:t>. 1</w:t>
+      </w:r>
+      <w:r>
+        <w:rPr>
+          <w:lang w:val="en-SI"/>
+        </w:rPr>
+        <w:t>2</w:t>
+      </w:r>
+      <w:r>
+        <w:rPr>
+          <w:lang w:val="en-SI"/>
+        </w:rPr>
+        <w:t>. 202</w:t>
+      </w:r>
+      <w:r>
+        <w:rPr>
+          <w:lang w:val="en-SI"/>
+        </w:rPr>
+        <w:t>5</w:t>
+      </w:r>
+      <w:r>
+        <w:rPr>
+          <w:lang w:val="en-SI"/>
+        </w:rPr>
+        <w:t>).</w:t>
+      </w:r>
+    </w:p>
+    <w:p>
+      <w:pPr>
+        <w:rPr>
+          <w:lang w:val="en-SI"/>
+        </w:rPr>
+      </w:pPr>
+    </w:p>
+    <w:p>
+      <w:pPr>
+        <w:rPr>
+          <w:lang w:val="en-SI"/>
+        </w:rPr>
+      </w:pPr>
+      <w:r>
+        <w:rPr>
+          <w:lang w:val="en-SI"/>
+        </w:rPr>
+        <w:t>Autodesk. 202</w:t>
+      </w:r>
+      <w:r>
+        <w:rPr>
+          <w:lang w:val="en-SI"/>
+        </w:rPr>
+        <w:t>5</w:t>
+      </w:r>
+      <w:r>
+        <w:rPr>
+          <w:lang w:val="en-SI"/>
+        </w:rPr>
+        <w:t xml:space="preserve">. </w:t>
+      </w:r>
+      <w:r>
+        <w:rPr>
+          <w:i/>
+          <w:iCs/>
+          <w:lang w:val="en-SI"/>
+        </w:rPr>
+        <w:t>Fusion 360</w:t>
+      </w:r>
+      <w:r>
+        <w:rPr>
+          <w:lang w:val="en-SI"/>
+        </w:rPr>
+        <w:t xml:space="preserve">. </w:t>
+      </w:r>
+      <w:proofErr w:type="spellStart"/>
+      <w:r>
+        <w:rPr>
+          <w:lang w:val="en-SI"/>
+        </w:rPr>
+        <w:t>Dostopno</w:t>
+      </w:r>
+      <w:proofErr w:type="spellEnd"/>
+      <w:r>
+        <w:rPr>
+          <w:lang w:val="en-SI"/>
+        </w:rPr>
+        <w:t xml:space="preserve"> </w:t>
+      </w:r>
+      <w:proofErr w:type="spellStart"/>
+      <w:r>
+        <w:rPr>
+          <w:lang w:val="en-SI"/>
+        </w:rPr>
+        <w:t>prek</w:t>
+      </w:r>
+      <w:proofErr w:type="spellEnd"/>
+      <w:r>
+        <w:rPr>
+          <w:lang w:val="en-SI"/>
+        </w:rPr>
+        <w:t xml:space="preserve">: </w:t>
+      </w:r>
+    </w:p>
+    <w:p>
+      <w:pPr>
+        <w:rPr>
+          <w:lang w:val="en-SI"/>
+        </w:rPr>
+      </w:pPr>
+      <w:hyperlink r:id="rId43" w:history="1">
+        <w:r>
+          <w:rPr>
+            <w:rStyle w:val="Hyperlink"/>
+            <w:lang w:val="en-SI"/>
+          </w:rPr>
+          <w:t>https://www.autodesk.com/learn/ondemand/curated/introduction-to-fusion</w:t>
+        </w:r>
+      </w:hyperlink>
+      <w:r>
+        <w:rPr>
+          <w:lang w:val="en-SI"/>
+        </w:rPr>
+        <w:t xml:space="preserve"> </w:t>
+      </w:r>
+      <w:r>
+        <w:rPr>
+          <w:lang w:val="en-SI"/>
+        </w:rPr>
+        <w:t>(</w:t>
+      </w:r>
+      <w:r>
+        <w:rPr>
+          <w:lang w:val="en-SI"/>
+        </w:rPr>
+        <w:t>22</w:t>
+      </w:r>
+      <w:r>
+        <w:rPr>
+          <w:lang w:val="en-SI"/>
+        </w:rPr>
+        <w:t xml:space="preserve">. </w:t>
+      </w:r>
+      <w:r>
+        <w:rPr>
+          <w:lang w:val="en-SI"/>
+        </w:rPr>
+        <w:t>12</w:t>
+      </w:r>
+      <w:r>
+        <w:rPr>
+          <w:lang w:val="en-SI"/>
+        </w:rPr>
+        <w:t>. 202</w:t>
+      </w:r>
+      <w:r>
+        <w:rPr>
+          <w:lang w:val="en-SI"/>
+        </w:rPr>
+        <w:t>5</w:t>
+      </w:r>
+      <w:r>
+        <w:rPr>
+          <w:lang w:val="en-SI"/>
+        </w:rPr>
+        <w:t>).</w:t>
+      </w:r>
+    </w:p>
+    <w:p>
+      <w:pPr>
         <w:sectPr>
-          <w:footerReference w:type="default" r:id="rId32"/>
-          <w:footerReference w:type="first" r:id="rId33"/>
+          <w:footerReference w:type="default" r:id="rId44"/>
+          <w:footerReference w:type="first" r:id="rId45"/>
           <w:pgSz w:w="11909" w:h="16834"/>
           <w:pgMar w:top="1440" w:right="1440" w:bottom="1440" w:left="1440" w:header="720" w:footer="720" w:gutter="0"/>
           <w:pgNumType w:start="1"/>
@@ -14260,31 +16381,11 @@
           <w:titlePg/>
         </w:sectPr>
       </w:pPr>
-      <w:r>
-        <w:rPr>
-          <w:sz w:val="24"/>
-          <w:szCs w:val="24"/>
-        </w:rPr>
-        <w:t>Cilj projekta je bil izdelati laserski sledilni sistem, ki v realnem času zaznava oznake AprilTag in nanje usmeri laserski žarek prek nagibno-zasučnega mehanizma. Sistem je bil uspešno realiziran</w:t>
-      </w:r>
-      <w:r>
-        <w:rPr>
-          <w:sz w:val="24"/>
-          <w:szCs w:val="24"/>
-        </w:rPr>
-        <w:t xml:space="preserve">, </w:t>
-      </w:r>
-      <w:r>
-        <w:rPr>
-          <w:sz w:val="24"/>
-          <w:szCs w:val="24"/>
-        </w:rPr>
-        <w:t>kamera zaznava oznake, Python skripta izračuna njihove koordinate in jih posreduje mikrokrmilniku Arduino, ki ustrezno krmili oba servo motorja. Med izdelavo sem naletel na več praktičnih izzivov. Pri 3D tisku so bile mere nekaterih delov nepravilne, kar je povzročilo težave pri montaži: luknje za vijake so bile premajhne in nekateri deli so se zadevali ob stene ohišij, zato je bilo treba modele v programu Fusion 360 večkrat popraviti in dele natisniti znova. Zahtevna je bila tudi kalibracija sistema, saj laserski modul ni nameščen točno na osi kamere, kar povzroči sistematičen odmik žarka od središča zaznane oznake. Odmik sem delno odpravil z ročno nastavljenimi korekcijskimi vrednostmi v kodi, vendar popolne natančnosti ni mogoče doseči brez mehanske poravnave. Dodatno omejitev predstavlja tudi konstrukcijska zasnova, pri kateri celoten zgornji sklop sloni zgolj na gredici prvega servo motorja brez dodatnih opor, kar pri hitrejših premikih zmanjša stabilnost sistema. Kljub tem izzivom projekt deluje v skladu z zastavljenimi cilji in predstavlja dobro osnovo za nadaljnji razv</w:t>
-      </w:r>
     </w:p>
     <w:p>
       <w:pPr>
         <w:spacing w:line="360" w:lineRule="auto"/>
+        <w:jc w:val="both"/>
         <w:rPr>
           <w:sz w:val="32"/>
           <w:szCs w:val="32"/>
@@ -14347,13 +16448,6 @@
           <w:sz w:val="24"/>
           <w:szCs w:val="24"/>
         </w:rPr>
-        <w:t>Datum:</w:t>
-      </w:r>
-      <w:r>
-        <w:rPr>
-          <w:sz w:val="24"/>
-          <w:szCs w:val="24"/>
-        </w:rPr>
         <w:tab/>
       </w:r>
       <w:r>
@@ -14404,7 +16498,28 @@
           <w:szCs w:val="24"/>
         </w:rPr>
         <w:tab/>
-        <w:t xml:space="preserve">           David Škander</w:t>
+      </w:r>
+      <w:r>
+        <w:rPr>
+          <w:sz w:val="24"/>
+          <w:szCs w:val="24"/>
+        </w:rPr>
+        <w:tab/>
+      </w:r>
+      <w:r>
+        <w:rPr>
+          <w:sz w:val="24"/>
+          <w:szCs w:val="24"/>
+        </w:rPr>
+        <w:tab/>
+      </w:r>
+      <w:r>
+        <w:rPr>
+          <w:sz w:val="24"/>
+          <w:szCs w:val="24"/>
+        </w:rPr>
+        <w:tab/>
+        <w:t xml:space="preserve">           </w:t>
       </w:r>
     </w:p>
     <w:p>
@@ -14491,6 +16606,9 @@
       <w:t xml:space="preserve">Ljubljana, </w:t>
     </w:r>
     <w:r>
+      <w:t xml:space="preserve">april </w:t>
+    </w:r>
+    <w:r>
       <w:t>2026</w:t>
     </w:r>
   </w:p>
@@ -14520,6 +16638,467 @@
     </w:p>
   </w:footnote>
 </w:footnotes>
+</file>
+
+<file path=word/numbering.xml><?xml version="1.0" encoding="utf-8"?>
+<w:numbering xmlns:wpc="http://schemas.microsoft.com/office/word/2010/wordprocessingCanvas" xmlns:cx="http://schemas.microsoft.com/office/drawing/2014/chartex" xmlns:cx1="http://schemas.microsoft.com/office/drawing/2015/9/8/chartex" xmlns:cx2="http://schemas.microsoft.com/office/drawing/2015/10/21/chartex" xmlns:cx3="http://schemas.microsoft.com/office/drawing/2016/5/9/chartex" xmlns:cx4="http://schemas.microsoft.com/office/drawing/2016/5/10/chartex" xmlns:cx5="http://schemas.microsoft.com/office/drawing/2016/5/11/chartex" xmlns:cx6="http://schemas.microsoft.com/office/drawing/2016/5/12/chartex" xmlns:cx7="http://schemas.microsoft.com/office/drawing/2016/5/13/chartex" xmlns:cx8="http://schemas.microsoft.com/office/drawing/2016/5/14/chartex" xmlns:mc="http://schemas.openxmlformats.org/markup-compatibility/2006" xmlns:aink="http://schemas.microsoft.com/office/drawing/2016/ink" xmlns:am3d="http://schemas.microsoft.com/office/drawing/2017/model3d" xmlns:o="urn:schemas-microsoft-com:office:office" xmlns:oel="http://schemas.microsoft.com/office/2019/extlst" xmlns:r="http://schemas.openxmlformats.org/officeDocument/2006/relationships" xmlns:m="http://schemas.openxmlformats.org/officeDocument/2006/math" xmlns:v="urn:schemas-microsoft-com:vml" xmlns:wp14="http://schemas.microsoft.com/office/word/2010/wordprocessingDrawing" xmlns:wp="http://schemas.openxmlformats.org/drawingml/2006/wordprocessingDrawing" xmlns:w10="urn:schemas-microsoft-com:office:word" xmlns:w="http://schemas.openxmlformats.org/wordprocessingml/2006/main" xmlns:w14="http://schemas.microsoft.com/office/word/2010/wordml" xmlns:w15="http://schemas.microsoft.com/office/word/2012/wordml" xmlns:w16cex="http://schemas.microsoft.com/office/word/2018/wordml/cex" xmlns:w16cid="http://schemas.microsoft.com/office/word/2016/wordml/cid" xmlns:w16="http://schemas.microsoft.com/office/word/2018/wordml" xmlns:w16du="http://schemas.microsoft.com/office/word/2023/wordml/word16du" xmlns:w16sdtdh="http://schemas.microsoft.com/office/word/2020/wordml/sdtdatahash" xmlns:w16sdtfl="http://schemas.microsoft.com/office/word/2024/wordml/sdtformatlock" xmlns:w16se="http://schemas.microsoft.com/office/word/2015/wordml/symex" xmlns:wpg="http://schemas.microsoft.com/office/word/2010/wordprocessingGroup" xmlns:wpi="http://schemas.microsoft.com/office/word/2010/wordprocessingInk" xmlns:wne="http://schemas.microsoft.com/office/word/2006/wordml" xmlns:wps="http://schemas.microsoft.com/office/word/2010/wordprocessingShape" mc:Ignorable="w14 w15 w16se w16cid w16 w16cex w16sdtdh w16sdtfl w16du wp14">
+  <w:abstractNum w:abstractNumId="0" w15:restartNumberingAfterBreak="0">
+    <w:nsid w:val="3E5F14CD"/>
+    <w:multiLevelType w:val="multilevel"/>
+    <w:tmpl w:val="568CA2B4"/>
+    <w:lvl w:ilvl="0">
+      <w:start w:val="1"/>
+      <w:numFmt w:val="bullet"/>
+      <w:lvlText w:val=""/>
+      <w:lvlJc w:val="left"/>
+      <w:pPr>
+        <w:tabs>
+          <w:tab w:val="num" w:pos="720"/>
+        </w:tabs>
+        <w:ind w:left="720" w:hanging="360"/>
+      </w:pPr>
+      <w:rPr>
+        <w:rFonts w:ascii="Symbol" w:hAnsi="Symbol" w:hint="default"/>
+        <w:sz w:val="20"/>
+      </w:rPr>
+    </w:lvl>
+    <w:lvl w:ilvl="1" w:tentative="1">
+      <w:start w:val="1"/>
+      <w:numFmt w:val="bullet"/>
+      <w:lvlText w:val="o"/>
+      <w:lvlJc w:val="left"/>
+      <w:pPr>
+        <w:tabs>
+          <w:tab w:val="num" w:pos="1440"/>
+        </w:tabs>
+        <w:ind w:left="1440" w:hanging="360"/>
+      </w:pPr>
+      <w:rPr>
+        <w:rFonts w:ascii="Courier New" w:hAnsi="Courier New" w:hint="default"/>
+        <w:sz w:val="20"/>
+      </w:rPr>
+    </w:lvl>
+    <w:lvl w:ilvl="2" w:tentative="1">
+      <w:start w:val="1"/>
+      <w:numFmt w:val="bullet"/>
+      <w:lvlText w:val=""/>
+      <w:lvlJc w:val="left"/>
+      <w:pPr>
+        <w:tabs>
+          <w:tab w:val="num" w:pos="2160"/>
+        </w:tabs>
+        <w:ind w:left="2160" w:hanging="360"/>
+      </w:pPr>
+      <w:rPr>
+        <w:rFonts w:ascii="Wingdings" w:hAnsi="Wingdings" w:hint="default"/>
+        <w:sz w:val="20"/>
+      </w:rPr>
+    </w:lvl>
+    <w:lvl w:ilvl="3" w:tentative="1">
+      <w:start w:val="1"/>
+      <w:numFmt w:val="bullet"/>
+      <w:lvlText w:val=""/>
+      <w:lvlJc w:val="left"/>
+      <w:pPr>
+        <w:tabs>
+          <w:tab w:val="num" w:pos="2880"/>
+        </w:tabs>
+        <w:ind w:left="2880" w:hanging="360"/>
+      </w:pPr>
+      <w:rPr>
+        <w:rFonts w:ascii="Wingdings" w:hAnsi="Wingdings" w:hint="default"/>
+        <w:sz w:val="20"/>
+      </w:rPr>
+    </w:lvl>
+    <w:lvl w:ilvl="4" w:tentative="1">
+      <w:start w:val="1"/>
+      <w:numFmt w:val="bullet"/>
+      <w:lvlText w:val=""/>
+      <w:lvlJc w:val="left"/>
+      <w:pPr>
+        <w:tabs>
+          <w:tab w:val="num" w:pos="3600"/>
+        </w:tabs>
+        <w:ind w:left="3600" w:hanging="360"/>
+      </w:pPr>
+      <w:rPr>
+        <w:rFonts w:ascii="Wingdings" w:hAnsi="Wingdings" w:hint="default"/>
+        <w:sz w:val="20"/>
+      </w:rPr>
+    </w:lvl>
+    <w:lvl w:ilvl="5" w:tentative="1">
+      <w:start w:val="1"/>
+      <w:numFmt w:val="bullet"/>
+      <w:lvlText w:val=""/>
+      <w:lvlJc w:val="left"/>
+      <w:pPr>
+        <w:tabs>
+          <w:tab w:val="num" w:pos="4320"/>
+        </w:tabs>
+        <w:ind w:left="4320" w:hanging="360"/>
+      </w:pPr>
+      <w:rPr>
+        <w:rFonts w:ascii="Wingdings" w:hAnsi="Wingdings" w:hint="default"/>
+        <w:sz w:val="20"/>
+      </w:rPr>
+    </w:lvl>
+    <w:lvl w:ilvl="6" w:tentative="1">
+      <w:start w:val="1"/>
+      <w:numFmt w:val="bullet"/>
+      <w:lvlText w:val=""/>
+      <w:lvlJc w:val="left"/>
+      <w:pPr>
+        <w:tabs>
+          <w:tab w:val="num" w:pos="5040"/>
+        </w:tabs>
+        <w:ind w:left="5040" w:hanging="360"/>
+      </w:pPr>
+      <w:rPr>
+        <w:rFonts w:ascii="Wingdings" w:hAnsi="Wingdings" w:hint="default"/>
+        <w:sz w:val="20"/>
+      </w:rPr>
+    </w:lvl>
+    <w:lvl w:ilvl="7" w:tentative="1">
+      <w:start w:val="1"/>
+      <w:numFmt w:val="bullet"/>
+      <w:lvlText w:val=""/>
+      <w:lvlJc w:val="left"/>
+      <w:pPr>
+        <w:tabs>
+          <w:tab w:val="num" w:pos="5760"/>
+        </w:tabs>
+        <w:ind w:left="5760" w:hanging="360"/>
+      </w:pPr>
+      <w:rPr>
+        <w:rFonts w:ascii="Wingdings" w:hAnsi="Wingdings" w:hint="default"/>
+        <w:sz w:val="20"/>
+      </w:rPr>
+    </w:lvl>
+    <w:lvl w:ilvl="8" w:tentative="1">
+      <w:start w:val="1"/>
+      <w:numFmt w:val="bullet"/>
+      <w:lvlText w:val=""/>
+      <w:lvlJc w:val="left"/>
+      <w:pPr>
+        <w:tabs>
+          <w:tab w:val="num" w:pos="6480"/>
+        </w:tabs>
+        <w:ind w:left="6480" w:hanging="360"/>
+      </w:pPr>
+      <w:rPr>
+        <w:rFonts w:ascii="Wingdings" w:hAnsi="Wingdings" w:hint="default"/>
+        <w:sz w:val="20"/>
+      </w:rPr>
+    </w:lvl>
+  </w:abstractNum>
+  <w:abstractNum w:abstractNumId="1" w15:restartNumberingAfterBreak="0">
+    <w:nsid w:val="649D1C46"/>
+    <w:multiLevelType w:val="multilevel"/>
+    <w:tmpl w:val="DDCA0790"/>
+    <w:lvl w:ilvl="0">
+      <w:start w:val="1"/>
+      <w:numFmt w:val="bullet"/>
+      <w:lvlText w:val=""/>
+      <w:lvlJc w:val="left"/>
+      <w:pPr>
+        <w:tabs>
+          <w:tab w:val="num" w:pos="720"/>
+        </w:tabs>
+        <w:ind w:left="720" w:hanging="360"/>
+      </w:pPr>
+      <w:rPr>
+        <w:rFonts w:ascii="Symbol" w:hAnsi="Symbol" w:hint="default"/>
+        <w:sz w:val="20"/>
+      </w:rPr>
+    </w:lvl>
+    <w:lvl w:ilvl="1" w:tentative="1">
+      <w:start w:val="1"/>
+      <w:numFmt w:val="bullet"/>
+      <w:lvlText w:val="o"/>
+      <w:lvlJc w:val="left"/>
+      <w:pPr>
+        <w:tabs>
+          <w:tab w:val="num" w:pos="1440"/>
+        </w:tabs>
+        <w:ind w:left="1440" w:hanging="360"/>
+      </w:pPr>
+      <w:rPr>
+        <w:rFonts w:ascii="Courier New" w:hAnsi="Courier New" w:hint="default"/>
+        <w:sz w:val="20"/>
+      </w:rPr>
+    </w:lvl>
+    <w:lvl w:ilvl="2" w:tentative="1">
+      <w:start w:val="1"/>
+      <w:numFmt w:val="bullet"/>
+      <w:lvlText w:val=""/>
+      <w:lvlJc w:val="left"/>
+      <w:pPr>
+        <w:tabs>
+          <w:tab w:val="num" w:pos="2160"/>
+        </w:tabs>
+        <w:ind w:left="2160" w:hanging="360"/>
+      </w:pPr>
+      <w:rPr>
+        <w:rFonts w:ascii="Wingdings" w:hAnsi="Wingdings" w:hint="default"/>
+        <w:sz w:val="20"/>
+      </w:rPr>
+    </w:lvl>
+    <w:lvl w:ilvl="3" w:tentative="1">
+      <w:start w:val="1"/>
+      <w:numFmt w:val="bullet"/>
+      <w:lvlText w:val=""/>
+      <w:lvlJc w:val="left"/>
+      <w:pPr>
+        <w:tabs>
+          <w:tab w:val="num" w:pos="2880"/>
+        </w:tabs>
+        <w:ind w:left="2880" w:hanging="360"/>
+      </w:pPr>
+      <w:rPr>
+        <w:rFonts w:ascii="Wingdings" w:hAnsi="Wingdings" w:hint="default"/>
+        <w:sz w:val="20"/>
+      </w:rPr>
+    </w:lvl>
+    <w:lvl w:ilvl="4" w:tentative="1">
+      <w:start w:val="1"/>
+      <w:numFmt w:val="bullet"/>
+      <w:lvlText w:val=""/>
+      <w:lvlJc w:val="left"/>
+      <w:pPr>
+        <w:tabs>
+          <w:tab w:val="num" w:pos="3600"/>
+        </w:tabs>
+        <w:ind w:left="3600" w:hanging="360"/>
+      </w:pPr>
+      <w:rPr>
+        <w:rFonts w:ascii="Wingdings" w:hAnsi="Wingdings" w:hint="default"/>
+        <w:sz w:val="20"/>
+      </w:rPr>
+    </w:lvl>
+    <w:lvl w:ilvl="5" w:tentative="1">
+      <w:start w:val="1"/>
+      <w:numFmt w:val="bullet"/>
+      <w:lvlText w:val=""/>
+      <w:lvlJc w:val="left"/>
+      <w:pPr>
+        <w:tabs>
+          <w:tab w:val="num" w:pos="4320"/>
+        </w:tabs>
+        <w:ind w:left="4320" w:hanging="360"/>
+      </w:pPr>
+      <w:rPr>
+        <w:rFonts w:ascii="Wingdings" w:hAnsi="Wingdings" w:hint="default"/>
+        <w:sz w:val="20"/>
+      </w:rPr>
+    </w:lvl>
+    <w:lvl w:ilvl="6" w:tentative="1">
+      <w:start w:val="1"/>
+      <w:numFmt w:val="bullet"/>
+      <w:lvlText w:val=""/>
+      <w:lvlJc w:val="left"/>
+      <w:pPr>
+        <w:tabs>
+          <w:tab w:val="num" w:pos="5040"/>
+        </w:tabs>
+        <w:ind w:left="5040" w:hanging="360"/>
+      </w:pPr>
+      <w:rPr>
+        <w:rFonts w:ascii="Wingdings" w:hAnsi="Wingdings" w:hint="default"/>
+        <w:sz w:val="20"/>
+      </w:rPr>
+    </w:lvl>
+    <w:lvl w:ilvl="7" w:tentative="1">
+      <w:start w:val="1"/>
+      <w:numFmt w:val="bullet"/>
+      <w:lvlText w:val=""/>
+      <w:lvlJc w:val="left"/>
+      <w:pPr>
+        <w:tabs>
+          <w:tab w:val="num" w:pos="5760"/>
+        </w:tabs>
+        <w:ind w:left="5760" w:hanging="360"/>
+      </w:pPr>
+      <w:rPr>
+        <w:rFonts w:ascii="Wingdings" w:hAnsi="Wingdings" w:hint="default"/>
+        <w:sz w:val="20"/>
+      </w:rPr>
+    </w:lvl>
+    <w:lvl w:ilvl="8" w:tentative="1">
+      <w:start w:val="1"/>
+      <w:numFmt w:val="bullet"/>
+      <w:lvlText w:val=""/>
+      <w:lvlJc w:val="left"/>
+      <w:pPr>
+        <w:tabs>
+          <w:tab w:val="num" w:pos="6480"/>
+        </w:tabs>
+        <w:ind w:left="6480" w:hanging="360"/>
+      </w:pPr>
+      <w:rPr>
+        <w:rFonts w:ascii="Wingdings" w:hAnsi="Wingdings" w:hint="default"/>
+        <w:sz w:val="20"/>
+      </w:rPr>
+    </w:lvl>
+  </w:abstractNum>
+  <w:abstractNum w:abstractNumId="2" w15:restartNumberingAfterBreak="0">
+    <w:nsid w:val="76D46DF6"/>
+    <w:multiLevelType w:val="multilevel"/>
+    <w:tmpl w:val="91D4F99E"/>
+    <w:lvl w:ilvl="0">
+      <w:start w:val="1"/>
+      <w:numFmt w:val="bullet"/>
+      <w:lvlText w:val=""/>
+      <w:lvlJc w:val="left"/>
+      <w:pPr>
+        <w:tabs>
+          <w:tab w:val="num" w:pos="720"/>
+        </w:tabs>
+        <w:ind w:left="720" w:hanging="360"/>
+      </w:pPr>
+      <w:rPr>
+        <w:rFonts w:ascii="Symbol" w:hAnsi="Symbol" w:hint="default"/>
+        <w:sz w:val="20"/>
+      </w:rPr>
+    </w:lvl>
+    <w:lvl w:ilvl="1" w:tentative="1">
+      <w:start w:val="1"/>
+      <w:numFmt w:val="bullet"/>
+      <w:lvlText w:val="o"/>
+      <w:lvlJc w:val="left"/>
+      <w:pPr>
+        <w:tabs>
+          <w:tab w:val="num" w:pos="1440"/>
+        </w:tabs>
+        <w:ind w:left="1440" w:hanging="360"/>
+      </w:pPr>
+      <w:rPr>
+        <w:rFonts w:ascii="Courier New" w:hAnsi="Courier New" w:hint="default"/>
+        <w:sz w:val="20"/>
+      </w:rPr>
+    </w:lvl>
+    <w:lvl w:ilvl="2" w:tentative="1">
+      <w:start w:val="1"/>
+      <w:numFmt w:val="bullet"/>
+      <w:lvlText w:val=""/>
+      <w:lvlJc w:val="left"/>
+      <w:pPr>
+        <w:tabs>
+          <w:tab w:val="num" w:pos="2160"/>
+        </w:tabs>
+        <w:ind w:left="2160" w:hanging="360"/>
+      </w:pPr>
+      <w:rPr>
+        <w:rFonts w:ascii="Wingdings" w:hAnsi="Wingdings" w:hint="default"/>
+        <w:sz w:val="20"/>
+      </w:rPr>
+    </w:lvl>
+    <w:lvl w:ilvl="3" w:tentative="1">
+      <w:start w:val="1"/>
+      <w:numFmt w:val="bullet"/>
+      <w:lvlText w:val=""/>
+      <w:lvlJc w:val="left"/>
+      <w:pPr>
+        <w:tabs>
+          <w:tab w:val="num" w:pos="2880"/>
+        </w:tabs>
+        <w:ind w:left="2880" w:hanging="360"/>
+      </w:pPr>
+      <w:rPr>
+        <w:rFonts w:ascii="Wingdings" w:hAnsi="Wingdings" w:hint="default"/>
+        <w:sz w:val="20"/>
+      </w:rPr>
+    </w:lvl>
+    <w:lvl w:ilvl="4" w:tentative="1">
+      <w:start w:val="1"/>
+      <w:numFmt w:val="bullet"/>
+      <w:lvlText w:val=""/>
+      <w:lvlJc w:val="left"/>
+      <w:pPr>
+        <w:tabs>
+          <w:tab w:val="num" w:pos="3600"/>
+        </w:tabs>
+        <w:ind w:left="3600" w:hanging="360"/>
+      </w:pPr>
+      <w:rPr>
+        <w:rFonts w:ascii="Wingdings" w:hAnsi="Wingdings" w:hint="default"/>
+        <w:sz w:val="20"/>
+      </w:rPr>
+    </w:lvl>
+    <w:lvl w:ilvl="5" w:tentative="1">
+      <w:start w:val="1"/>
+      <w:numFmt w:val="bullet"/>
+      <w:lvlText w:val=""/>
+      <w:lvlJc w:val="left"/>
+      <w:pPr>
+        <w:tabs>
+          <w:tab w:val="num" w:pos="4320"/>
+        </w:tabs>
+        <w:ind w:left="4320" w:hanging="360"/>
+      </w:pPr>
+      <w:rPr>
+        <w:rFonts w:ascii="Wingdings" w:hAnsi="Wingdings" w:hint="default"/>
+        <w:sz w:val="20"/>
+      </w:rPr>
+    </w:lvl>
+    <w:lvl w:ilvl="6" w:tentative="1">
+      <w:start w:val="1"/>
+      <w:numFmt w:val="bullet"/>
+      <w:lvlText w:val=""/>
+      <w:lvlJc w:val="left"/>
+      <w:pPr>
+        <w:tabs>
+          <w:tab w:val="num" w:pos="5040"/>
+        </w:tabs>
+        <w:ind w:left="5040" w:hanging="360"/>
+      </w:pPr>
+      <w:rPr>
+        <w:rFonts w:ascii="Wingdings" w:hAnsi="Wingdings" w:hint="default"/>
+        <w:sz w:val="20"/>
+      </w:rPr>
+    </w:lvl>
+    <w:lvl w:ilvl="7" w:tentative="1">
+      <w:start w:val="1"/>
+      <w:numFmt w:val="bullet"/>
+      <w:lvlText w:val=""/>
+      <w:lvlJc w:val="left"/>
+      <w:pPr>
+        <w:tabs>
+          <w:tab w:val="num" w:pos="5760"/>
+        </w:tabs>
+        <w:ind w:left="5760" w:hanging="360"/>
+      </w:pPr>
+      <w:rPr>
+        <w:rFonts w:ascii="Wingdings" w:hAnsi="Wingdings" w:hint="default"/>
+        <w:sz w:val="20"/>
+      </w:rPr>
+    </w:lvl>
+    <w:lvl w:ilvl="8" w:tentative="1">
+      <w:start w:val="1"/>
+      <w:numFmt w:val="bullet"/>
+      <w:lvlText w:val=""/>
+      <w:lvlJc w:val="left"/>
+      <w:pPr>
+        <w:tabs>
+          <w:tab w:val="num" w:pos="6480"/>
+        </w:tabs>
+        <w:ind w:left="6480" w:hanging="360"/>
+      </w:pPr>
+      <w:rPr>
+        <w:rFonts w:ascii="Wingdings" w:hAnsi="Wingdings" w:hint="default"/>
+        <w:sz w:val="20"/>
+      </w:rPr>
+    </w:lvl>
+  </w:abstractNum>
+  <w:num w:numId="1" w16cid:durableId="1427266650">
+    <w:abstractNumId w:val="2"/>
+  </w:num>
+  <w:num w:numId="2" w16cid:durableId="524640594">
+    <w:abstractNumId w:val="0"/>
+  </w:num>
+  <w:num w:numId="3" w16cid:durableId="955717237">
+    <w:abstractNumId w:val="1"/>
+  </w:num>
+</w:numbering>
 </file>
 
 <file path=word/styles.xml><?xml version="1.0" encoding="utf-8"?>
@@ -14981,9 +17560,9 @@
     <w:basedOn w:val="Normal"/>
     <w:next w:val="Normal"/>
     <w:uiPriority w:val="9"/>
-    <w:semiHidden/>
     <w:unhideWhenUsed/>
     <w:qFormat/>
+    <w:rsid w:val="001545CB"/>
     <w:pPr>
       <w:keepNext/>
       <w:keepLines/>
@@ -14992,7 +17571,7 @@
     </w:pPr>
     <w:rPr>
       <w:color w:val="666666"/>
-      <w:sz w:val="24"/>
+      <w:sz w:val="28"/>
       <w:szCs w:val="24"/>
     </w:rPr>
   </w:style>
@@ -15303,6 +17882,19 @@
       <w:rFonts w:asciiTheme="minorHAnsi" w:eastAsiaTheme="minorEastAsia" w:hAnsiTheme="minorHAnsi" w:cs="Times New Roman"/>
       <w:lang w:val="en-US" w:eastAsia="en-US"/>
     </w:rPr>
+  </w:style>
+  <w:style w:type="paragraph" w:styleId="TOC4">
+    <w:name w:val="toc 4"/>
+    <w:basedOn w:val="Normal"/>
+    <w:next w:val="Normal"/>
+    <w:autoRedefine/>
+    <w:uiPriority w:val="39"/>
+    <w:unhideWhenUsed/>
+    <w:rsid w:val="001545CB"/>
+    <w:pPr>
+      <w:spacing w:after="100"/>
+      <w:ind w:left="660"/>
+    </w:pPr>
   </w:style>
 </w:styles>
 </file>
@@ -15625,4 +18217,16 @@
   </a:objectDefaults>
   <a:extraClrSchemeLst/>
 </a:theme>
+</file>
+
+<file path=customXml/item1.xml><?xml version="1.0" encoding="utf-8"?>
+<b:Sources xmlns:b="http://schemas.openxmlformats.org/officeDocument/2006/bibliography" xmlns="http://schemas.openxmlformats.org/officeDocument/2006/bibliography" SelectedStyle="\APASixthEditionOfficeOnline.xsl" StyleName="APA" Version="6"/>
+</file>
+
+<file path=customXml/itemProps1.xml><?xml version="1.0" encoding="utf-8"?>
+<ds:datastoreItem xmlns:ds="http://schemas.openxmlformats.org/officeDocument/2006/customXml" ds:itemID="{8CF32D32-AEEF-4554-89A3-9FC2B665DD1A}">
+  <ds:schemaRefs>
+    <ds:schemaRef ds:uri="http://schemas.openxmlformats.org/officeDocument/2006/bibliography"/>
+  </ds:schemaRefs>
+</ds:datastoreItem>
 </file>
--- a/2026_E4.A_Škander_David_SledenjeAprilTagov.docx
+++ b/2026_E4.A_Škander_David_SledenjeAprilTagov.docx
@@ -268,55 +268,197 @@
       <w:pPr>
         <w:spacing w:line="360" w:lineRule="auto"/>
         <w:jc w:val="both"/>
+        <w:rPr>
+          <w:color w:val="000000" w:themeColor="text1"/>
+        </w:rPr>
       </w:pPr>
     </w:p>
     <w:p>
       <w:pPr>
         <w:spacing w:line="360" w:lineRule="auto"/>
-        <w:jc w:val="both"/>
-      </w:pPr>
-    </w:p>
-    <w:p>
-      <w:pPr>
-        <w:spacing w:line="360" w:lineRule="auto"/>
-        <w:jc w:val="both"/>
-      </w:pPr>
-    </w:p>
-    <w:p>
-      <w:pPr>
-        <w:spacing w:line="360" w:lineRule="auto"/>
-        <w:jc w:val="both"/>
-      </w:pPr>
-      <w:r>
+        <w:rPr>
+          <w:color w:val="000000" w:themeColor="text1"/>
+          <w:sz w:val="24"/>
+          <w:szCs w:val="24"/>
+        </w:rPr>
+      </w:pPr>
+      <w:r>
+        <w:rPr>
+          <w:color w:val="000000" w:themeColor="text1"/>
+          <w:sz w:val="24"/>
+          <w:szCs w:val="24"/>
+        </w:rPr>
         <w:t xml:space="preserve">Mentor: </w:t>
       </w:r>
       <w:r>
+        <w:rPr>
+          <w:color w:val="000000" w:themeColor="text1"/>
+          <w:sz w:val="24"/>
+          <w:szCs w:val="24"/>
+        </w:rPr>
         <w:t>David Zindović</w:t>
       </w:r>
       <w:r>
+        <w:rPr>
+          <w:color w:val="000000" w:themeColor="text1"/>
+          <w:sz w:val="24"/>
+          <w:szCs w:val="24"/>
+        </w:rPr>
         <w:t>, prof.</w:t>
       </w:r>
       <w:r>
+        <w:rPr>
+          <w:color w:val="000000" w:themeColor="text1"/>
+          <w:sz w:val="24"/>
+          <w:szCs w:val="24"/>
+        </w:rPr>
         <w:tab/>
       </w:r>
       <w:r>
+        <w:rPr>
+          <w:color w:val="000000" w:themeColor="text1"/>
+          <w:sz w:val="24"/>
+          <w:szCs w:val="24"/>
+        </w:rPr>
         <w:tab/>
       </w:r>
       <w:r>
+        <w:rPr>
+          <w:color w:val="000000" w:themeColor="text1"/>
+          <w:sz w:val="24"/>
+          <w:szCs w:val="24"/>
+        </w:rPr>
         <w:tab/>
       </w:r>
       <w:r>
+        <w:rPr>
+          <w:color w:val="000000" w:themeColor="text1"/>
+          <w:sz w:val="24"/>
+          <w:szCs w:val="24"/>
+        </w:rPr>
         <w:tab/>
-      </w:r>
-      <w:r>
+        <w:t xml:space="preserve">  </w:t>
+      </w:r>
+      <w:r>
+        <w:rPr>
+          <w:color w:val="000000" w:themeColor="text1"/>
+          <w:sz w:val="24"/>
+          <w:szCs w:val="24"/>
+        </w:rPr>
+        <w:t xml:space="preserve"> </w:t>
+      </w:r>
+      <w:r>
+        <w:rPr>
+          <w:color w:val="000000" w:themeColor="text1"/>
+          <w:sz w:val="24"/>
+          <w:szCs w:val="24"/>
+        </w:rPr>
+        <w:t xml:space="preserve">Avtor: David </w:t>
+      </w:r>
+      <w:r>
+        <w:rPr>
+          <w:color w:val="000000" w:themeColor="text1"/>
+          <w:sz w:val="24"/>
+          <w:szCs w:val="24"/>
+        </w:rPr>
+        <w:t>Škander</w:t>
+      </w:r>
+      <w:r>
+        <w:rPr>
+          <w:color w:val="000000" w:themeColor="text1"/>
+          <w:sz w:val="24"/>
+          <w:szCs w:val="24"/>
+        </w:rPr>
+        <w:t>, E 4.</w:t>
+      </w:r>
+      <w:r>
+        <w:rPr>
+          <w:color w:val="000000" w:themeColor="text1"/>
+          <w:sz w:val="24"/>
+          <w:szCs w:val="24"/>
+        </w:rPr>
+        <w:t xml:space="preserve"> A</w:t>
+      </w:r>
+    </w:p>
+    <w:p>
+      <w:pPr>
+        <w:rPr>
+          <w:b/>
+          <w:bCs/>
+          <w:color w:val="000000" w:themeColor="text1"/>
+          <w:sz w:val="24"/>
+          <w:szCs w:val="24"/>
+        </w:rPr>
+      </w:pPr>
+      <w:r>
+        <w:rPr>
+          <w:b/>
+          <w:bCs/>
+          <w:color w:val="000000" w:themeColor="text1"/>
+          <w:sz w:val="24"/>
+          <w:szCs w:val="24"/>
+        </w:rPr>
         <w:tab/>
-        <w:t xml:space="preserve">        Avtor: David </w:t>
-      </w:r>
-      <w:r>
-        <w:t>Škander</w:t>
-      </w:r>
-      <w:r>
-        <w:t xml:space="preserve">, E 4. </w:t>
+      </w:r>
+      <w:r>
+        <w:rPr>
+          <w:b/>
+          <w:bCs/>
+          <w:color w:val="000000" w:themeColor="text1"/>
+          <w:sz w:val="24"/>
+          <w:szCs w:val="24"/>
+        </w:rPr>
+        <w:tab/>
+      </w:r>
+      <w:r>
+        <w:rPr>
+          <w:b/>
+          <w:bCs/>
+          <w:color w:val="000000" w:themeColor="text1"/>
+          <w:sz w:val="24"/>
+          <w:szCs w:val="24"/>
+        </w:rPr>
+        <w:tab/>
+      </w:r>
+      <w:r>
+        <w:rPr>
+          <w:b/>
+          <w:bCs/>
+          <w:color w:val="000000" w:themeColor="text1"/>
+          <w:sz w:val="24"/>
+          <w:szCs w:val="24"/>
+        </w:rPr>
+        <w:tab/>
+      </w:r>
+      <w:r>
+        <w:rPr>
+          <w:b/>
+          <w:bCs/>
+          <w:color w:val="000000" w:themeColor="text1"/>
+          <w:sz w:val="24"/>
+          <w:szCs w:val="24"/>
+        </w:rPr>
+        <w:tab/>
+      </w:r>
+    </w:p>
+    <w:p>
+      <w:pPr>
+        <w:jc w:val="center"/>
+        <w:rPr>
+          <w:b/>
+          <w:bCs/>
+          <w:color w:val="000000" w:themeColor="text1"/>
+          <w:sz w:val="24"/>
+          <w:szCs w:val="24"/>
+        </w:rPr>
+      </w:pPr>
+      <w:r>
+        <w:rPr>
+          <w:color w:val="000000" w:themeColor="text1"/>
+          <w:sz w:val="24"/>
+          <w:szCs w:val="24"/>
+        </w:rPr>
+        <w:t>Ljubljana, april 2026</w:t>
       </w:r>
     </w:p>
     <w:p>
@@ -394,18 +536,39 @@
           <w:sz w:val="24"/>
           <w:szCs w:val="24"/>
         </w:rPr>
-        <w:t xml:space="preserve"> AprilTag, lasersko sledenje, pan-tilt mehanizem, računalniški vid, OpenCV, Arduino Uno, servo motor, 3D tisk, Fusion 360, Python</w:t>
-      </w:r>
-    </w:p>
-    <w:p>
-      <w:pPr>
-        <w:jc w:val="both"/>
-      </w:pPr>
-    </w:p>
-    <w:p>
-      <w:pPr>
-        <w:jc w:val="both"/>
-      </w:pPr>
+        <w:t xml:space="preserve"> </w:t>
+      </w:r>
+    </w:p>
+    <w:p>
+      <w:pPr>
+        <w:spacing w:line="360" w:lineRule="auto"/>
+        <w:jc w:val="both"/>
+        <w:rPr>
+          <w:sz w:val="24"/>
+          <w:szCs w:val="24"/>
+        </w:rPr>
+      </w:pPr>
+      <w:r>
+        <w:rPr>
+          <w:sz w:val="24"/>
+          <w:szCs w:val="24"/>
+        </w:rPr>
+        <w:t>AprilTag, lasersko sledenje,</w:t>
+      </w:r>
+      <w:r>
+        <w:rPr>
+          <w:sz w:val="24"/>
+          <w:szCs w:val="24"/>
+        </w:rPr>
+        <w:t xml:space="preserve"> nagibno-zasučni </w:t>
+      </w:r>
+      <w:r>
+        <w:rPr>
+          <w:sz w:val="24"/>
+          <w:szCs w:val="24"/>
+        </w:rPr>
+        <w:t>mehanizem, računalniški vid, OpenCV, Arduino Uno, servo motor, 3D tisk, Fusion 360, Python</w:t>
+      </w:r>
     </w:p>
     <w:p>
       <w:pPr>
@@ -634,6 +797,18 @@
         </w:rPr>
         <w:t xml:space="preserve"> </w:t>
       </w:r>
+    </w:p>
+    <w:p>
+      <w:pPr>
+        <w:spacing w:line="360" w:lineRule="auto"/>
+        <w:jc w:val="both"/>
+        <w:rPr>
+          <w:color w:val="000000" w:themeColor="text1"/>
+          <w:sz w:val="24"/>
+          <w:szCs w:val="24"/>
+          <w:lang w:val="en-SI"/>
+        </w:rPr>
+      </w:pPr>
       <w:proofErr w:type="spellStart"/>
       <w:r>
         <w:rPr>
@@ -830,29 +1005,15 @@
         <w:jc w:val="both"/>
       </w:pPr>
     </w:p>
-    <w:p>
-      <w:pPr>
-        <w:jc w:val="both"/>
-      </w:pPr>
-    </w:p>
-    <w:p>
-      <w:pPr>
-        <w:jc w:val="both"/>
-      </w:pPr>
-    </w:p>
-    <w:p>
-      <w:pPr>
-        <w:jc w:val="both"/>
-      </w:pPr>
-    </w:p>
-    <w:p>
-      <w:pPr>
-        <w:jc w:val="both"/>
-      </w:pPr>
-    </w:p>
-    <w:bookmarkStart w:id="0" w:name="_Toc227276856" w:displacedByCustomXml="next"/>
     <w:sdt>
       <w:sdtPr>
+        <w:rPr>
+          <w:rFonts w:ascii="Arial" w:eastAsia="Arial" w:hAnsi="Arial" w:cs="Arial"/>
+          <w:color w:val="auto"/>
+          <w:sz w:val="22"/>
+          <w:szCs w:val="22"/>
+          <w:lang w:val="sl" w:eastAsia="en-SI"/>
+        </w:rPr>
         <w:id w:val="52590047"/>
         <w:docPartObj>
           <w:docPartGallery w:val="Table of Contents"/>
@@ -861,20 +1022,16 @@
       </w:sdtPr>
       <w:sdtEndPr>
         <w:rPr>
-          <w:rFonts w:ascii="Arial" w:eastAsia="Arial" w:hAnsi="Arial" w:cs="Arial"/>
           <w:b/>
           <w:bCs/>
           <w:noProof/>
-          <w:color w:val="auto"/>
-          <w:sz w:val="22"/>
-          <w:szCs w:val="22"/>
-          <w:lang w:val="sl" w:eastAsia="en-SI"/>
         </w:rPr>
       </w:sdtEndPr>
       <w:sdtContent>
         <w:p>
           <w:pPr>
             <w:pStyle w:val="TOCHeading"/>
+            <w:jc w:val="both"/>
           </w:pPr>
           <w:r>
             <w:t>K</w:t>
@@ -889,13 +1046,14 @@
             <w:tabs>
               <w:tab w:val="right" w:leader="dot" w:pos="9019"/>
             </w:tabs>
+            <w:jc w:val="both"/>
             <w:rPr>
               <w:rFonts w:asciiTheme="minorHAnsi" w:eastAsiaTheme="minorEastAsia" w:hAnsiTheme="minorHAnsi" w:cstheme="minorBidi"/>
               <w:noProof/>
               <w:kern w:val="2"/>
               <w:sz w:val="24"/>
               <w:szCs w:val="24"/>
-              <w:lang w:val="en-SI" w:eastAsia="en-SI"/>
+              <w:lang w:val="en-SI"/>
               <w14:ligatures w14:val="standardContextual"/>
             </w:rPr>
           </w:pPr>
@@ -908,7 +1066,7 @@
           <w:r>
             <w:fldChar w:fldCharType="separate"/>
           </w:r>
-          <w:hyperlink w:anchor="_Toc227329285" w:history="1">
+          <w:hyperlink w:anchor="_Toc227335413" w:history="1">
             <w:r>
               <w:rPr>
                 <w:rStyle w:val="Hyperlink"/>
@@ -935,7 +1093,7 @@
                 <w:noProof/>
                 <w:webHidden/>
               </w:rPr>
-              <w:instrText xml:space="preserve"> PAGEREF _Toc227329285 \h </w:instrText>
+              <w:instrText xml:space="preserve"> PAGEREF _Toc227335413 \h </w:instrText>
             </w:r>
             <w:r>
               <w:rPr>
@@ -972,17 +1130,18 @@
             <w:tabs>
               <w:tab w:val="right" w:leader="dot" w:pos="9019"/>
             </w:tabs>
+            <w:jc w:val="both"/>
             <w:rPr>
               <w:rFonts w:asciiTheme="minorHAnsi" w:eastAsiaTheme="minorEastAsia" w:hAnsiTheme="minorHAnsi" w:cstheme="minorBidi"/>
               <w:noProof/>
               <w:kern w:val="2"/>
               <w:sz w:val="24"/>
               <w:szCs w:val="24"/>
-              <w:lang w:val="en-SI" w:eastAsia="en-SI"/>
+              <w:lang w:val="en-SI"/>
               <w14:ligatures w14:val="standardContextual"/>
             </w:rPr>
           </w:pPr>
-          <w:hyperlink w:anchor="_Toc227329286" w:history="1">
+          <w:hyperlink w:anchor="_Toc227335414" w:history="1">
             <w:r>
               <w:rPr>
                 <w:rStyle w:val="Hyperlink"/>
@@ -1009,7 +1168,7 @@
                 <w:noProof/>
                 <w:webHidden/>
               </w:rPr>
-              <w:instrText xml:space="preserve"> PAGEREF _Toc227329286 \h </w:instrText>
+              <w:instrText xml:space="preserve"> PAGEREF _Toc227335414 \h </w:instrText>
             </w:r>
             <w:r>
               <w:rPr>
@@ -1046,17 +1205,18 @@
             <w:tabs>
               <w:tab w:val="right" w:leader="dot" w:pos="9019"/>
             </w:tabs>
+            <w:jc w:val="both"/>
             <w:rPr>
               <w:rFonts w:asciiTheme="minorHAnsi" w:eastAsiaTheme="minorEastAsia" w:hAnsiTheme="minorHAnsi" w:cstheme="minorBidi"/>
               <w:noProof/>
               <w:kern w:val="2"/>
               <w:sz w:val="24"/>
               <w:szCs w:val="24"/>
-              <w:lang w:val="en-SI" w:eastAsia="en-SI"/>
+              <w:lang w:val="en-SI"/>
               <w14:ligatures w14:val="standardContextual"/>
             </w:rPr>
           </w:pPr>
-          <w:hyperlink w:anchor="_Toc227329287" w:history="1">
+          <w:hyperlink w:anchor="_Toc227335415" w:history="1">
             <w:r>
               <w:rPr>
                 <w:rStyle w:val="Hyperlink"/>
@@ -1083,7 +1243,7 @@
                 <w:noProof/>
                 <w:webHidden/>
               </w:rPr>
-              <w:instrText xml:space="preserve"> PAGEREF _Toc227329287 \h </w:instrText>
+              <w:instrText xml:space="preserve"> PAGEREF _Toc227335415 \h </w:instrText>
             </w:r>
             <w:r>
               <w:rPr>
@@ -1120,17 +1280,18 @@
             <w:tabs>
               <w:tab w:val="right" w:leader="dot" w:pos="9019"/>
             </w:tabs>
+            <w:jc w:val="both"/>
             <w:rPr>
               <w:rFonts w:asciiTheme="minorHAnsi" w:eastAsiaTheme="minorEastAsia" w:hAnsiTheme="minorHAnsi" w:cstheme="minorBidi"/>
               <w:noProof/>
               <w:kern w:val="2"/>
               <w:sz w:val="24"/>
               <w:szCs w:val="24"/>
-              <w:lang w:val="en-SI" w:eastAsia="en-SI"/>
+              <w:lang w:val="en-SI"/>
               <w14:ligatures w14:val="standardContextual"/>
             </w:rPr>
           </w:pPr>
-          <w:hyperlink w:anchor="_Toc227329288" w:history="1">
+          <w:hyperlink w:anchor="_Toc227335416" w:history="1">
             <w:r>
               <w:rPr>
                 <w:rStyle w:val="Hyperlink"/>
@@ -1157,7 +1318,7 @@
                 <w:noProof/>
                 <w:webHidden/>
               </w:rPr>
-              <w:instrText xml:space="preserve"> PAGEREF _Toc227329288 \h </w:instrText>
+              <w:instrText xml:space="preserve"> PAGEREF _Toc227335416 \h </w:instrText>
             </w:r>
             <w:r>
               <w:rPr>
@@ -1194,17 +1355,18 @@
             <w:tabs>
               <w:tab w:val="right" w:leader="dot" w:pos="9019"/>
             </w:tabs>
+            <w:jc w:val="both"/>
             <w:rPr>
               <w:rFonts w:asciiTheme="minorHAnsi" w:eastAsiaTheme="minorEastAsia" w:hAnsiTheme="minorHAnsi" w:cstheme="minorBidi"/>
               <w:noProof/>
               <w:kern w:val="2"/>
               <w:sz w:val="24"/>
               <w:szCs w:val="24"/>
-              <w:lang w:val="en-SI" w:eastAsia="en-SI"/>
+              <w:lang w:val="en-SI"/>
               <w14:ligatures w14:val="standardContextual"/>
             </w:rPr>
           </w:pPr>
-          <w:hyperlink w:anchor="_Toc227329289" w:history="1">
+          <w:hyperlink w:anchor="_Toc227335417" w:history="1">
             <w:r>
               <w:rPr>
                 <w:rStyle w:val="Hyperlink"/>
@@ -1231,7 +1393,7 @@
                 <w:noProof/>
                 <w:webHidden/>
               </w:rPr>
-              <w:instrText xml:space="preserve"> PAGEREF _Toc227329289 \h </w:instrText>
+              <w:instrText xml:space="preserve"> PAGEREF _Toc227335417 \h </w:instrText>
             </w:r>
             <w:r>
               <w:rPr>
@@ -1268,17 +1430,18 @@
             <w:tabs>
               <w:tab w:val="right" w:leader="dot" w:pos="9019"/>
             </w:tabs>
+            <w:jc w:val="both"/>
             <w:rPr>
               <w:rFonts w:asciiTheme="minorHAnsi" w:eastAsiaTheme="minorEastAsia" w:hAnsiTheme="minorHAnsi" w:cstheme="minorBidi"/>
               <w:noProof/>
               <w:kern w:val="2"/>
               <w:sz w:val="24"/>
               <w:szCs w:val="24"/>
-              <w:lang w:val="en-SI" w:eastAsia="en-SI"/>
+              <w:lang w:val="en-SI"/>
               <w14:ligatures w14:val="standardContextual"/>
             </w:rPr>
           </w:pPr>
-          <w:hyperlink w:anchor="_Toc227329290" w:history="1">
+          <w:hyperlink w:anchor="_Toc227335418" w:history="1">
             <w:r>
               <w:rPr>
                 <w:rStyle w:val="Hyperlink"/>
@@ -1305,7 +1468,7 @@
                 <w:noProof/>
                 <w:webHidden/>
               </w:rPr>
-              <w:instrText xml:space="preserve"> PAGEREF _Toc227329290 \h </w:instrText>
+              <w:instrText xml:space="preserve"> PAGEREF _Toc227335418 \h </w:instrText>
             </w:r>
             <w:r>
               <w:rPr>
@@ -1342,17 +1505,18 @@
             <w:tabs>
               <w:tab w:val="right" w:leader="dot" w:pos="9019"/>
             </w:tabs>
+            <w:jc w:val="both"/>
             <w:rPr>
               <w:rFonts w:asciiTheme="minorHAnsi" w:eastAsiaTheme="minorEastAsia" w:hAnsiTheme="minorHAnsi" w:cstheme="minorBidi"/>
               <w:noProof/>
               <w:kern w:val="2"/>
               <w:sz w:val="24"/>
               <w:szCs w:val="24"/>
-              <w:lang w:val="en-SI" w:eastAsia="en-SI"/>
+              <w:lang w:val="en-SI"/>
               <w14:ligatures w14:val="standardContextual"/>
             </w:rPr>
           </w:pPr>
-          <w:hyperlink w:anchor="_Toc227329291" w:history="1">
+          <w:hyperlink w:anchor="_Toc227335419" w:history="1">
             <w:r>
               <w:rPr>
                 <w:rStyle w:val="Hyperlink"/>
@@ -1379,7 +1543,7 @@
                 <w:noProof/>
                 <w:webHidden/>
               </w:rPr>
-              <w:instrText xml:space="preserve"> PAGEREF _Toc227329291 \h </w:instrText>
+              <w:instrText xml:space="preserve"> PAGEREF _Toc227335419 \h </w:instrText>
             </w:r>
             <w:r>
               <w:rPr>
@@ -1416,17 +1580,18 @@
             <w:tabs>
               <w:tab w:val="right" w:leader="dot" w:pos="9019"/>
             </w:tabs>
+            <w:jc w:val="both"/>
             <w:rPr>
               <w:rFonts w:asciiTheme="minorHAnsi" w:eastAsiaTheme="minorEastAsia" w:hAnsiTheme="minorHAnsi" w:cstheme="minorBidi"/>
               <w:noProof/>
               <w:kern w:val="2"/>
               <w:sz w:val="24"/>
               <w:szCs w:val="24"/>
-              <w:lang w:val="en-SI" w:eastAsia="en-SI"/>
+              <w:lang w:val="en-SI"/>
               <w14:ligatures w14:val="standardContextual"/>
             </w:rPr>
           </w:pPr>
-          <w:hyperlink w:anchor="_Toc227329292" w:history="1">
+          <w:hyperlink w:anchor="_Toc227335420" w:history="1">
             <w:r>
               <w:rPr>
                 <w:rStyle w:val="Hyperlink"/>
@@ -1453,7 +1618,7 @@
                 <w:noProof/>
                 <w:webHidden/>
               </w:rPr>
-              <w:instrText xml:space="preserve"> PAGEREF _Toc227329292 \h </w:instrText>
+              <w:instrText xml:space="preserve"> PAGEREF _Toc227335420 \h </w:instrText>
             </w:r>
             <w:r>
               <w:rPr>
@@ -1490,17 +1655,18 @@
             <w:tabs>
               <w:tab w:val="right" w:leader="dot" w:pos="9019"/>
             </w:tabs>
+            <w:jc w:val="both"/>
             <w:rPr>
               <w:rFonts w:asciiTheme="minorHAnsi" w:eastAsiaTheme="minorEastAsia" w:hAnsiTheme="minorHAnsi" w:cstheme="minorBidi"/>
               <w:noProof/>
               <w:kern w:val="2"/>
               <w:sz w:val="24"/>
               <w:szCs w:val="24"/>
-              <w:lang w:val="en-SI" w:eastAsia="en-SI"/>
+              <w:lang w:val="en-SI"/>
               <w14:ligatures w14:val="standardContextual"/>
             </w:rPr>
           </w:pPr>
-          <w:hyperlink w:anchor="_Toc227329293" w:history="1">
+          <w:hyperlink w:anchor="_Toc227335421" w:history="1">
             <w:r>
               <w:rPr>
                 <w:rStyle w:val="Hyperlink"/>
@@ -1527,7 +1693,7 @@
                 <w:noProof/>
                 <w:webHidden/>
               </w:rPr>
-              <w:instrText xml:space="preserve"> PAGEREF _Toc227329293 \h </w:instrText>
+              <w:instrText xml:space="preserve"> PAGEREF _Toc227335421 \h </w:instrText>
             </w:r>
             <w:r>
               <w:rPr>
@@ -1564,17 +1730,18 @@
             <w:tabs>
               <w:tab w:val="right" w:leader="dot" w:pos="9019"/>
             </w:tabs>
+            <w:jc w:val="both"/>
             <w:rPr>
               <w:rFonts w:asciiTheme="minorHAnsi" w:eastAsiaTheme="minorEastAsia" w:hAnsiTheme="minorHAnsi" w:cstheme="minorBidi"/>
               <w:noProof/>
               <w:kern w:val="2"/>
               <w:sz w:val="24"/>
               <w:szCs w:val="24"/>
-              <w:lang w:val="en-SI" w:eastAsia="en-SI"/>
+              <w:lang w:val="en-SI"/>
               <w14:ligatures w14:val="standardContextual"/>
             </w:rPr>
           </w:pPr>
-          <w:hyperlink w:anchor="_Toc227329294" w:history="1">
+          <w:hyperlink w:anchor="_Toc227335422" w:history="1">
             <w:r>
               <w:rPr>
                 <w:rStyle w:val="Hyperlink"/>
@@ -1601,7 +1768,7 @@
                 <w:noProof/>
                 <w:webHidden/>
               </w:rPr>
-              <w:instrText xml:space="preserve"> PAGEREF _Toc227329294 \h </w:instrText>
+              <w:instrText xml:space="preserve"> PAGEREF _Toc227335422 \h </w:instrText>
             </w:r>
             <w:r>
               <w:rPr>
@@ -1638,17 +1805,18 @@
             <w:tabs>
               <w:tab w:val="right" w:leader="dot" w:pos="9019"/>
             </w:tabs>
+            <w:jc w:val="both"/>
             <w:rPr>
               <w:rFonts w:asciiTheme="minorHAnsi" w:eastAsiaTheme="minorEastAsia" w:hAnsiTheme="minorHAnsi" w:cstheme="minorBidi"/>
               <w:noProof/>
               <w:kern w:val="2"/>
               <w:sz w:val="24"/>
               <w:szCs w:val="24"/>
-              <w:lang w:val="en-SI" w:eastAsia="en-SI"/>
+              <w:lang w:val="en-SI"/>
               <w14:ligatures w14:val="standardContextual"/>
             </w:rPr>
           </w:pPr>
-          <w:hyperlink w:anchor="_Toc227329295" w:history="1">
+          <w:hyperlink w:anchor="_Toc227335423" w:history="1">
             <w:r>
               <w:rPr>
                 <w:rStyle w:val="Hyperlink"/>
@@ -1675,7 +1843,7 @@
                 <w:noProof/>
                 <w:webHidden/>
               </w:rPr>
-              <w:instrText xml:space="preserve"> PAGEREF _Toc227329295 \h </w:instrText>
+              <w:instrText xml:space="preserve"> PAGEREF _Toc227335423 \h </w:instrText>
             </w:r>
             <w:r>
               <w:rPr>
@@ -1712,17 +1880,18 @@
             <w:tabs>
               <w:tab w:val="right" w:leader="dot" w:pos="9019"/>
             </w:tabs>
+            <w:jc w:val="both"/>
             <w:rPr>
               <w:rFonts w:asciiTheme="minorHAnsi" w:eastAsiaTheme="minorEastAsia" w:hAnsiTheme="minorHAnsi" w:cstheme="minorBidi"/>
               <w:noProof/>
               <w:kern w:val="2"/>
               <w:sz w:val="24"/>
               <w:szCs w:val="24"/>
-              <w:lang w:val="en-SI" w:eastAsia="en-SI"/>
+              <w:lang w:val="en-SI"/>
               <w14:ligatures w14:val="standardContextual"/>
             </w:rPr>
           </w:pPr>
-          <w:hyperlink w:anchor="_Toc227329296" w:history="1">
+          <w:hyperlink w:anchor="_Toc227335424" w:history="1">
             <w:r>
               <w:rPr>
                 <w:rStyle w:val="Hyperlink"/>
@@ -1749,7 +1918,7 @@
                 <w:noProof/>
                 <w:webHidden/>
               </w:rPr>
-              <w:instrText xml:space="preserve"> PAGEREF _Toc227329296 \h </w:instrText>
+              <w:instrText xml:space="preserve"> PAGEREF _Toc227335424 \h </w:instrText>
             </w:r>
             <w:r>
               <w:rPr>
@@ -1786,17 +1955,18 @@
             <w:tabs>
               <w:tab w:val="right" w:leader="dot" w:pos="9019"/>
             </w:tabs>
+            <w:jc w:val="both"/>
             <w:rPr>
               <w:rFonts w:asciiTheme="minorHAnsi" w:eastAsiaTheme="minorEastAsia" w:hAnsiTheme="minorHAnsi" w:cstheme="minorBidi"/>
               <w:noProof/>
               <w:kern w:val="2"/>
               <w:sz w:val="24"/>
               <w:szCs w:val="24"/>
-              <w:lang w:val="en-SI" w:eastAsia="en-SI"/>
+              <w:lang w:val="en-SI"/>
               <w14:ligatures w14:val="standardContextual"/>
             </w:rPr>
           </w:pPr>
-          <w:hyperlink w:anchor="_Toc227329297" w:history="1">
+          <w:hyperlink w:anchor="_Toc227335425" w:history="1">
             <w:r>
               <w:rPr>
                 <w:rStyle w:val="Hyperlink"/>
@@ -1823,7 +1993,7 @@
                 <w:noProof/>
                 <w:webHidden/>
               </w:rPr>
-              <w:instrText xml:space="preserve"> PAGEREF _Toc227329297 \h </w:instrText>
+              <w:instrText xml:space="preserve"> PAGEREF _Toc227335425 \h </w:instrText>
             </w:r>
             <w:r>
               <w:rPr>
@@ -1860,17 +2030,18 @@
             <w:tabs>
               <w:tab w:val="right" w:leader="dot" w:pos="9019"/>
             </w:tabs>
+            <w:jc w:val="both"/>
             <w:rPr>
               <w:rFonts w:asciiTheme="minorHAnsi" w:eastAsiaTheme="minorEastAsia" w:hAnsiTheme="minorHAnsi" w:cstheme="minorBidi"/>
               <w:noProof/>
               <w:kern w:val="2"/>
               <w:sz w:val="24"/>
               <w:szCs w:val="24"/>
-              <w:lang w:val="en-SI" w:eastAsia="en-SI"/>
+              <w:lang w:val="en-SI"/>
               <w14:ligatures w14:val="standardContextual"/>
             </w:rPr>
           </w:pPr>
-          <w:hyperlink w:anchor="_Toc227329298" w:history="1">
+          <w:hyperlink w:anchor="_Toc227335426" w:history="1">
             <w:r>
               <w:rPr>
                 <w:rStyle w:val="Hyperlink"/>
@@ -1897,7 +2068,7 @@
                 <w:noProof/>
                 <w:webHidden/>
               </w:rPr>
-              <w:instrText xml:space="preserve"> PAGEREF _Toc227329298 \h </w:instrText>
+              <w:instrText xml:space="preserve"> PAGEREF _Toc227335426 \h </w:instrText>
             </w:r>
             <w:r>
               <w:rPr>
@@ -1929,6 +2100,84 @@
           </w:hyperlink>
         </w:p>
         <w:p>
+          <w:pPr>
+            <w:pStyle w:val="TOC2"/>
+            <w:tabs>
+              <w:tab w:val="right" w:leader="dot" w:pos="9019"/>
+            </w:tabs>
+            <w:jc w:val="both"/>
+            <w:rPr>
+              <w:rFonts w:asciiTheme="minorHAnsi" w:eastAsiaTheme="minorEastAsia" w:hAnsiTheme="minorHAnsi" w:cstheme="minorBidi"/>
+              <w:noProof/>
+              <w:kern w:val="2"/>
+              <w:sz w:val="24"/>
+              <w:szCs w:val="24"/>
+              <w:lang w:val="en-SI"/>
+              <w14:ligatures w14:val="standardContextual"/>
+            </w:rPr>
+          </w:pPr>
+          <w:hyperlink w:anchor="_Toc227335427" w:history="1">
+            <w:r>
+              <w:rPr>
+                <w:rStyle w:val="Hyperlink"/>
+                <w:noProof/>
+              </w:rPr>
+              <w:t>4. VIRI IN LITERATURA</w:t>
+            </w:r>
+            <w:r>
+              <w:rPr>
+                <w:noProof/>
+                <w:webHidden/>
+              </w:rPr>
+              <w:tab/>
+            </w:r>
+            <w:r>
+              <w:rPr>
+                <w:noProof/>
+                <w:webHidden/>
+              </w:rPr>
+              <w:fldChar w:fldCharType="begin"/>
+            </w:r>
+            <w:r>
+              <w:rPr>
+                <w:noProof/>
+                <w:webHidden/>
+              </w:rPr>
+              <w:instrText xml:space="preserve"> PAGEREF _Toc227335427 \h </w:instrText>
+            </w:r>
+            <w:r>
+              <w:rPr>
+                <w:noProof/>
+                <w:webHidden/>
+              </w:rPr>
+            </w:r>
+            <w:r>
+              <w:rPr>
+                <w:noProof/>
+                <w:webHidden/>
+              </w:rPr>
+              <w:fldChar w:fldCharType="separate"/>
+            </w:r>
+            <w:r>
+              <w:rPr>
+                <w:noProof/>
+                <w:webHidden/>
+              </w:rPr>
+              <w:t>18</w:t>
+            </w:r>
+            <w:r>
+              <w:rPr>
+                <w:noProof/>
+                <w:webHidden/>
+              </w:rPr>
+              <w:fldChar w:fldCharType="end"/>
+            </w:r>
+          </w:hyperlink>
+        </w:p>
+        <w:p>
+          <w:pPr>
+            <w:jc w:val="both"/>
+          </w:pPr>
           <w:r>
             <w:fldChar w:fldCharType="end"/>
           </w:r>
@@ -1973,22 +2222,30 @@
     </w:p>
     <w:p>
       <w:pPr>
+        <w:jc w:val="both"/>
+      </w:pPr>
+    </w:p>
+    <w:p>
+      <w:pPr>
+        <w:jc w:val="both"/>
+      </w:pPr>
+    </w:p>
+    <w:p>
+      <w:pPr>
+        <w:jc w:val="both"/>
+      </w:pPr>
+    </w:p>
+    <w:p>
+      <w:pPr>
+        <w:jc w:val="both"/>
+      </w:pPr>
+    </w:p>
+    <w:p>
+      <w:pPr>
         <w:pStyle w:val="Heading2"/>
         <w:jc w:val="both"/>
       </w:pPr>
-    </w:p>
-    <w:p>
-      <w:pPr>
-        <w:pStyle w:val="Heading2"/>
-        <w:jc w:val="both"/>
-      </w:pPr>
-    </w:p>
-    <w:p/>
-    <w:p>
-      <w:pPr>
-        <w:pStyle w:val="Heading2"/>
-      </w:pPr>
-      <w:bookmarkStart w:id="1" w:name="_Toc227329285"/>
+      <w:bookmarkStart w:id="0" w:name="_Toc227335413"/>
       <w:r>
         <w:lastRenderedPageBreak/>
         <w:t xml:space="preserve">1. </w:t>
@@ -1997,161 +2254,174 @@
         <w:t>UVOD</w:t>
       </w:r>
       <w:bookmarkEnd w:id="0"/>
+    </w:p>
+    <w:p>
+      <w:pPr>
+        <w:spacing w:line="360" w:lineRule="auto"/>
+        <w:jc w:val="both"/>
+        <w:rPr>
+          <w:sz w:val="24"/>
+          <w:szCs w:val="24"/>
+        </w:rPr>
+      </w:pPr>
+      <w:r>
+        <w:rPr>
+          <w:sz w:val="24"/>
+          <w:szCs w:val="24"/>
+        </w:rPr>
+        <w:t>Misel</w:t>
+      </w:r>
+      <w:r>
+        <w:rPr>
+          <w:sz w:val="24"/>
+          <w:szCs w:val="24"/>
+        </w:rPr>
+        <w:t xml:space="preserve"> o tem projektu se je rodil</w:t>
+      </w:r>
+      <w:r>
+        <w:rPr>
+          <w:sz w:val="24"/>
+          <w:szCs w:val="24"/>
+        </w:rPr>
+        <w:t>a</w:t>
+      </w:r>
+      <w:r>
+        <w:rPr>
+          <w:sz w:val="24"/>
+          <w:szCs w:val="24"/>
+        </w:rPr>
+        <w:t xml:space="preserve"> ob opazovanju sodobnih avtomatiziranih sistemov, kjer stroji z neverjetno hitrostjo opravljajo naloge, ki so za človeško oko skoraj neulovljive. Vedno me je navdušilo</w:t>
+      </w:r>
+      <w:r>
+        <w:rPr>
+          <w:sz w:val="24"/>
+          <w:szCs w:val="24"/>
+        </w:rPr>
+        <w:t xml:space="preserve">, </w:t>
+      </w:r>
+      <w:r>
+        <w:rPr>
+          <w:sz w:val="24"/>
+          <w:szCs w:val="24"/>
+        </w:rPr>
+        <w:t>kako lahko računalnik sploh vidi in razume</w:t>
+      </w:r>
+      <w:r>
+        <w:rPr>
+          <w:sz w:val="24"/>
+          <w:szCs w:val="24"/>
+        </w:rPr>
+        <w:t xml:space="preserve">, </w:t>
+      </w:r>
+      <w:r>
+        <w:rPr>
+          <w:sz w:val="24"/>
+          <w:szCs w:val="24"/>
+        </w:rPr>
+        <w:t>kaj se dogaja okoli njega</w:t>
+      </w:r>
+      <w:r>
+        <w:t xml:space="preserve"> </w:t>
+      </w:r>
+      <w:r>
+        <w:rPr>
+          <w:sz w:val="24"/>
+          <w:szCs w:val="24"/>
+        </w:rPr>
+        <w:t>in nato na podlagi teh podatkov krmili gibanje mehanizma</w:t>
+      </w:r>
+      <w:r>
+        <w:rPr>
+          <w:sz w:val="24"/>
+          <w:szCs w:val="24"/>
+        </w:rPr>
+        <w:t xml:space="preserve">. </w:t>
+      </w:r>
+      <w:r>
+        <w:rPr>
+          <w:sz w:val="24"/>
+          <w:szCs w:val="24"/>
+        </w:rPr>
+        <w:t xml:space="preserve">Izvedel sem, da se vrobotiki oznake AprilTag najpogosteje uporabljajo kot zanesljive referenčne točke za kalibracijo kamer in natančno določanje položaja v prostoru. </w:t>
+      </w:r>
+      <w:r>
+        <w:rPr>
+          <w:sz w:val="24"/>
+          <w:szCs w:val="24"/>
+        </w:rPr>
+        <w:t>Čeprav so na prvi pogled le nekakšni črno-beli kvadratki, nosijo v sebi podatke podobno kot QR-kode, vendar so zaradi manjše količine informacij bistveno hitrejše in bolj uporabne za sledenje.</w:t>
+      </w:r>
+    </w:p>
+    <w:p>
+      <w:pPr>
+        <w:spacing w:line="360" w:lineRule="auto"/>
+        <w:jc w:val="both"/>
+        <w:rPr>
+          <w:sz w:val="24"/>
+          <w:szCs w:val="24"/>
+        </w:rPr>
+      </w:pPr>
+    </w:p>
+    <w:p>
+      <w:pPr>
+        <w:spacing w:line="360" w:lineRule="auto"/>
+        <w:jc w:val="both"/>
+        <w:rPr>
+          <w:sz w:val="24"/>
+          <w:szCs w:val="24"/>
+        </w:rPr>
+      </w:pPr>
+      <w:r>
+        <w:rPr>
+          <w:sz w:val="24"/>
+          <w:szCs w:val="24"/>
+        </w:rPr>
+        <w:t>Na podlagi tega sem se odločil, da to hitrost in natančnost</w:t>
+      </w:r>
+      <w:r>
+        <w:rPr>
+          <w:sz w:val="24"/>
+          <w:szCs w:val="24"/>
+        </w:rPr>
+        <w:t xml:space="preserve"> uprizorim sam</w:t>
+      </w:r>
+      <w:r>
+        <w:rPr>
+          <w:sz w:val="24"/>
+          <w:szCs w:val="24"/>
+        </w:rPr>
+        <w:t xml:space="preserve">. Izdelal sem nagibno-zasučni laserski sistem (angl. pan-tilt), ki prek kamere in algoritmov prepozna oznako AprilTag v prostoru. Sistem nato podatke posreduje servo motorjema, ki ustrezno premakneta sklepe mehanizma in laserski žarek natančno usmerita v </w:t>
+      </w:r>
+      <w:r>
+        <w:rPr>
+          <w:sz w:val="24"/>
+          <w:szCs w:val="24"/>
+        </w:rPr>
+        <w:t>tarčo</w:t>
+      </w:r>
+      <w:r>
+        <w:rPr>
+          <w:sz w:val="24"/>
+          <w:szCs w:val="24"/>
+        </w:rPr>
+        <w:t>.</w:t>
+      </w:r>
+    </w:p>
+    <w:p>
+      <w:pPr>
+        <w:pStyle w:val="Heading2"/>
+        <w:jc w:val="both"/>
+      </w:pPr>
+      <w:bookmarkStart w:id="1" w:name="_Toc227276857"/>
+      <w:bookmarkStart w:id="2" w:name="_Toc227335414"/>
+      <w:r>
+        <w:t xml:space="preserve">2. </w:t>
+      </w:r>
       <w:bookmarkEnd w:id="1"/>
-    </w:p>
-    <w:p>
-      <w:pPr>
-        <w:spacing w:line="360" w:lineRule="auto"/>
-        <w:jc w:val="both"/>
-        <w:rPr>
-          <w:sz w:val="24"/>
-          <w:szCs w:val="24"/>
-        </w:rPr>
-      </w:pPr>
-      <w:r>
-        <w:rPr>
-          <w:sz w:val="24"/>
-          <w:szCs w:val="24"/>
-        </w:rPr>
-        <w:t>Misel</w:t>
-      </w:r>
-      <w:r>
-        <w:rPr>
-          <w:sz w:val="24"/>
-          <w:szCs w:val="24"/>
-        </w:rPr>
-        <w:t xml:space="preserve"> o tem projektu se je rodil</w:t>
-      </w:r>
-      <w:r>
-        <w:rPr>
-          <w:sz w:val="24"/>
-          <w:szCs w:val="24"/>
-        </w:rPr>
-        <w:t>a</w:t>
-      </w:r>
-      <w:r>
-        <w:rPr>
-          <w:sz w:val="24"/>
-          <w:szCs w:val="24"/>
-        </w:rPr>
-        <w:t xml:space="preserve"> ob opazovanju sodobnih avtomatiziranih sistemov, kjer stroji z neverjetno hitrostjo opravljajo naloge, ki so za človeško oko skoraj neulovljive. Vedno me je navdušilo</w:t>
-      </w:r>
-      <w:r>
-        <w:rPr>
-          <w:sz w:val="24"/>
-          <w:szCs w:val="24"/>
-        </w:rPr>
-        <w:t xml:space="preserve">, </w:t>
-      </w:r>
-      <w:r>
-        <w:rPr>
-          <w:sz w:val="24"/>
-          <w:szCs w:val="24"/>
-        </w:rPr>
-        <w:t>kako lahko računalnik sploh vidi in razume kaj se dogaja okoli njega</w:t>
-      </w:r>
-      <w:r>
-        <w:t xml:space="preserve"> </w:t>
-      </w:r>
-      <w:r>
-        <w:rPr>
-          <w:sz w:val="24"/>
-          <w:szCs w:val="24"/>
-        </w:rPr>
-        <w:t>in nato na podlagi teh podatkov krmili gibanje mehanizma</w:t>
-      </w:r>
-      <w:r>
-        <w:rPr>
-          <w:sz w:val="24"/>
-          <w:szCs w:val="24"/>
-        </w:rPr>
-        <w:t xml:space="preserve">. </w:t>
-      </w:r>
-      <w:r>
-        <w:rPr>
-          <w:sz w:val="24"/>
-          <w:szCs w:val="24"/>
-        </w:rPr>
-        <w:t xml:space="preserve">Izvedel sem, da se v robotiki oznake AprilTag najpogosteje uporabljajo kot zanesljive referenčne točke za kalibracijo kamer in natančno določanje položaja v prostoru. </w:t>
-      </w:r>
-      <w:r>
-        <w:rPr>
-          <w:sz w:val="24"/>
-          <w:szCs w:val="24"/>
-        </w:rPr>
-        <w:t>Čeprav so na prvi pogled le nekakšni črno-beli kvadratki, nosijo v sebi podatke podobno kot QR-kode, vendar so zaradi manjše količine informacij bistveno hitrejše in bolj uporabne za sledenje.</w:t>
-      </w:r>
-    </w:p>
-    <w:p>
-      <w:pPr>
-        <w:spacing w:line="360" w:lineRule="auto"/>
-        <w:jc w:val="both"/>
-        <w:rPr>
-          <w:sz w:val="24"/>
-          <w:szCs w:val="24"/>
-        </w:rPr>
-      </w:pPr>
-    </w:p>
-    <w:p>
-      <w:pPr>
-        <w:spacing w:line="360" w:lineRule="auto"/>
-        <w:jc w:val="both"/>
-        <w:rPr>
-          <w:sz w:val="24"/>
-          <w:szCs w:val="24"/>
-        </w:rPr>
-      </w:pPr>
-      <w:r>
-        <w:rPr>
-          <w:sz w:val="24"/>
-          <w:szCs w:val="24"/>
-        </w:rPr>
-        <w:t>Na podlagi tega sem se odločil, da to hitrost in natančnost</w:t>
-      </w:r>
-      <w:r>
-        <w:rPr>
-          <w:sz w:val="24"/>
-          <w:szCs w:val="24"/>
-        </w:rPr>
-        <w:t xml:space="preserve"> uprizorim sam</w:t>
-      </w:r>
-      <w:r>
-        <w:rPr>
-          <w:sz w:val="24"/>
-          <w:szCs w:val="24"/>
-        </w:rPr>
-        <w:t xml:space="preserve">. Izdelal sem nagibno-zasučni laserski sistem (angl. pan-tilt), ki prek kamere in algoritmov prepozna oznako AprilTag v prostoru. Sistem nato podatke posreduje servo motorjema, ki ustrezno premakneta sklepe mehanizma in laserski žarek natančno usmerita v </w:t>
-      </w:r>
-      <w:r>
-        <w:rPr>
-          <w:sz w:val="24"/>
-          <w:szCs w:val="24"/>
-        </w:rPr>
-        <w:t>tarčo</w:t>
-      </w:r>
-      <w:r>
-        <w:rPr>
-          <w:sz w:val="24"/>
-          <w:szCs w:val="24"/>
-        </w:rPr>
-        <w:t>.</w:t>
-      </w:r>
-    </w:p>
-    <w:p>
-      <w:pPr>
-        <w:pStyle w:val="Heading2"/>
-        <w:jc w:val="both"/>
-      </w:pPr>
-      <w:bookmarkStart w:id="2" w:name="_Toc227276857"/>
-      <w:bookmarkStart w:id="3" w:name="_Toc227329286"/>
-      <w:r>
-        <w:t xml:space="preserve">2. </w:t>
+      <w:r>
+        <w:t>IZVEDBA PROJEKTA</w:t>
       </w:r>
       <w:bookmarkEnd w:id="2"/>
-      <w:r>
-        <w:t>IZVEDBA PROJEKTA</w:t>
-      </w:r>
-      <w:bookmarkEnd w:id="3"/>
     </w:p>
     <w:p>
       <w:pPr>
@@ -2159,16 +2429,16 @@
         <w:spacing w:line="360" w:lineRule="auto"/>
         <w:jc w:val="both"/>
       </w:pPr>
-      <w:bookmarkStart w:id="4" w:name="_Toc227276858"/>
-      <w:bookmarkStart w:id="5" w:name="_Toc227329287"/>
+      <w:bookmarkStart w:id="3" w:name="_Toc227276858"/>
+      <w:bookmarkStart w:id="4" w:name="_Toc227335415"/>
       <w:r>
         <w:t xml:space="preserve">2.1 </w:t>
       </w:r>
       <w:r>
         <w:t>Modeliranje in 3D tisk pan-tilt mehanizma</w:t>
       </w:r>
+      <w:bookmarkEnd w:id="3"/>
       <w:bookmarkEnd w:id="4"/>
-      <w:bookmarkEnd w:id="5"/>
     </w:p>
     <w:p>
       <w:pPr>
@@ -2778,9 +3048,9 @@
           <w:szCs w:val="24"/>
         </w:rPr>
         <w:drawing>
-          <wp:inline distT="0" distB="0" distL="0" distR="0" wp14:anchorId="6796326E" wp14:editId="3DB21623">
-            <wp:extent cx="2855279" cy="2349796"/>
-            <wp:effectExtent l="0" t="0" r="2540" b="0"/>
+          <wp:inline distT="0" distB="0" distL="0" distR="0" wp14:anchorId="6796326E" wp14:editId="4030FB7C">
+            <wp:extent cx="2971558" cy="2445489"/>
+            <wp:effectExtent l="0" t="0" r="635" b="0"/>
             <wp:docPr id="974165092" name="Picture 1"/>
             <wp:cNvGraphicFramePr>
               <a:graphicFrameLocks xmlns:a="http://schemas.openxmlformats.org/drawingml/2006/main" noChangeAspect="1"/>
@@ -2810,7 +3080,7 @@
                   <pic:spPr bwMode="auto">
                     <a:xfrm>
                       <a:off x="0" y="0"/>
-                      <a:ext cx="2883396" cy="2372935"/>
+                      <a:ext cx="3003885" cy="2472093"/>
                     </a:xfrm>
                     <a:prstGeom prst="rect">
                       <a:avLst/>
@@ -2840,27 +3110,14 @@
       <w:r>
         <w:t xml:space="preserve">Slika </w:t>
       </w:r>
-      <w:r>
-        <w:fldChar w:fldCharType="begin"/>
-      </w:r>
-      <w:r>
-        <w:instrText xml:space="preserve"> SEQ Slika \* ARABIC </w:instrText>
-      </w:r>
-      <w:r>
-        <w:fldChar w:fldCharType="separate"/>
-      </w:r>
-      <w:r>
-        <w:rPr>
-          <w:noProof/>
-        </w:rPr>
-        <w:t>2</w:t>
-      </w:r>
-      <w:r>
-        <w:rPr>
-          <w:noProof/>
-        </w:rPr>
-        <w:fldChar w:fldCharType="end"/>
-      </w:r>
+      <w:fldSimple w:instr=" SEQ Slika \* ARABIC ">
+        <w:r>
+          <w:rPr>
+            <w:noProof/>
+          </w:rPr>
+          <w:t>2</w:t>
+        </w:r>
+      </w:fldSimple>
       <w:r>
         <w:t>: Model U-kotnika</w:t>
       </w:r>
@@ -3117,27 +3374,14 @@
       <w:r>
         <w:t xml:space="preserve">Slika </w:t>
       </w:r>
-      <w:r>
-        <w:fldChar w:fldCharType="begin"/>
-      </w:r>
-      <w:r>
-        <w:instrText xml:space="preserve"> SEQ Slika \* ARABIC </w:instrText>
-      </w:r>
-      <w:r>
-        <w:fldChar w:fldCharType="separate"/>
-      </w:r>
-      <w:r>
-        <w:rPr>
-          <w:noProof/>
-        </w:rPr>
-        <w:t>3</w:t>
-      </w:r>
-      <w:r>
-        <w:rPr>
-          <w:noProof/>
-        </w:rPr>
-        <w:fldChar w:fldCharType="end"/>
-      </w:r>
+      <w:fldSimple w:instr=" SEQ Slika \* ARABIC ">
+        <w:r>
+          <w:rPr>
+            <w:noProof/>
+          </w:rPr>
+          <w:t>3</w:t>
+        </w:r>
+      </w:fldSimple>
       <w:r>
         <w:t>: Model nagibnega mehanizma</w:t>
       </w:r>
@@ -3271,8 +3515,8 @@
         <w:pStyle w:val="Heading3"/>
         <w:jc w:val="both"/>
       </w:pPr>
-      <w:bookmarkStart w:id="6" w:name="_Toc227276859"/>
-      <w:bookmarkStart w:id="7" w:name="_Toc227329288"/>
+      <w:bookmarkStart w:id="5" w:name="_Toc227276859"/>
+      <w:bookmarkStart w:id="6" w:name="_Toc227335416"/>
       <w:r>
         <w:lastRenderedPageBreak/>
         <w:t xml:space="preserve">2.2 </w:t>
@@ -3280,18 +3524,19 @@
       <w:r>
         <w:t>Električne komponente in vezava</w:t>
       </w:r>
+      <w:bookmarkEnd w:id="5"/>
       <w:bookmarkEnd w:id="6"/>
+    </w:p>
+    <w:p>
+      <w:pPr>
+        <w:pStyle w:val="Heading4"/>
+        <w:jc w:val="both"/>
+      </w:pPr>
+      <w:bookmarkStart w:id="7" w:name="_Toc227335417"/>
+      <w:r>
+        <w:t>2.2.1 Servo motor MG90S</w:t>
+      </w:r>
       <w:bookmarkEnd w:id="7"/>
-    </w:p>
-    <w:p>
-      <w:pPr>
-        <w:pStyle w:val="Heading4"/>
-      </w:pPr>
-      <w:bookmarkStart w:id="8" w:name="_Toc227329289"/>
-      <w:r>
-        <w:t>2.2.1 Servo motor MG90S</w:t>
-      </w:r>
-      <w:bookmarkEnd w:id="8"/>
     </w:p>
     <w:p>
       <w:pPr>
@@ -3371,27 +3616,14 @@
       <w:r>
         <w:t xml:space="preserve">Slika </w:t>
       </w:r>
-      <w:r>
-        <w:fldChar w:fldCharType="begin"/>
-      </w:r>
-      <w:r>
-        <w:instrText xml:space="preserve"> SEQ Slika \* ARABIC </w:instrText>
-      </w:r>
-      <w:r>
-        <w:fldChar w:fldCharType="separate"/>
-      </w:r>
-      <w:r>
-        <w:rPr>
-          <w:noProof/>
-        </w:rPr>
-        <w:t>5</w:t>
-      </w:r>
-      <w:r>
-        <w:rPr>
-          <w:noProof/>
-        </w:rPr>
-        <w:fldChar w:fldCharType="end"/>
-      </w:r>
+      <w:fldSimple w:instr=" SEQ Slika \* ARABIC ">
+        <w:r>
+          <w:rPr>
+            <w:noProof/>
+          </w:rPr>
+          <w:t>5</w:t>
+        </w:r>
+      </w:fldSimple>
       <w:r>
         <w:t>: Servo motor MG90S</w:t>
       </w:r>
@@ -3399,12 +3631,13 @@
     <w:p>
       <w:pPr>
         <w:pStyle w:val="Heading4"/>
-      </w:pPr>
-      <w:bookmarkStart w:id="9" w:name="_Toc227329290"/>
+        <w:jc w:val="both"/>
+      </w:pPr>
+      <w:bookmarkStart w:id="8" w:name="_Toc227335418"/>
       <w:r>
         <w:t>2.2.2 Mikrokrmilnik Arduino Uno</w:t>
       </w:r>
-      <w:bookmarkEnd w:id="9"/>
+      <w:bookmarkEnd w:id="8"/>
     </w:p>
     <w:p>
       <w:pPr>
@@ -3491,27 +3724,14 @@
       <w:r>
         <w:t xml:space="preserve">Slika </w:t>
       </w:r>
-      <w:r>
-        <w:fldChar w:fldCharType="begin"/>
-      </w:r>
-      <w:r>
-        <w:instrText xml:space="preserve"> SEQ Slika \* ARABIC </w:instrText>
-      </w:r>
-      <w:r>
-        <w:fldChar w:fldCharType="separate"/>
-      </w:r>
-      <w:r>
-        <w:rPr>
-          <w:noProof/>
-        </w:rPr>
-        <w:t>6</w:t>
-      </w:r>
-      <w:r>
-        <w:rPr>
-          <w:noProof/>
-        </w:rPr>
-        <w:fldChar w:fldCharType="end"/>
-      </w:r>
+      <w:fldSimple w:instr=" SEQ Slika \* ARABIC ">
+        <w:r>
+          <w:rPr>
+            <w:noProof/>
+          </w:rPr>
+          <w:t>6</w:t>
+        </w:r>
+      </w:fldSimple>
       <w:r>
         <w:t>: Mikrokrmilnik Arduino Uno</w:t>
       </w:r>
@@ -3519,13 +3739,14 @@
     <w:p>
       <w:pPr>
         <w:pStyle w:val="Heading4"/>
-      </w:pPr>
-      <w:bookmarkStart w:id="10" w:name="_Toc227329291"/>
+        <w:jc w:val="both"/>
+      </w:pPr>
+      <w:bookmarkStart w:id="9" w:name="_Toc227335419"/>
       <w:r>
         <w:lastRenderedPageBreak/>
         <w:t>2.2.3 Spletna kamera Logitech C920-C</w:t>
       </w:r>
-      <w:bookmarkEnd w:id="10"/>
+      <w:bookmarkEnd w:id="9"/>
     </w:p>
     <w:p>
       <w:pPr>
@@ -3612,41 +3833,33 @@
       <w:r>
         <w:t xml:space="preserve">Slika </w:t>
       </w:r>
-      <w:r>
-        <w:fldChar w:fldCharType="begin"/>
-      </w:r>
-      <w:r>
-        <w:instrText xml:space="preserve"> SEQ Slika \* ARABIC </w:instrText>
-      </w:r>
-      <w:r>
-        <w:fldChar w:fldCharType="separate"/>
-      </w:r>
-      <w:r>
-        <w:rPr>
-          <w:noProof/>
-        </w:rPr>
-        <w:t>7</w:t>
-      </w:r>
-      <w:r>
-        <w:rPr>
-          <w:noProof/>
-        </w:rPr>
-        <w:fldChar w:fldCharType="end"/>
-      </w:r>
+      <w:fldSimple w:instr=" SEQ Slika \* ARABIC ">
+        <w:r>
+          <w:rPr>
+            <w:noProof/>
+          </w:rPr>
+          <w:t>7</w:t>
+        </w:r>
+      </w:fldSimple>
       <w:r>
         <w:t>: Spletna kamera Logitech C920-C</w:t>
       </w:r>
     </w:p>
-    <w:p/>
+    <w:p>
+      <w:pPr>
+        <w:jc w:val="both"/>
+      </w:pPr>
+    </w:p>
     <w:p>
       <w:pPr>
         <w:pStyle w:val="Heading4"/>
-      </w:pPr>
-      <w:bookmarkStart w:id="11" w:name="_Toc227329292"/>
+        <w:jc w:val="both"/>
+      </w:pPr>
+      <w:bookmarkStart w:id="10" w:name="_Toc227335420"/>
       <w:r>
         <w:t>2.2.4 Laserska dioda</w:t>
       </w:r>
-      <w:bookmarkEnd w:id="11"/>
+      <w:bookmarkEnd w:id="10"/>
     </w:p>
     <w:p>
       <w:pPr>
@@ -3792,13 +4005,14 @@
     <w:p>
       <w:pPr>
         <w:pStyle w:val="Heading4"/>
-      </w:pPr>
-      <w:bookmarkStart w:id="12" w:name="_Toc227329293"/>
+        <w:jc w:val="both"/>
+      </w:pPr>
+      <w:bookmarkStart w:id="11" w:name="_Toc227335421"/>
       <w:r>
         <w:lastRenderedPageBreak/>
         <w:t>2.2.5 Arduino Sensor Shield v5 in napajanje</w:t>
       </w:r>
-      <w:bookmarkEnd w:id="12"/>
+      <w:bookmarkEnd w:id="11"/>
     </w:p>
     <w:p>
       <w:pPr>
@@ -3877,7 +4091,7 @@
           <w:noProof/>
         </w:rPr>
         <w:drawing>
-          <wp:inline distT="0" distB="0" distL="0" distR="0" wp14:anchorId="103CA13B" wp14:editId="529B9AD8">
+          <wp:inline distT="0" distB="0" distL="0" distR="0" wp14:anchorId="103CA13B" wp14:editId="322CA54E">
             <wp:extent cx="2573079" cy="2573079"/>
             <wp:effectExtent l="0" t="0" r="0" b="0"/>
             <wp:docPr id="2039444679" name="Picture 6" descr="Sensor Shield v5.0 for Arduino UNO R3 - OTRONIC"/>
@@ -3934,27 +4148,14 @@
       <w:r>
         <w:t xml:space="preserve">Slika </w:t>
       </w:r>
-      <w:r>
-        <w:fldChar w:fldCharType="begin"/>
-      </w:r>
-      <w:r>
-        <w:instrText xml:space="preserve"> SEQ Slika \* ARABIC </w:instrText>
-      </w:r>
-      <w:r>
-        <w:fldChar w:fldCharType="separate"/>
-      </w:r>
-      <w:r>
-        <w:rPr>
-          <w:noProof/>
-        </w:rPr>
-        <w:t>9</w:t>
-      </w:r>
-      <w:r>
-        <w:rPr>
-          <w:noProof/>
-        </w:rPr>
-        <w:fldChar w:fldCharType="end"/>
-      </w:r>
+      <w:fldSimple w:instr=" SEQ Slika \* ARABIC ">
+        <w:r>
+          <w:rPr>
+            <w:noProof/>
+          </w:rPr>
+          <w:t>9</w:t>
+        </w:r>
+      </w:fldSimple>
       <w:r>
         <w:t>: Arduino Sensor Shield v5</w:t>
       </w:r>
@@ -4030,27 +4231,14 @@
       <w:r>
         <w:t xml:space="preserve">Slika </w:t>
       </w:r>
-      <w:r>
-        <w:fldChar w:fldCharType="begin"/>
-      </w:r>
-      <w:r>
-        <w:instrText xml:space="preserve"> SEQ Slika \* ARABIC </w:instrText>
-      </w:r>
-      <w:r>
-        <w:fldChar w:fldCharType="separate"/>
-      </w:r>
-      <w:r>
-        <w:rPr>
-          <w:noProof/>
-        </w:rPr>
-        <w:t>10</w:t>
-      </w:r>
-      <w:r>
-        <w:rPr>
-          <w:noProof/>
-        </w:rPr>
-        <w:fldChar w:fldCharType="end"/>
-      </w:r>
+      <w:fldSimple w:instr=" SEQ Slika \* ARABIC ">
+        <w:r>
+          <w:rPr>
+            <w:noProof/>
+          </w:rPr>
+          <w:t>10</w:t>
+        </w:r>
+      </w:fldSimple>
       <w:r>
         <w:t>: Napajalnik 5V 2A</w:t>
       </w:r>
@@ -4082,13 +4270,14 @@
     <w:p>
       <w:pPr>
         <w:pStyle w:val="Heading4"/>
-      </w:pPr>
-      <w:bookmarkStart w:id="13" w:name="_Toc227329294"/>
+        <w:jc w:val="both"/>
+      </w:pPr>
+      <w:bookmarkStart w:id="12" w:name="_Toc227335422"/>
       <w:r>
         <w:lastRenderedPageBreak/>
         <w:t>2.2.6 Električna vezava</w:t>
       </w:r>
-      <w:bookmarkEnd w:id="13"/>
+      <w:bookmarkEnd w:id="12"/>
     </w:p>
     <w:p>
       <w:pPr>
@@ -4152,27 +4341,14 @@
       <w:r>
         <w:t xml:space="preserve">Slika </w:t>
       </w:r>
-      <w:r>
-        <w:fldChar w:fldCharType="begin"/>
-      </w:r>
-      <w:r>
-        <w:instrText xml:space="preserve"> SEQ Slika \* ARABIC </w:instrText>
-      </w:r>
-      <w:r>
-        <w:fldChar w:fldCharType="separate"/>
-      </w:r>
-      <w:r>
-        <w:rPr>
-          <w:noProof/>
-        </w:rPr>
-        <w:t>11</w:t>
-      </w:r>
-      <w:r>
-        <w:rPr>
-          <w:noProof/>
-        </w:rPr>
-        <w:fldChar w:fldCharType="end"/>
-      </w:r>
+      <w:fldSimple w:instr=" SEQ Slika \* ARABIC ">
+        <w:r>
+          <w:rPr>
+            <w:noProof/>
+          </w:rPr>
+          <w:t>11</w:t>
+        </w:r>
+      </w:fldSimple>
       <w:r>
         <w:t>: Električna vezava sistema</w:t>
       </w:r>
@@ -4241,27 +4417,14 @@
       <w:r>
         <w:t xml:space="preserve">Slika </w:t>
       </w:r>
-      <w:r>
-        <w:fldChar w:fldCharType="begin"/>
-      </w:r>
-      <w:r>
-        <w:instrText xml:space="preserve"> SEQ Slika \* ARABIC </w:instrText>
-      </w:r>
-      <w:r>
-        <w:fldChar w:fldCharType="separate"/>
-      </w:r>
-      <w:r>
-        <w:rPr>
-          <w:noProof/>
-        </w:rPr>
-        <w:t>12</w:t>
-      </w:r>
-      <w:r>
-        <w:rPr>
-          <w:noProof/>
-        </w:rPr>
-        <w:fldChar w:fldCharType="end"/>
-      </w:r>
+      <w:fldSimple w:instr=" SEQ Slika \* ARABIC ">
+        <w:r>
+          <w:rPr>
+            <w:noProof/>
+          </w:rPr>
+          <w:t>12</w:t>
+        </w:r>
+      </w:fldSimple>
       <w:r>
         <w:t>: Sestavljen izdelek</w:t>
       </w:r>
@@ -4271,8 +4434,8 @@
         <w:pStyle w:val="Heading3"/>
         <w:jc w:val="both"/>
       </w:pPr>
-      <w:bookmarkStart w:id="14" w:name="_Toc227276860"/>
-      <w:bookmarkStart w:id="15" w:name="_Toc227329295"/>
+      <w:bookmarkStart w:id="13" w:name="_Toc227276860"/>
+      <w:bookmarkStart w:id="14" w:name="_Toc227335423"/>
       <w:r>
         <w:lastRenderedPageBreak/>
         <w:t xml:space="preserve">2.3 </w:t>
@@ -4280,18 +4443,19 @@
       <w:r>
         <w:t>Program</w:t>
       </w:r>
+      <w:bookmarkEnd w:id="13"/>
       <w:bookmarkEnd w:id="14"/>
+    </w:p>
+    <w:p>
+      <w:pPr>
+        <w:pStyle w:val="Heading4"/>
+        <w:jc w:val="both"/>
+      </w:pPr>
+      <w:bookmarkStart w:id="15" w:name="_Toc227335424"/>
+      <w:r>
+        <w:t>2.3.1 Python skripta</w:t>
+      </w:r>
       <w:bookmarkEnd w:id="15"/>
-    </w:p>
-    <w:p>
-      <w:pPr>
-        <w:pStyle w:val="Heading4"/>
-      </w:pPr>
-      <w:bookmarkStart w:id="16" w:name="_Toc227329296"/>
-      <w:r>
-        <w:t>2.3.1 Python skripta</w:t>
-      </w:r>
-      <w:bookmarkEnd w:id="16"/>
     </w:p>
     <w:p>
       <w:pPr>
@@ -4373,27 +4537,14 @@
       <w:r>
         <w:t xml:space="preserve">Slika </w:t>
       </w:r>
-      <w:r>
-        <w:fldChar w:fldCharType="begin"/>
-      </w:r>
-      <w:r>
-        <w:instrText xml:space="preserve"> SEQ Slika \* ARABIC </w:instrText>
-      </w:r>
-      <w:r>
-        <w:fldChar w:fldCharType="separate"/>
-      </w:r>
-      <w:r>
-        <w:rPr>
-          <w:noProof/>
-        </w:rPr>
-        <w:t>13</w:t>
-      </w:r>
-      <w:r>
-        <w:rPr>
-          <w:noProof/>
-        </w:rPr>
-        <w:fldChar w:fldCharType="end"/>
-      </w:r>
+      <w:fldSimple w:instr=" SEQ Slika \* ARABIC ">
+        <w:r>
+          <w:rPr>
+            <w:noProof/>
+          </w:rPr>
+          <w:t>13</w:t>
+        </w:r>
+      </w:fldSimple>
       <w:r>
         <w:t>: Izsek kode z uvo</w:t>
       </w:r>
@@ -4525,27 +4676,14 @@
       <w:r>
         <w:t xml:space="preserve">Slika </w:t>
       </w:r>
-      <w:r>
-        <w:fldChar w:fldCharType="begin"/>
-      </w:r>
-      <w:r>
-        <w:instrText xml:space="preserve"> SEQ Slika \* ARABIC </w:instrText>
-      </w:r>
-      <w:r>
-        <w:fldChar w:fldCharType="separate"/>
-      </w:r>
-      <w:r>
-        <w:rPr>
-          <w:noProof/>
-        </w:rPr>
-        <w:t>14</w:t>
-      </w:r>
-      <w:r>
-        <w:rPr>
-          <w:noProof/>
-        </w:rPr>
-        <w:fldChar w:fldCharType="end"/>
-      </w:r>
+      <w:fldSimple w:instr=" SEQ Slika \* ARABIC ">
+        <w:r>
+          <w:rPr>
+            <w:noProof/>
+          </w:rPr>
+          <w:t>14</w:t>
+        </w:r>
+      </w:fldSimple>
       <w:r>
         <w:t xml:space="preserve">: Izsek kode za </w:t>
       </w:r>
@@ -4706,27 +4844,14 @@
       <w:r>
         <w:t xml:space="preserve">Slika </w:t>
       </w:r>
-      <w:r>
-        <w:fldChar w:fldCharType="begin"/>
-      </w:r>
-      <w:r>
-        <w:instrText xml:space="preserve"> SEQ Slika \* ARABIC </w:instrText>
-      </w:r>
-      <w:r>
-        <w:fldChar w:fldCharType="separate"/>
-      </w:r>
-      <w:r>
-        <w:rPr>
-          <w:noProof/>
-        </w:rPr>
-        <w:t>15</w:t>
-      </w:r>
-      <w:r>
-        <w:rPr>
-          <w:noProof/>
-        </w:rPr>
-        <w:fldChar w:fldCharType="end"/>
-      </w:r>
+      <w:fldSimple w:instr=" SEQ Slika \* ARABIC ">
+        <w:r>
+          <w:rPr>
+            <w:noProof/>
+          </w:rPr>
+          <w:t>15</w:t>
+        </w:r>
+      </w:fldSimple>
       <w:r>
         <w:t xml:space="preserve">: </w:t>
       </w:r>
@@ -5086,7 +5211,29 @@
           <w:szCs w:val="24"/>
           <w:lang w:val="en-SI"/>
         </w:rPr>
-        <w:t xml:space="preserve"> Detector() </w:t>
+        <w:t xml:space="preserve"> </w:t>
+      </w:r>
+      <w:proofErr w:type="gramStart"/>
+      <w:r>
+        <w:rPr>
+          <w:rFonts w:eastAsia="Times New Roman"/>
+          <w:color w:val="333333"/>
+          <w:sz w:val="24"/>
+          <w:szCs w:val="24"/>
+          <w:lang w:val="en-SI"/>
+        </w:rPr>
+        <w:t>Detector(</w:t>
+      </w:r>
+      <w:proofErr w:type="gramEnd"/>
+      <w:r>
+        <w:rPr>
+          <w:rFonts w:eastAsia="Times New Roman"/>
+          <w:color w:val="333333"/>
+          <w:sz w:val="24"/>
+          <w:szCs w:val="24"/>
+          <w:lang w:val="en-SI"/>
+        </w:rPr>
+        <w:t xml:space="preserve">) </w:t>
       </w:r>
       <w:proofErr w:type="spellStart"/>
       <w:r>
@@ -8405,9 +8552,21 @@
           <w:szCs w:val="24"/>
           <w:lang w:val="en-SI"/>
         </w:rPr>
-        <w:t>at_detector.detect</w:t>
-      </w:r>
-      <w:proofErr w:type="spellEnd"/>
+        <w:t>at_</w:t>
+      </w:r>
+      <w:proofErr w:type="gramStart"/>
+      <w:r>
+        <w:rPr>
+          <w:rFonts w:eastAsia="Times New Roman"/>
+          <w:color w:val="333333"/>
+          <w:sz w:val="24"/>
+          <w:szCs w:val="24"/>
+          <w:lang w:val="en-SI"/>
+        </w:rPr>
+        <w:t>detector.detect</w:t>
+      </w:r>
+      <w:proofErr w:type="spellEnd"/>
+      <w:proofErr w:type="gramEnd"/>
       <w:r>
         <w:rPr>
           <w:rFonts w:eastAsia="Times New Roman"/>
@@ -9703,27 +9862,14 @@
       <w:r>
         <w:t xml:space="preserve">Slika </w:t>
       </w:r>
-      <w:r>
-        <w:fldChar w:fldCharType="begin"/>
-      </w:r>
-      <w:r>
-        <w:instrText xml:space="preserve"> SEQ Slika \* ARABIC </w:instrText>
-      </w:r>
-      <w:r>
-        <w:fldChar w:fldCharType="separate"/>
-      </w:r>
-      <w:r>
-        <w:rPr>
-          <w:noProof/>
-        </w:rPr>
-        <w:t>19</w:t>
-      </w:r>
-      <w:r>
-        <w:rPr>
-          <w:noProof/>
-        </w:rPr>
-        <w:fldChar w:fldCharType="end"/>
-      </w:r>
+      <w:fldSimple w:instr=" SEQ Slika \* ARABIC ">
+        <w:r>
+          <w:rPr>
+            <w:noProof/>
+          </w:rPr>
+          <w:t>19</w:t>
+        </w:r>
+      </w:fldSimple>
       <w:r>
         <w:t>: Izsek kode, ki vizualno prikaže delovanje</w:t>
       </w:r>
@@ -10045,7 +10191,43 @@
           <w:sz w:val="24"/>
           <w:szCs w:val="24"/>
         </w:rPr>
-        <w:t xml:space="preserve"> pa prikazuje kako izglege zaznavanje oznak.</w:t>
+        <w:t xml:space="preserve"> pa prikazuje kako izgle</w:t>
+      </w:r>
+      <w:r>
+        <w:rPr>
+          <w:rFonts w:eastAsia="Times New Roman"/>
+          <w:color w:val="333333"/>
+          <w:sz w:val="24"/>
+          <w:szCs w:val="24"/>
+        </w:rPr>
+        <w:t>da</w:t>
+      </w:r>
+      <w:r>
+        <w:rPr>
+          <w:rFonts w:eastAsia="Times New Roman"/>
+          <w:color w:val="333333"/>
+          <w:sz w:val="24"/>
+          <w:szCs w:val="24"/>
+        </w:rPr>
+        <w:t>e zaznavanje oznak</w:t>
+      </w:r>
+      <w:r>
+        <w:rPr>
+          <w:rFonts w:eastAsia="Times New Roman"/>
+          <w:color w:val="333333"/>
+          <w:sz w:val="24"/>
+          <w:szCs w:val="24"/>
+        </w:rPr>
+        <w:t xml:space="preserve"> in kako laser pokaže nanjo</w:t>
+      </w:r>
+      <w:r>
+        <w:rPr>
+          <w:rFonts w:eastAsia="Times New Roman"/>
+          <w:color w:val="333333"/>
+          <w:sz w:val="24"/>
+          <w:szCs w:val="24"/>
+        </w:rPr>
+        <w:t>.</w:t>
       </w:r>
     </w:p>
     <w:p>
@@ -10074,18 +10256,14 @@
       </w:pPr>
       <w:r>
         <w:rPr>
-          <w:rFonts w:eastAsia="Times New Roman"/>
           <w:noProof/>
-          <w:color w:val="333333"/>
-          <w:sz w:val="24"/>
-          <w:szCs w:val="24"/>
         </w:rPr>
         <w:lastRenderedPageBreak/>
         <w:drawing>
-          <wp:inline distT="0" distB="0" distL="0" distR="0" wp14:anchorId="191E4A5F" wp14:editId="7E81B73E">
-            <wp:extent cx="3987209" cy="3203811"/>
+          <wp:inline distT="0" distB="0" distL="0" distR="0" wp14:anchorId="774953C6" wp14:editId="3FD89DE4">
+            <wp:extent cx="4997302" cy="3983341"/>
             <wp:effectExtent l="0" t="0" r="0" b="0"/>
-            <wp:docPr id="512021633" name="Picture 1"/>
+            <wp:docPr id="1270805467" name="Picture 1"/>
             <wp:cNvGraphicFramePr>
               <a:graphicFrameLocks xmlns:a="http://schemas.openxmlformats.org/drawingml/2006/main" noChangeAspect="1"/>
             </wp:cNvGraphicFramePr>
@@ -10093,7 +10271,7 @@
               <a:graphicData uri="http://schemas.openxmlformats.org/drawingml/2006/picture">
                 <pic:pic xmlns:pic="http://schemas.openxmlformats.org/drawingml/2006/picture">
                   <pic:nvPicPr>
-                    <pic:cNvPr id="512021633" name=""/>
+                    <pic:cNvPr id="1270805467" name=""/>
                     <pic:cNvPicPr/>
                   </pic:nvPicPr>
                   <pic:blipFill>
@@ -10105,7 +10283,7 @@
                   <pic:spPr>
                     <a:xfrm>
                       <a:off x="0" y="0"/>
-                      <a:ext cx="4028516" cy="3237002"/>
+                      <a:ext cx="5007768" cy="3991683"/>
                     </a:xfrm>
                     <a:prstGeom prst="rect">
                       <a:avLst/>
@@ -10151,19 +10329,19 @@
         <w:t>: Prikaz zaznavanja oznak Apriltag</w:t>
       </w:r>
     </w:p>
-    <w:p/>
     <w:p>
       <w:pPr>
         <w:pStyle w:val="Heading4"/>
-        <w:rPr>
-          <w:lang w:val="en-SI"/>
-        </w:rPr>
-      </w:pPr>
-      <w:bookmarkStart w:id="17" w:name="_Toc227329297"/>
+        <w:jc w:val="both"/>
+        <w:rPr>
+          <w:lang w:val="en-SI"/>
+        </w:rPr>
+      </w:pPr>
+      <w:bookmarkStart w:id="16" w:name="_Toc227335425"/>
       <w:r>
         <w:t>2.3.2 Arduino koda</w:t>
       </w:r>
-      <w:bookmarkEnd w:id="17"/>
+      <w:bookmarkEnd w:id="16"/>
     </w:p>
     <w:p>
       <w:pPr>
@@ -11091,7 +11269,27 @@
           <w:szCs w:val="24"/>
           <w:lang w:val="en-SI"/>
         </w:rPr>
-        <w:t xml:space="preserve"> attach() </w:t>
+        <w:t xml:space="preserve"> </w:t>
+      </w:r>
+      <w:proofErr w:type="gramStart"/>
+      <w:r>
+        <w:rPr>
+          <w:rFonts w:eastAsia="Times New Roman"/>
+          <w:sz w:val="24"/>
+          <w:szCs w:val="24"/>
+          <w:lang w:val="en-SI"/>
+        </w:rPr>
+        <w:t>attach(</w:t>
+      </w:r>
+      <w:proofErr w:type="gramEnd"/>
+      <w:r>
+        <w:rPr>
+          <w:rFonts w:eastAsia="Times New Roman"/>
+          <w:sz w:val="24"/>
+          <w:szCs w:val="24"/>
+          <w:lang w:val="en-SI"/>
+        </w:rPr>
+        <w:t xml:space="preserve">) </w:t>
       </w:r>
       <w:proofErr w:type="spellStart"/>
       <w:r>
@@ -11451,7 +11649,27 @@
           <w:szCs w:val="24"/>
           <w:lang w:val="en-SI"/>
         </w:rPr>
-        <w:t xml:space="preserve"> write(90) pa </w:t>
+        <w:t xml:space="preserve"> </w:t>
+      </w:r>
+      <w:proofErr w:type="gramStart"/>
+      <w:r>
+        <w:rPr>
+          <w:rFonts w:eastAsia="Times New Roman"/>
+          <w:sz w:val="24"/>
+          <w:szCs w:val="24"/>
+          <w:lang w:val="en-SI"/>
+        </w:rPr>
+        <w:t>write(</w:t>
+      </w:r>
+      <w:proofErr w:type="gramEnd"/>
+      <w:r>
+        <w:rPr>
+          <w:rFonts w:eastAsia="Times New Roman"/>
+          <w:sz w:val="24"/>
+          <w:szCs w:val="24"/>
+          <w:lang w:val="en-SI"/>
+        </w:rPr>
+        <w:t xml:space="preserve">90) pa </w:t>
       </w:r>
       <w:proofErr w:type="spellStart"/>
       <w:r>
@@ -11740,7 +11958,6 @@
           <w:szCs w:val="24"/>
           <w:lang w:val="en-SI"/>
         </w:rPr>
-        <w:lastRenderedPageBreak/>
         <w:drawing>
           <wp:inline distT="0" distB="0" distL="0" distR="0" wp14:anchorId="15BDE7FA" wp14:editId="3179148C">
             <wp:extent cx="5496692" cy="666843"/>
@@ -12162,6 +12379,7 @@
         <w:t xml:space="preserve"> </w:t>
       </w:r>
       <w:proofErr w:type="spellStart"/>
+      <w:proofErr w:type="gramStart"/>
       <w:r>
         <w:rPr>
           <w:rFonts w:eastAsia="Times New Roman"/>
@@ -12185,7 +12403,20 @@
           <w:szCs w:val="24"/>
           <w:lang w:val="en-SI"/>
         </w:rPr>
-        <w:t>()</w:t>
+        <w:t>(</w:t>
+      </w:r>
+      <w:proofErr w:type="gramEnd"/>
+      <w:r>
+        <w:rPr>
+          <w:rFonts w:eastAsia="Times New Roman"/>
+          <w:i w:val="0"/>
+          <w:iCs w:val="0"/>
+          <w:color w:val="auto"/>
+          <w:sz w:val="24"/>
+          <w:szCs w:val="24"/>
+          <w:lang w:val="en-SI"/>
+        </w:rPr>
+        <w:t>)</w:t>
       </w:r>
       <w:r>
         <w:rPr>
@@ -15073,7 +15304,21 @@
           <w:sz w:val="24"/>
           <w:szCs w:val="24"/>
         </w:rPr>
-        <w:t>Servo motorji sicer omogočajo premik do 180 stopinj, vendar sem njun kot omejil med 10° in 170° z funkcijo constrain()</w:t>
+        <w:t xml:space="preserve">Servo motorji sicer omogočajo premik do 180 stopinj, vendar sem njun kot omejil med 10° in 170° </w:t>
+      </w:r>
+      <w:r>
+        <w:rPr>
+          <w:sz w:val="24"/>
+          <w:szCs w:val="24"/>
+        </w:rPr>
+        <w:t>s</w:t>
+      </w:r>
+      <w:r>
+        <w:rPr>
+          <w:sz w:val="24"/>
+          <w:szCs w:val="24"/>
+        </w:rPr>
+        <w:t xml:space="preserve"> funkcijo constrain()</w:t>
       </w:r>
       <w:r>
         <w:rPr>
@@ -15155,122 +15400,134 @@
         <w:pStyle w:val="Heading2"/>
         <w:jc w:val="both"/>
       </w:pPr>
-      <w:bookmarkStart w:id="18" w:name="_Toc227276861"/>
-      <w:bookmarkStart w:id="19" w:name="_Toc227329298"/>
+      <w:bookmarkStart w:id="17" w:name="_Toc227276861"/>
+      <w:bookmarkStart w:id="18" w:name="_Toc227335426"/>
       <w:r>
         <w:t xml:space="preserve">3. </w:t>
       </w:r>
       <w:r>
         <w:t>ZAKLJUČEK</w:t>
       </w:r>
+      <w:bookmarkEnd w:id="17"/>
       <w:bookmarkEnd w:id="18"/>
+    </w:p>
+    <w:p>
+      <w:pPr>
+        <w:spacing w:line="360" w:lineRule="auto"/>
+        <w:jc w:val="both"/>
+        <w:rPr>
+          <w:sz w:val="24"/>
+          <w:szCs w:val="24"/>
+        </w:rPr>
+      </w:pPr>
+      <w:r>
+        <w:rPr>
+          <w:sz w:val="24"/>
+          <w:szCs w:val="24"/>
+        </w:rPr>
+        <w:t>Cilj projekta je bil izdelati laserski sledilni sistem, ki v realnem času zaznava oznake AprilTag in nanje usmeri laserski žarek prek nagibno-zasučnega mehanizma. Sistem je bil uspešno realiziran</w:t>
+      </w:r>
+      <w:r>
+        <w:rPr>
+          <w:sz w:val="24"/>
+          <w:szCs w:val="24"/>
+        </w:rPr>
+        <w:t xml:space="preserve">, </w:t>
+      </w:r>
+      <w:r>
+        <w:rPr>
+          <w:sz w:val="24"/>
+          <w:szCs w:val="24"/>
+        </w:rPr>
+        <w:t>kamera zaznava oznake, Python skripta izračuna njihove koordinate in jih posreduje mikrokrmilniku Arduino, ki ustrezno krmili oba servo motorja. Med izdelavo sem naletel na več praktičnih izzivov. Pri 3D tisku so bile mere nekaterih delov nepravilne, kar je povzročilo težave pri montaži: luknje za vijake so bile premajhne in nekateri deli so se zadevali ob stene ohišij, zato je bilo treba modele v programu Fusion 360 večkrat popraviti in dele natisniti znova. Zahtevna je bila tudi kalibracija sistema, saj laserski modul ni nameščen točno na osi kamere, kar povzroči sistematičen odmik žarka od središča zaznane oznake. Odmik sem delno odpravil z ročno nastavljenimi korekcijskimi vrednostmi v kodi, vendar popolne natančnosti ni mogoče doseči brez mehanske poravnave. Dodatno omejitev predstavlja tudi konstrukcijska zasnova, pri kateri celoten zgornji sklop sloni zgolj na prve</w:t>
+      </w:r>
+      <w:r>
+        <w:rPr>
+          <w:sz w:val="24"/>
+          <w:szCs w:val="24"/>
+        </w:rPr>
+        <w:t>m</w:t>
+      </w:r>
+      <w:r>
+        <w:rPr>
+          <w:sz w:val="24"/>
+          <w:szCs w:val="24"/>
+        </w:rPr>
+        <w:t xml:space="preserve"> servo motorj</w:t>
+      </w:r>
+      <w:r>
+        <w:rPr>
+          <w:sz w:val="24"/>
+          <w:szCs w:val="24"/>
+        </w:rPr>
+        <w:t>u</w:t>
+      </w:r>
+      <w:r>
+        <w:rPr>
+          <w:sz w:val="24"/>
+          <w:szCs w:val="24"/>
+        </w:rPr>
+        <w:t xml:space="preserve"> brez dodatnih opor, kar pri hitrejših premikih zmanjša stabilnost sistema. Kljub tem izzivom projekt deluje v skladu z zastavljenimi cilji in predstavlja dobro osnovo za nadaljnji razv</w:t>
+      </w:r>
+      <w:r>
+        <w:rPr>
+          <w:sz w:val="24"/>
+          <w:szCs w:val="24"/>
+        </w:rPr>
+        <w:t>oj.</w:t>
+      </w:r>
+    </w:p>
+    <w:p>
+      <w:pPr>
+        <w:spacing w:line="360" w:lineRule="auto"/>
+        <w:jc w:val="both"/>
+        <w:rPr>
+          <w:sz w:val="24"/>
+          <w:szCs w:val="24"/>
+        </w:rPr>
+      </w:pPr>
+    </w:p>
+    <w:p>
+      <w:pPr>
+        <w:spacing w:line="360" w:lineRule="auto"/>
+        <w:jc w:val="both"/>
+        <w:rPr>
+          <w:sz w:val="24"/>
+          <w:szCs w:val="24"/>
+        </w:rPr>
+      </w:pPr>
+    </w:p>
+    <w:p>
+      <w:pPr>
+        <w:pStyle w:val="Heading2"/>
+        <w:jc w:val="both"/>
+      </w:pPr>
+    </w:p>
+    <w:p>
+      <w:pPr>
+        <w:pStyle w:val="Heading2"/>
+        <w:jc w:val="both"/>
+      </w:pPr>
+    </w:p>
+    <w:p>
+      <w:pPr>
+        <w:jc w:val="both"/>
+      </w:pPr>
+    </w:p>
+    <w:p>
+      <w:pPr>
+        <w:pStyle w:val="Heading2"/>
+        <w:jc w:val="both"/>
+      </w:pPr>
+      <w:bookmarkStart w:id="19" w:name="_Toc227335427"/>
+      <w:r>
+        <w:lastRenderedPageBreak/>
+        <w:t xml:space="preserve">4. </w:t>
+      </w:r>
+      <w:r>
+        <w:t>VIRI IN LITERATURA</w:t>
+      </w:r>
       <w:bookmarkEnd w:id="19"/>
-    </w:p>
-    <w:p>
-      <w:pPr>
-        <w:spacing w:line="360" w:lineRule="auto"/>
-        <w:jc w:val="both"/>
-        <w:rPr>
-          <w:sz w:val="24"/>
-          <w:szCs w:val="24"/>
-        </w:rPr>
-      </w:pPr>
-      <w:r>
-        <w:rPr>
-          <w:sz w:val="24"/>
-          <w:szCs w:val="24"/>
-        </w:rPr>
-        <w:t>Cilj projekta je bil izdelati laserski sledilni sistem, ki v realnem času zaznava oznake AprilTag in nanje usmeri laserski žarek prek nagibno-zasučnega mehanizma. Sistem je bil uspešno realiziran</w:t>
-      </w:r>
-      <w:r>
-        <w:rPr>
-          <w:sz w:val="24"/>
-          <w:szCs w:val="24"/>
-        </w:rPr>
-        <w:t xml:space="preserve">, </w:t>
-      </w:r>
-      <w:r>
-        <w:rPr>
-          <w:sz w:val="24"/>
-          <w:szCs w:val="24"/>
-        </w:rPr>
-        <w:t>kamera zaznava oznake, Python skripta izračuna njihove koordinate in jih posreduje mikrokrmilniku Arduino, ki ustrezno krmili oba servo motorja. Med izdelavo sem naletel na več praktičnih izzivov. Pri 3D tisku so bile mere nekaterih delov nepravilne, kar je povzročilo težave pri montaži: luknje za vijake so bile premajhne in nekateri deli so se zadevali ob stene ohišij, zato je bilo treba modele v programu Fusion 360 večkrat popraviti in dele natisniti znova. Zahtevna je bila tudi kalibracija sistema, saj laserski modul ni nameščen točno na osi kamere, kar povzroči sistematičen odmik žarka od središča zaznane oznake. Odmik sem delno odpravil z ročno nastavljenimi korekcijskimi vrednostmi v kodi, vendar popolne natančnosti ni mogoče doseči brez mehanske poravnave. Dodatno omejitev predstavlja tudi konstrukcijska zasnova, pri kateri celoten zgornji sklop sloni zgolj na prve</w:t>
-      </w:r>
-      <w:r>
-        <w:rPr>
-          <w:sz w:val="24"/>
-          <w:szCs w:val="24"/>
-        </w:rPr>
-        <w:t>m</w:t>
-      </w:r>
-      <w:r>
-        <w:rPr>
-          <w:sz w:val="24"/>
-          <w:szCs w:val="24"/>
-        </w:rPr>
-        <w:t xml:space="preserve"> servo motorj</w:t>
-      </w:r>
-      <w:r>
-        <w:rPr>
-          <w:sz w:val="24"/>
-          <w:szCs w:val="24"/>
-        </w:rPr>
-        <w:t>u</w:t>
-      </w:r>
-      <w:r>
-        <w:rPr>
-          <w:sz w:val="24"/>
-          <w:szCs w:val="24"/>
-        </w:rPr>
-        <w:t xml:space="preserve"> brez dodatnih opor, kar pri hitrejših premikih zmanjša stabilnost sistema. Kljub tem izzivom projekt deluje v skladu z zastavljenimi cilji in predstavlja dobro osnovo za nadaljnji razv</w:t>
-      </w:r>
-      <w:r>
-        <w:rPr>
-          <w:sz w:val="24"/>
-          <w:szCs w:val="24"/>
-        </w:rPr>
-        <w:t>oj.</w:t>
-      </w:r>
-    </w:p>
-    <w:p>
-      <w:pPr>
-        <w:spacing w:line="360" w:lineRule="auto"/>
-        <w:jc w:val="both"/>
-        <w:rPr>
-          <w:sz w:val="24"/>
-          <w:szCs w:val="24"/>
-        </w:rPr>
-      </w:pPr>
-    </w:p>
-    <w:p>
-      <w:pPr>
-        <w:spacing w:line="360" w:lineRule="auto"/>
-        <w:jc w:val="both"/>
-        <w:rPr>
-          <w:sz w:val="24"/>
-          <w:szCs w:val="24"/>
-        </w:rPr>
-      </w:pPr>
-    </w:p>
-    <w:p>
-      <w:pPr>
-        <w:pStyle w:val="Heading2"/>
-      </w:pPr>
-    </w:p>
-    <w:p>
-      <w:pPr>
-        <w:pStyle w:val="Heading2"/>
-      </w:pPr>
-    </w:p>
-    <w:p/>
-    <w:p>
-      <w:pPr>
-        <w:pStyle w:val="Heading2"/>
-      </w:pPr>
-      <w:r>
-        <w:lastRenderedPageBreak/>
-        <w:t>VIRI IN LITERATURA</w:t>
-      </w:r>
     </w:p>
     <w:p>
       <w:pPr>
@@ -15428,6 +15685,12 @@
         </w:rPr>
         <w:t xml:space="preserve">: </w:t>
       </w:r>
+      <w:r>
+        <w:rPr>
+          <w:lang w:val="en-SI"/>
+        </w:rPr>
+        <w:br/>
+      </w:r>
       <w:hyperlink r:id="rId35" w:history="1">
         <w:r>
           <w:rPr>
@@ -15441,20 +15704,7 @@
         <w:rPr>
           <w:lang w:val="en-SI"/>
         </w:rPr>
-        <w:t xml:space="preserve"> </w:t>
-      </w:r>
-    </w:p>
-    <w:p>
-      <w:pPr>
-        <w:rPr>
-          <w:lang w:val="en-SI"/>
-        </w:rPr>
-      </w:pPr>
-      <w:r>
-        <w:rPr>
-          <w:lang w:val="en-SI"/>
-        </w:rPr>
-        <w:t>(</w:t>
+        <w:t xml:space="preserve"> (</w:t>
       </w:r>
       <w:r>
         <w:rPr>
@@ -15539,6 +15789,12 @@
           <w:lang w:val="en-SI"/>
         </w:rPr>
         <w:t xml:space="preserve">: </w:t>
+      </w:r>
+      <w:r>
+        <w:rPr>
+          <w:lang w:val="en-SI"/>
+        </w:rPr>
+        <w:br/>
       </w:r>
       <w:hyperlink r:id="rId36" w:history="1">
         <w:r>
@@ -15553,20 +15809,7 @@
         <w:rPr>
           <w:lang w:val="en-SI"/>
         </w:rPr>
-        <w:t xml:space="preserve"> </w:t>
-      </w:r>
-    </w:p>
-    <w:p>
-      <w:pPr>
-        <w:rPr>
-          <w:lang w:val="en-SI"/>
-        </w:rPr>
-      </w:pPr>
-      <w:r>
-        <w:rPr>
-          <w:lang w:val="en-SI"/>
-        </w:rPr>
-        <w:t>(</w:t>
+        <w:t xml:space="preserve"> (</w:t>
       </w:r>
       <w:r>
         <w:rPr>
@@ -15743,6 +15986,12 @@
         </w:rPr>
         <w:t xml:space="preserve">: </w:t>
       </w:r>
+      <w:r>
+        <w:rPr>
+          <w:lang w:val="en-SI"/>
+        </w:rPr>
+        <w:br/>
+      </w:r>
       <w:hyperlink r:id="rId38" w:history="1">
         <w:r>
           <w:rPr>
@@ -16173,6 +16422,12 @@
         </w:rPr>
         <w:t xml:space="preserve">: </w:t>
       </w:r>
+      <w:r>
+        <w:rPr>
+          <w:lang w:val="en-SI"/>
+        </w:rPr>
+        <w:br/>
+      </w:r>
       <w:hyperlink r:id="rId42" w:history="1">
         <w:r>
           <w:rPr>
@@ -16324,13 +16579,7 @@
         <w:rPr>
           <w:lang w:val="en-SI"/>
         </w:rPr>
-        <w:t xml:space="preserve"> </w:t>
-      </w:r>
-      <w:r>
-        <w:rPr>
-          <w:lang w:val="en-SI"/>
-        </w:rPr>
-        <w:t>(</w:t>
+        <w:t xml:space="preserve"> (</w:t>
       </w:r>
       <w:r>
         <w:rPr>
@@ -16371,6 +16620,7 @@
     </w:p>
     <w:p>
       <w:pPr>
+        <w:jc w:val="both"/>
         <w:sectPr>
           <w:footerReference w:type="default" r:id="rId44"/>
           <w:footerReference w:type="first" r:id="rId45"/>
@@ -16448,6 +16698,43 @@
           <w:sz w:val="24"/>
           <w:szCs w:val="24"/>
         </w:rPr>
+        <w:t>Datum: 17. 4. 2026</w:t>
+      </w:r>
+    </w:p>
+    <w:p>
+      <w:pPr>
+        <w:spacing w:line="360" w:lineRule="auto"/>
+        <w:jc w:val="both"/>
+        <w:rPr>
+          <w:sz w:val="24"/>
+          <w:szCs w:val="24"/>
+        </w:rPr>
+      </w:pPr>
+    </w:p>
+    <w:p>
+      <w:pPr>
+        <w:spacing w:line="360" w:lineRule="auto"/>
+        <w:jc w:val="both"/>
+        <w:rPr>
+          <w:sz w:val="24"/>
+          <w:szCs w:val="24"/>
+        </w:rPr>
+      </w:pPr>
+    </w:p>
+    <w:p>
+      <w:pPr>
+        <w:spacing w:line="360" w:lineRule="auto"/>
+        <w:jc w:val="both"/>
+        <w:rPr>
+          <w:sz w:val="24"/>
+          <w:szCs w:val="24"/>
+        </w:rPr>
+      </w:pPr>
+      <w:r>
+        <w:rPr>
+          <w:sz w:val="24"/>
+          <w:szCs w:val="24"/>
+        </w:rPr>
         <w:tab/>
       </w:r>
       <w:r>
@@ -16521,6 +16808,16 @@
         <w:tab/>
         <w:t xml:space="preserve">           </w:t>
       </w:r>
+    </w:p>
+    <w:p>
+      <w:pPr>
+        <w:spacing w:line="360" w:lineRule="auto"/>
+        <w:jc w:val="both"/>
+        <w:rPr>
+          <w:sz w:val="24"/>
+          <w:szCs w:val="24"/>
+        </w:rPr>
+      </w:pPr>
     </w:p>
     <w:p>
       <w:pPr>
@@ -16602,15 +16899,6 @@
     <w:pPr>
       <w:jc w:val="center"/>
     </w:pPr>
-    <w:r>
-      <w:t xml:space="preserve">Ljubljana, </w:t>
-    </w:r>
-    <w:r>
-      <w:t xml:space="preserve">april </w:t>
-    </w:r>
-    <w:r>
-      <w:t>2026</w:t>
-    </w:r>
   </w:p>
 </w:ftr>
 </file>
@@ -17616,6 +17904,7 @@
   <w:style w:type="character" w:default="1" w:styleId="DefaultParagraphFont">
     <w:name w:val="Default Paragraph Font"/>
     <w:uiPriority w:val="1"/>
+    <w:semiHidden/>
     <w:unhideWhenUsed/>
   </w:style>
   <w:style w:type="table" w:default="1" w:styleId="TableNormal">
